--- a/documents/Proposal Report.docx
+++ b/documents/Proposal Report.docx
@@ -3999,7 +3999,7 @@
           <w:szCs w:val="22"/>
           <w14:ligatures w14:val="standardContextual"/>
         </w:rPr>
-        <w:pict w14:anchorId="5CDE33B7">
+        <w:pict w14:anchorId="348BD823">
           <v:rect id="_x0000_i1025" style="width:0;height:1.5pt" o:hralign="center" o:hrstd="t" o:hr="t" fillcolor="#a0a0a0" stroked="f"/>
         </w:pict>
       </w:r>
@@ -5467,7 +5467,16 @@
           <w:sz w:val="22"/>
           <w:szCs w:val="22"/>
         </w:rPr>
-        <w:t>The system generates a unique Booking ID and updates the corresponding room status to "Unavailable / Reserved."</w:t>
+        <w:t>U</w:t>
+      </w:r>
+      <w:r>
+        <w:rPr>
+          <w:rFonts w:ascii="CMU Serif Roman" w:hAnsi="CMU Serif Roman" w:cs="CMU Serif Roman"/>
+          <w:color w:val="000000"/>
+          <w:sz w:val="22"/>
+          <w:szCs w:val="22"/>
+        </w:rPr>
+        <w:t>pon check-in, the booking status is updated to "Currently Staying." Upon check-out, the room status is updated to "Available."</w:t>
       </w:r>
     </w:p>
     <w:p>
@@ -6557,7 +6566,18 @@
           <w:sz w:val="22"/>
           <w:szCs w:val="22"/>
         </w:rPr>
-        <w:t>Module : Billing &amp; Payment Management</w:t>
+        <w:t xml:space="preserve">Module : </w:t>
+      </w:r>
+      <w:r>
+        <w:rPr>
+          <w:rFonts w:ascii="CMU Serif Roman" w:hAnsi="CMU Serif Roman" w:cs="CMU Serif Roman"/>
+          <w:b/>
+          <w:bCs/>
+          <w:color w:val="000000"/>
+          <w:sz w:val="22"/>
+          <w:szCs w:val="22"/>
+        </w:rPr>
+        <w:t>Pet care &amp; Daily Reporting</w:t>
       </w:r>
     </w:p>
     <w:p>
@@ -7731,7 +7751,7 @@
           <w:sz w:val="22"/>
           <w:szCs w:val="22"/>
         </w:rPr>
-        <w:t xml:space="preserve">Manager / Gneneral Staff </w:t>
+        <w:t xml:space="preserve">Manager / Gneral Staff </w:t>
       </w:r>
     </w:p>
     <w:p>
@@ -8040,7 +8060,29 @@
           <w:sz w:val="22"/>
           <w:szCs w:val="22"/>
         </w:rPr>
-        <w:t>Busniess Overview Dashboard</w:t>
+        <w:t>Busi</w:t>
+      </w:r>
+      <w:r>
+        <w:rPr>
+          <w:rFonts w:ascii="CMU Serif Roman" w:hAnsi="CMU Serif Roman" w:cs="CMU Serif Roman"/>
+          <w:b/>
+          <w:bCs/>
+          <w:color w:val="000000"/>
+          <w:sz w:val="22"/>
+          <w:szCs w:val="22"/>
+        </w:rPr>
+        <w:t>n</w:t>
+      </w:r>
+      <w:r>
+        <w:rPr>
+          <w:rFonts w:ascii="CMU Serif Roman" w:hAnsi="CMU Serif Roman" w:cs="CMU Serif Roman"/>
+          <w:b/>
+          <w:bCs/>
+          <w:color w:val="000000"/>
+          <w:sz w:val="22"/>
+          <w:szCs w:val="22"/>
+        </w:rPr>
+        <w:t>ess Overview Dashboard</w:t>
       </w:r>
     </w:p>
     <w:p>
@@ -8878,7 +8920,25 @@
           <w:sz w:val="22"/>
           <w:szCs w:val="22"/>
         </w:rPr>
-        <w:t xml:space="preserve"> The staff member possesses a valid user acount and password.</w:t>
+        <w:t xml:space="preserve"> The staff member possesses a valid user ac</w:t>
+      </w:r>
+      <w:r>
+        <w:rPr>
+          <w:rFonts w:ascii="CMU Serif Roman" w:hAnsi="CMU Serif Roman" w:cs="CMU Serif Roman"/>
+          <w:color w:val="000000"/>
+          <w:sz w:val="22"/>
+          <w:szCs w:val="22"/>
+        </w:rPr>
+        <w:t>c</w:t>
+      </w:r>
+      <w:r>
+        <w:rPr>
+          <w:rFonts w:ascii="CMU Serif Roman" w:hAnsi="CMU Serif Roman" w:cs="CMU Serif Roman"/>
+          <w:color w:val="000000"/>
+          <w:sz w:val="22"/>
+          <w:szCs w:val="22"/>
+        </w:rPr>
+        <w:t>ount and password.</w:t>
       </w:r>
     </w:p>
     <w:p>
@@ -9846,7 +9906,29 @@
           <w:sz w:val="22"/>
           <w:szCs w:val="22"/>
         </w:rPr>
-        <w:t xml:space="preserve">User Account &amp; Porfile Management </w:t>
+        <w:t>User Account &amp; Pr</w:t>
+      </w:r>
+      <w:r>
+        <w:rPr>
+          <w:rFonts w:ascii="CMU Serif Roman" w:hAnsi="CMU Serif Roman" w:cs="CMU Serif Roman"/>
+          <w:b/>
+          <w:bCs/>
+          <w:color w:val="000000"/>
+          <w:sz w:val="22"/>
+          <w:szCs w:val="22"/>
+        </w:rPr>
+        <w:t>o</w:t>
+      </w:r>
+      <w:r>
+        <w:rPr>
+          <w:rFonts w:ascii="CMU Serif Roman" w:hAnsi="CMU Serif Roman" w:cs="CMU Serif Roman"/>
+          <w:b/>
+          <w:bCs/>
+          <w:color w:val="000000"/>
+          <w:sz w:val="22"/>
+          <w:szCs w:val="22"/>
+        </w:rPr>
+        <w:t xml:space="preserve">file Management </w:t>
       </w:r>
     </w:p>
     <w:p>
@@ -11096,6 +11178,75 @@
         </w:rPr>
         <w:t>The system logs the notification status as either "Sent" or "Read," and the pet owner may review the full notification history at any time.</w:t>
       </w:r>
+    </w:p>
+    <w:p>
+      <w:pPr>
+        <w:spacing w:before="240" w:after="0" w:line="240" w:lineRule="auto"/>
+        <w:jc w:val="thaiDistribute"/>
+        <w:rPr>
+          <w:rFonts w:ascii="CMU Serif Roman" w:eastAsia="Times New Roman" w:hAnsi="CMU Serif Roman" w:cs="CMU Serif Roman"/>
+          <w:b/>
+          <w:bCs/>
+          <w:color w:val="000000"/>
+          <w:kern w:val="0"/>
+          <w:sz w:val="22"/>
+          <w:szCs w:val="22"/>
+          <w14:ligatures w14:val="none"/>
+        </w:rPr>
+      </w:pPr>
+      <w:r>
+        <w:rPr>
+          <w:rFonts w:ascii="CMU Serif Roman" w:eastAsia="Times New Roman" w:hAnsi="CMU Serif Roman" w:cs="CMU Serif Roman"/>
+          <w:b/>
+          <w:bCs/>
+          <w:color w:val="000000"/>
+          <w:kern w:val="0"/>
+          <w:sz w:val="22"/>
+          <w:szCs w:val="22"/>
+          <w14:ligatures w14:val="none"/>
+        </w:rPr>
+        <w:t xml:space="preserve">2.1 </w:t>
+      </w:r>
+      <w:r>
+        <w:rPr>
+          <w:rFonts w:ascii="CMU Serif Roman" w:eastAsia="Times New Roman" w:hAnsi="CMU Serif Roman" w:cs="CMU Serif Roman"/>
+          <w:b/>
+          <w:bCs/>
+          <w:color w:val="000000"/>
+          <w:kern w:val="0"/>
+          <w:sz w:val="22"/>
+          <w:szCs w:val="22"/>
+          <w14:ligatures w14:val="none"/>
+        </w:rPr>
+        <w:t>Functional Requirements</w:t>
+      </w:r>
+    </w:p>
+    <w:p>
+      <w:pPr>
+        <w:spacing w:before="240" w:after="0" w:line="240" w:lineRule="auto"/>
+        <w:jc w:val="thaiDistribute"/>
+        <w:rPr>
+          <w:rFonts w:ascii="CMU Serif Roman" w:hAnsi="CMU Serif Roman" w:cs="CMU Serif Roman"/>
+          <w:color w:val="000000"/>
+          <w:sz w:val="22"/>
+          <w:szCs w:val="22"/>
+          <w:lang w:val="en-US"/>
+        </w:rPr>
+      </w:pPr>
+    </w:p>
+    <w:p>
+      <w:pPr>
+        <w:pStyle w:val="ListParagraph"/>
+        <w:spacing w:before="240" w:after="0" w:line="240" w:lineRule="auto"/>
+        <w:ind w:left="1080"/>
+        <w:jc w:val="thaiDistribute"/>
+        <w:rPr>
+          <w:rFonts w:ascii="CMU Serif Roman" w:hAnsi="CMU Serif Roman" w:cs="CMU Serif Roman"/>
+          <w:color w:val="000000"/>
+          <w:sz w:val="22"/>
+          <w:szCs w:val="22"/>
+        </w:rPr>
+      </w:pPr>
     </w:p>
     <w:p>
       <w:pPr>

--- a/documents/Proposal Report.docx
+++ b/documents/Proposal Report.docx
@@ -92,7 +92,7 @@
     </w:p>
     <w:p>
       <w:pPr>
-        <w:spacing w:before="360" w:after="360" w:line="240" w:lineRule="auto"/>
+        <w:spacing w:before="360" w:after="360"/>
         <w:ind w:right="4"/>
         <w:jc w:val="center"/>
         <w:rPr>
@@ -120,7 +120,7 @@
     </w:p>
     <w:p>
       <w:pPr>
-        <w:spacing w:before="360" w:after="360" w:line="240" w:lineRule="auto"/>
+        <w:spacing w:before="360" w:after="360"/>
         <w:ind w:right="4"/>
         <w:jc w:val="center"/>
         <w:rPr>
@@ -815,14 +815,13 @@
         <w:pBdr>
           <w:bottom w:val="single" w:sz="4" w:space="1" w:color="000000" w:themeColor="text1"/>
         </w:pBdr>
-        <w:spacing w:after="240" w:line="240" w:lineRule="auto"/>
+        <w:spacing w:after="240"/>
         <w:ind w:right="6"/>
         <w:rPr>
           <w:rFonts w:ascii="CMU Serif Roman" w:hAnsi="CMU Serif Roman" w:cs="CMU Serif Roman"/>
           <w:b/>
           <w:bCs/>
           <w:color w:val="000000" w:themeColor="text1"/>
-          <w:szCs w:val="24"/>
           <w:cs/>
           <w:lang w:val="en-US"/>
         </w:rPr>
@@ -833,10 +832,8 @@
           <w:b/>
           <w:bCs/>
           <w:color w:val="000000" w:themeColor="text1"/>
-          <w:szCs w:val="24"/>
           <w:lang w:val="en-US"/>
         </w:rPr>
-        <w:lastRenderedPageBreak/>
         <w:t>Table of Contents</w:t>
       </w:r>
     </w:p>
@@ -1350,6 +1347,7 @@
                 <w:b/>
                 <w:bCs/>
               </w:rPr>
+              <w:lastRenderedPageBreak/>
               <w:t>4. Framing the Problem</w:t>
             </w:r>
           </w:p>
@@ -2814,7 +2812,6 @@
               <w:rPr>
                 <w:rFonts w:ascii="CMU Serif Roman" w:hAnsi="CMU Serif Roman" w:cs="CMU Serif Roman"/>
               </w:rPr>
-              <w:lastRenderedPageBreak/>
               <w:t xml:space="preserve">    8.3 Time Resources</w:t>
             </w:r>
           </w:p>
@@ -3273,7 +3270,7 @@
     </w:tbl>
     <w:p>
       <w:pPr>
-        <w:spacing w:after="120" w:line="240" w:lineRule="auto"/>
+        <w:spacing w:after="120"/>
         <w:ind w:right="6"/>
         <w:rPr>
           <w:rFonts w:ascii="CMU Serif Roman" w:hAnsi="CMU Serif Roman" w:cs="CMU Serif Roman"/>
@@ -3287,7 +3284,7 @@
     </w:p>
     <w:p>
       <w:pPr>
-        <w:spacing w:after="120" w:line="240" w:lineRule="auto"/>
+        <w:spacing w:after="120"/>
         <w:ind w:right="6"/>
         <w:rPr>
           <w:rFonts w:ascii="CMU Serif Roman" w:hAnsi="CMU Serif Roman" w:cs="CMU Serif Roman"/>
@@ -3301,7 +3298,7 @@
     </w:p>
     <w:p>
       <w:pPr>
-        <w:spacing w:after="120" w:line="240" w:lineRule="auto"/>
+        <w:spacing w:after="120"/>
         <w:ind w:right="6"/>
         <w:rPr>
           <w:rFonts w:ascii="CMU Serif Roman" w:hAnsi="CMU Serif Roman" w:cs="CMU Serif Roman"/>
@@ -3315,7 +3312,7 @@
     </w:p>
     <w:p>
       <w:pPr>
-        <w:spacing w:after="120" w:line="240" w:lineRule="auto"/>
+        <w:spacing w:after="120"/>
         <w:ind w:right="6"/>
         <w:rPr>
           <w:rFonts w:ascii="CMU Serif Roman" w:hAnsi="CMU Serif Roman" w:cs="CMU Serif Roman"/>
@@ -3329,7 +3326,7 @@
     </w:p>
     <w:p>
       <w:pPr>
-        <w:spacing w:after="120" w:line="240" w:lineRule="auto"/>
+        <w:spacing w:after="120"/>
         <w:ind w:right="6"/>
         <w:rPr>
           <w:rFonts w:ascii="CMU Serif Roman" w:hAnsi="CMU Serif Roman" w:cs="CMU Serif Roman"/>
@@ -3343,7 +3340,7 @@
     </w:p>
     <w:p>
       <w:pPr>
-        <w:spacing w:after="120" w:line="240" w:lineRule="auto"/>
+        <w:spacing w:after="120"/>
         <w:ind w:right="6"/>
         <w:rPr>
           <w:rFonts w:ascii="CMU Serif Roman" w:hAnsi="CMU Serif Roman" w:cs="CMU Serif Roman"/>
@@ -3357,7 +3354,7 @@
     </w:p>
     <w:p>
       <w:pPr>
-        <w:spacing w:after="120" w:line="240" w:lineRule="auto"/>
+        <w:spacing w:after="120"/>
         <w:ind w:right="6"/>
         <w:rPr>
           <w:rFonts w:ascii="CMU Serif Roman" w:hAnsi="CMU Serif Roman" w:cs="CMU Serif Roman"/>
@@ -3371,7 +3368,7 @@
     </w:p>
     <w:p>
       <w:pPr>
-        <w:spacing w:after="120" w:line="240" w:lineRule="auto"/>
+        <w:spacing w:after="120"/>
         <w:ind w:right="6"/>
         <w:rPr>
           <w:rFonts w:ascii="CMU Serif Roman" w:hAnsi="CMU Serif Roman" w:cs="CMU Serif Roman"/>
@@ -3385,7 +3382,7 @@
     </w:p>
     <w:p>
       <w:pPr>
-        <w:spacing w:after="120" w:line="240" w:lineRule="auto"/>
+        <w:spacing w:after="120"/>
         <w:ind w:right="6"/>
         <w:rPr>
           <w:rFonts w:ascii="CMU Serif Roman" w:hAnsi="CMU Serif Roman" w:cs="CMU Serif Roman"/>
@@ -3399,7 +3396,7 @@
     </w:p>
     <w:p>
       <w:pPr>
-        <w:spacing w:after="120" w:line="240" w:lineRule="auto"/>
+        <w:spacing w:after="120"/>
         <w:ind w:right="6"/>
         <w:rPr>
           <w:rFonts w:ascii="CMU Serif Roman" w:hAnsi="CMU Serif Roman" w:cs="CMU Serif Roman"/>
@@ -3413,7 +3410,7 @@
     </w:p>
     <w:p>
       <w:pPr>
-        <w:spacing w:after="120" w:line="240" w:lineRule="auto"/>
+        <w:spacing w:after="120"/>
         <w:ind w:right="6"/>
         <w:rPr>
           <w:rFonts w:ascii="CMU Serif Roman" w:hAnsi="CMU Serif Roman" w:cs="CMU Serif Roman"/>
@@ -3427,7 +3424,7 @@
     </w:p>
     <w:p>
       <w:pPr>
-        <w:spacing w:after="120" w:line="240" w:lineRule="auto"/>
+        <w:spacing w:after="120"/>
         <w:ind w:right="6"/>
         <w:rPr>
           <w:rFonts w:ascii="CMU Serif Roman" w:hAnsi="CMU Serif Roman" w:cs="CMU Serif Roman"/>
@@ -3441,7 +3438,7 @@
     </w:p>
     <w:p>
       <w:pPr>
-        <w:spacing w:after="120" w:line="240" w:lineRule="auto"/>
+        <w:spacing w:after="120"/>
         <w:ind w:right="6"/>
         <w:rPr>
           <w:rFonts w:ascii="CMU Serif Roman" w:hAnsi="CMU Serif Roman" w:cs="CMU Serif Roman"/>
@@ -3455,7 +3452,7 @@
     </w:p>
     <w:p>
       <w:pPr>
-        <w:spacing w:after="120" w:line="240" w:lineRule="auto"/>
+        <w:spacing w:after="120"/>
         <w:ind w:right="6"/>
         <w:rPr>
           <w:rFonts w:ascii="CMU Serif Roman" w:hAnsi="CMU Serif Roman" w:cs="CMU Serif Roman"/>
@@ -3469,7 +3466,7 @@
     </w:p>
     <w:p>
       <w:pPr>
-        <w:spacing w:after="120" w:line="240" w:lineRule="auto"/>
+        <w:spacing w:after="120"/>
         <w:ind w:right="6"/>
         <w:rPr>
           <w:rFonts w:ascii="CMU Serif Roman" w:hAnsi="CMU Serif Roman" w:cs="CMU Serif Roman"/>
@@ -3483,7 +3480,7 @@
     </w:p>
     <w:p>
       <w:pPr>
-        <w:spacing w:after="120" w:line="240" w:lineRule="auto"/>
+        <w:spacing w:after="120"/>
         <w:ind w:right="6"/>
         <w:rPr>
           <w:rFonts w:ascii="CMU Serif Roman" w:hAnsi="CMU Serif Roman" w:cs="CMU Serif Roman"/>
@@ -3497,7 +3494,7 @@
     </w:p>
     <w:p>
       <w:pPr>
-        <w:spacing w:after="120" w:line="240" w:lineRule="auto"/>
+        <w:spacing w:after="120"/>
         <w:ind w:right="6"/>
         <w:rPr>
           <w:rFonts w:ascii="CMU Serif Roman" w:hAnsi="CMU Serif Roman" w:cs="CMU Serif Roman"/>
@@ -3511,7 +3508,7 @@
     </w:p>
     <w:p>
       <w:pPr>
-        <w:spacing w:after="120" w:line="240" w:lineRule="auto"/>
+        <w:spacing w:after="120"/>
         <w:ind w:right="6"/>
         <w:rPr>
           <w:rFonts w:ascii="CMU Serif Roman" w:hAnsi="CMU Serif Roman" w:cs="CMU Serif Roman"/>
@@ -3525,7 +3522,7 @@
     </w:p>
     <w:p>
       <w:pPr>
-        <w:spacing w:after="120" w:line="240" w:lineRule="auto"/>
+        <w:spacing w:after="120"/>
         <w:ind w:right="6"/>
         <w:rPr>
           <w:rFonts w:ascii="CMU Serif Roman" w:hAnsi="CMU Serif Roman" w:cs="CMU Serif Roman"/>
@@ -3539,7 +3536,7 @@
     </w:p>
     <w:p>
       <w:pPr>
-        <w:spacing w:after="120" w:line="240" w:lineRule="auto"/>
+        <w:spacing w:after="120"/>
         <w:ind w:right="6"/>
         <w:rPr>
           <w:rFonts w:ascii="CMU Serif Roman" w:hAnsi="CMU Serif Roman" w:cs="CMU Serif Roman"/>
@@ -3553,7 +3550,7 @@
     </w:p>
     <w:p>
       <w:pPr>
-        <w:spacing w:after="120" w:line="240" w:lineRule="auto"/>
+        <w:spacing w:after="120"/>
         <w:ind w:right="6"/>
         <w:rPr>
           <w:rFonts w:ascii="CMU Serif Roman" w:hAnsi="CMU Serif Roman" w:cs="CMU Serif Roman"/>
@@ -3567,7 +3564,7 @@
     </w:p>
     <w:p>
       <w:pPr>
-        <w:spacing w:after="120" w:line="240" w:lineRule="auto"/>
+        <w:spacing w:after="120"/>
         <w:ind w:right="6"/>
         <w:rPr>
           <w:rFonts w:ascii="CMU Serif Roman" w:hAnsi="CMU Serif Roman" w:cs="CMU Serif Roman"/>
@@ -3581,6 +3578,7 @@
     </w:p>
     <w:p>
       <w:pPr>
+        <w:spacing w:after="160" w:line="278" w:lineRule="auto"/>
         <w:rPr>
           <w:rFonts w:ascii="CMU Serif Roman" w:hAnsi="CMU Serif Roman" w:cs="CMU Serif Roman"/>
           <w:b/>
@@ -3959,7 +3957,7 @@
         <w:pStyle w:val="NormalWeb"/>
         <w:jc w:val="thaiDistribute"/>
         <w:rPr>
-          <w:rFonts w:ascii="CMU Serif Roman" w:hAnsi="CMU Serif Roman" w:cs="CMU Serif Roman" w:hint="cs"/>
+          <w:rFonts w:ascii="CMU Serif Roman" w:hAnsi="CMU Serif Roman" w:cs="CMU Serif Roman"/>
           <w:color w:val="000000"/>
           <w:sz w:val="22"/>
           <w:szCs w:val="22"/>
@@ -3993,15 +3991,11 @@
           <w:rFonts w:ascii="CMU Serif Roman" w:hAnsi="CMU Serif Roman" w:cs="CMU Serif Roman"/>
           <w:b/>
           <w:bCs/>
-          <w:noProof/>
-          <w:color w:val="000000"/>
-          <w:sz w:val="22"/>
-          <w:szCs w:val="22"/>
-          <w14:ligatures w14:val="standardContextual"/>
-        </w:rPr>
-        <w:pict w14:anchorId="348BD823">
-          <v:rect id="_x0000_i1025" style="width:0;height:1.5pt" o:hralign="center" o:hrstd="t" o:hr="t" fillcolor="#a0a0a0" stroked="f"/>
-        </w:pict>
+          <w:color w:val="000000"/>
+          <w:sz w:val="22"/>
+          <w:szCs w:val="22"/>
+        </w:rPr>
+        <w:t>1.3 Proposed Technology Stack</w:t>
       </w:r>
     </w:p>
     <w:p>
@@ -4010,36 +4004,20 @@
         <w:jc w:val="thaiDistribute"/>
         <w:rPr>
           <w:rFonts w:ascii="CMU Serif Roman" w:hAnsi="CMU Serif Roman" w:cs="CMU Serif Roman"/>
-          <w:b/>
-          <w:bCs/>
-          <w:color w:val="000000"/>
-          <w:sz w:val="22"/>
-          <w:szCs w:val="22"/>
-        </w:rPr>
-      </w:pPr>
-      <w:r>
-        <w:rPr>
-          <w:rFonts w:ascii="CMU Serif Roman" w:hAnsi="CMU Serif Roman" w:cs="CMU Serif Roman"/>
-          <w:b/>
-          <w:bCs/>
-          <w:color w:val="000000"/>
-          <w:sz w:val="22"/>
-          <w:szCs w:val="22"/>
-        </w:rPr>
-        <w:t>1.3 Proposed Technology Stack</w:t>
-      </w:r>
-    </w:p>
-    <w:p>
-      <w:pPr>
-        <w:pStyle w:val="NormalWeb"/>
-        <w:jc w:val="thaiDistribute"/>
-        <w:rPr>
-          <w:rFonts w:ascii="CMU Serif Roman" w:hAnsi="CMU Serif Roman" w:cs="CMU Serif Roman"/>
-          <w:color w:val="000000"/>
-          <w:sz w:val="22"/>
-          <w:szCs w:val="22"/>
-        </w:rPr>
-      </w:pPr>
+          <w:color w:val="000000"/>
+          <w:sz w:val="22"/>
+          <w:szCs w:val="22"/>
+        </w:rPr>
+      </w:pPr>
+      <w:r>
+        <w:rPr>
+          <w:rFonts w:ascii="CMU Serif Roman" w:hAnsi="CMU Serif Roman" w:cs="CMU Serif Roman"/>
+          <w:color w:val="000000"/>
+          <w:sz w:val="22"/>
+          <w:szCs w:val="22"/>
+        </w:rPr>
+        <w:t xml:space="preserve">To ensure the successful development of the Pet Hotel Management System and to maintain strict adherence to academic requirements, the project employs a streamlined, database-centric </w:t>
+      </w:r>
       <w:r>
         <w:rPr>
           <w:rFonts w:ascii="CMU Serif Roman" w:hAnsi="CMU Serif Roman" w:cs="CMU Serif Roman"/>
@@ -4048,7 +4026,7 @@
           <w:szCs w:val="22"/>
         </w:rPr>
         <w:lastRenderedPageBreak/>
-        <w:t>To ensure the successful development of the Pet Hotel Management System and to maintain strict adherence to academic requirements, the project employs a streamlined, database-centric technology stack. The selected tools prioritize explicit SQL execution, efficient server-side rendering, and effective team collaboration.</w:t>
+        <w:t>technology stack. The selected tools prioritize explicit SQL execution, efficient server-side rendering, and effective team collaboration.</w:t>
       </w:r>
     </w:p>
     <w:p>
@@ -4413,89 +4391,46 @@
     </w:p>
     <w:p>
       <w:pPr>
-        <w:rPr>
-          <w:rFonts w:ascii="CMU Serif Roman" w:eastAsia="Times New Roman" w:hAnsi="CMU Serif Roman" w:cs="CMU Serif Roman"/>
-          <w:b/>
-          <w:bCs/>
-          <w:color w:val="000000"/>
-          <w:kern w:val="0"/>
-          <w:sz w:val="22"/>
-          <w:szCs w:val="22"/>
-          <w14:ligatures w14:val="none"/>
-        </w:rPr>
-      </w:pPr>
-      <w:r>
-        <w:rPr>
-          <w:rFonts w:ascii="CMU Serif Roman" w:eastAsia="Times New Roman" w:hAnsi="CMU Serif Roman" w:cs="CMU Serif Roman"/>
-          <w:b/>
-          <w:bCs/>
-          <w:color w:val="000000"/>
-          <w:kern w:val="0"/>
-          <w:sz w:val="22"/>
-          <w:szCs w:val="22"/>
-          <w14:ligatures w14:val="none"/>
-        </w:rPr>
-        <w:t>2</w:t>
-      </w:r>
-      <w:r>
-        <w:rPr>
-          <w:rFonts w:ascii="CMU Serif Roman" w:eastAsia="Times New Roman" w:hAnsi="CMU Serif Roman" w:cs="CMU Serif Roman"/>
-          <w:b/>
-          <w:bCs/>
-          <w:color w:val="000000"/>
-          <w:kern w:val="0"/>
-          <w:sz w:val="22"/>
-          <w:szCs w:val="22"/>
-          <w14:ligatures w14:val="none"/>
-        </w:rPr>
-        <w:t>.</w:t>
-      </w:r>
-      <w:r>
-        <w:rPr>
-          <w:rFonts w:ascii="CMU Serif Roman" w:eastAsia="Times New Roman" w:hAnsi="CMU Serif Roman" w:cs="CMU Serif Roman"/>
-          <w:b/>
-          <w:bCs/>
-          <w:color w:val="000000"/>
-          <w:kern w:val="0"/>
-          <w:sz w:val="22"/>
-          <w:szCs w:val="22"/>
-          <w14:ligatures w14:val="none"/>
-        </w:rPr>
-        <w:t>1</w:t>
-      </w:r>
-      <w:r>
-        <w:rPr>
-          <w:rFonts w:ascii="CMU Serif Roman" w:eastAsia="Times New Roman" w:hAnsi="CMU Serif Roman" w:cs="CMU Serif Roman"/>
-          <w:b/>
-          <w:bCs/>
-          <w:color w:val="000000"/>
-          <w:kern w:val="0"/>
-          <w:sz w:val="22"/>
-          <w:szCs w:val="22"/>
-          <w14:ligatures w14:val="none"/>
-        </w:rPr>
-        <w:t xml:space="preserve"> Stakeholders and Their Roles</w:t>
-      </w:r>
-    </w:p>
-    <w:p>
-      <w:pPr>
-        <w:rPr>
-          <w:rFonts w:ascii="CMU Serif Roman" w:eastAsia="Times New Roman" w:hAnsi="CMU Serif Roman" w:cs="CMU Serif Roman"/>
-          <w:color w:val="000000"/>
-          <w:kern w:val="0"/>
-          <w:sz w:val="22"/>
-          <w:szCs w:val="22"/>
-          <w14:ligatures w14:val="none"/>
-        </w:rPr>
-      </w:pPr>
-      <w:r>
-        <w:rPr>
-          <w:rFonts w:ascii="CMU Serif Roman" w:eastAsia="Times New Roman" w:hAnsi="CMU Serif Roman" w:cs="CMU Serif Roman"/>
-          <w:color w:val="000000"/>
-          <w:kern w:val="0"/>
-          <w:sz w:val="22"/>
-          <w:szCs w:val="22"/>
-          <w14:ligatures w14:val="none"/>
+        <w:spacing w:after="160" w:line="278" w:lineRule="auto"/>
+        <w:jc w:val="thaiDistribute"/>
+        <w:rPr>
+          <w:rFonts w:ascii="CMU Serif Roman" w:hAnsi="CMU Serif Roman" w:cs="CMU Serif Roman"/>
+          <w:b/>
+          <w:bCs/>
+          <w:color w:val="000000"/>
+          <w:sz w:val="22"/>
+          <w:szCs w:val="22"/>
+        </w:rPr>
+      </w:pPr>
+      <w:r>
+        <w:rPr>
+          <w:rFonts w:ascii="CMU Serif Roman" w:hAnsi="CMU Serif Roman" w:cs="CMU Serif Roman"/>
+          <w:b/>
+          <w:bCs/>
+          <w:color w:val="000000"/>
+          <w:sz w:val="22"/>
+          <w:szCs w:val="22"/>
+        </w:rPr>
+        <w:t>2.1 Stakeholders and Their Roles</w:t>
+      </w:r>
+    </w:p>
+    <w:p>
+      <w:pPr>
+        <w:spacing w:after="160" w:line="278" w:lineRule="auto"/>
+        <w:jc w:val="thaiDistribute"/>
+        <w:rPr>
+          <w:rFonts w:ascii="CMU Serif Roman" w:hAnsi="CMU Serif Roman" w:cs="CMU Serif Roman"/>
+          <w:color w:val="000000"/>
+          <w:sz w:val="22"/>
+          <w:szCs w:val="22"/>
+        </w:rPr>
+      </w:pPr>
+      <w:r>
+        <w:rPr>
+          <w:rFonts w:ascii="CMU Serif Roman" w:hAnsi="CMU Serif Roman" w:cs="CMU Serif Roman"/>
+          <w:color w:val="000000"/>
+          <w:sz w:val="22"/>
+          <w:szCs w:val="22"/>
         </w:rPr>
         <w:t>To accurately capture the system's functional and non-functional requirements, it is crucial to identify the individuals and groups who will interact directly with the database application. The system defines the following primary stakeholders and their respective roles:</w:t>
       </w:r>
@@ -4506,36 +4441,32 @@
           <w:ilvl w:val="0"/>
           <w:numId w:val="38"/>
         </w:numPr>
-        <w:rPr>
-          <w:rFonts w:ascii="CMU Serif Roman" w:eastAsia="Times New Roman" w:hAnsi="CMU Serif Roman" w:cs="CMU Serif Roman"/>
-          <w:color w:val="000000"/>
-          <w:kern w:val="0"/>
-          <w:sz w:val="22"/>
-          <w:szCs w:val="22"/>
-          <w14:ligatures w14:val="none"/>
-        </w:rPr>
-      </w:pPr>
-      <w:r>
-        <w:rPr>
-          <w:rFonts w:ascii="CMU Serif Roman" w:eastAsia="Times New Roman" w:hAnsi="CMU Serif Roman" w:cs="CMU Serif Roman"/>
-          <w:b/>
-          <w:bCs/>
-          <w:color w:val="000000"/>
-          <w:kern w:val="0"/>
-          <w:sz w:val="22"/>
-          <w:szCs w:val="22"/>
-          <w14:ligatures w14:val="none"/>
+        <w:spacing w:after="160" w:line="278" w:lineRule="auto"/>
+        <w:jc w:val="thaiDistribute"/>
+        <w:rPr>
+          <w:rFonts w:ascii="CMU Serif Roman" w:hAnsi="CMU Serif Roman" w:cs="CMU Serif Roman"/>
+          <w:color w:val="000000"/>
+          <w:sz w:val="22"/>
+          <w:szCs w:val="22"/>
+        </w:rPr>
+      </w:pPr>
+      <w:r>
+        <w:rPr>
+          <w:rFonts w:ascii="CMU Serif Roman" w:hAnsi="CMU Serif Roman" w:cs="CMU Serif Roman"/>
+          <w:b/>
+          <w:bCs/>
+          <w:color w:val="000000"/>
+          <w:sz w:val="22"/>
+          <w:szCs w:val="22"/>
         </w:rPr>
         <w:t>Pet Owner (Customer):</w:t>
       </w:r>
       <w:r>
         <w:rPr>
-          <w:rFonts w:ascii="CMU Serif Roman" w:eastAsia="Times New Roman" w:hAnsi="CMU Serif Roman" w:cs="CMU Serif Roman"/>
-          <w:color w:val="000000"/>
-          <w:kern w:val="0"/>
-          <w:sz w:val="22"/>
-          <w:szCs w:val="22"/>
-          <w14:ligatures w14:val="none"/>
+          <w:rFonts w:ascii="CMU Serif Roman" w:hAnsi="CMU Serif Roman" w:cs="CMU Serif Roman"/>
+          <w:color w:val="000000"/>
+          <w:sz w:val="22"/>
+          <w:szCs w:val="22"/>
         </w:rPr>
         <w:t> The primary client utilizing the boarding services. Their system interactions include registering their account, managing pet profiles (specifically verifying medical and vaccination records), making room reservations, selecting add-on services, and reviewing daily pet care reports generated by staff.</w:t>
       </w:r>
@@ -4546,36 +4477,32 @@
           <w:ilvl w:val="0"/>
           <w:numId w:val="38"/>
         </w:numPr>
-        <w:rPr>
-          <w:rFonts w:ascii="CMU Serif Roman" w:eastAsia="Times New Roman" w:hAnsi="CMU Serif Roman" w:cs="CMU Serif Roman"/>
-          <w:color w:val="000000"/>
-          <w:kern w:val="0"/>
-          <w:sz w:val="22"/>
-          <w:szCs w:val="22"/>
-          <w14:ligatures w14:val="none"/>
-        </w:rPr>
-      </w:pPr>
-      <w:r>
-        <w:rPr>
-          <w:rFonts w:ascii="CMU Serif Roman" w:eastAsia="Times New Roman" w:hAnsi="CMU Serif Roman" w:cs="CMU Serif Roman"/>
-          <w:b/>
-          <w:bCs/>
-          <w:color w:val="000000"/>
-          <w:kern w:val="0"/>
-          <w:sz w:val="22"/>
-          <w:szCs w:val="22"/>
-          <w14:ligatures w14:val="none"/>
+        <w:spacing w:after="160" w:line="278" w:lineRule="auto"/>
+        <w:jc w:val="thaiDistribute"/>
+        <w:rPr>
+          <w:rFonts w:ascii="CMU Serif Roman" w:hAnsi="CMU Serif Roman" w:cs="CMU Serif Roman"/>
+          <w:color w:val="000000"/>
+          <w:sz w:val="22"/>
+          <w:szCs w:val="22"/>
+        </w:rPr>
+      </w:pPr>
+      <w:r>
+        <w:rPr>
+          <w:rFonts w:ascii="CMU Serif Roman" w:hAnsi="CMU Serif Roman" w:cs="CMU Serif Roman"/>
+          <w:b/>
+          <w:bCs/>
+          <w:color w:val="000000"/>
+          <w:sz w:val="22"/>
+          <w:szCs w:val="22"/>
         </w:rPr>
         <w:t>Receptionist (Front Desk):</w:t>
       </w:r>
       <w:r>
         <w:rPr>
-          <w:rFonts w:ascii="CMU Serif Roman" w:eastAsia="Times New Roman" w:hAnsi="CMU Serif Roman" w:cs="CMU Serif Roman"/>
-          <w:color w:val="000000"/>
-          <w:kern w:val="0"/>
-          <w:sz w:val="22"/>
-          <w:szCs w:val="22"/>
-          <w14:ligatures w14:val="none"/>
+          <w:rFonts w:ascii="CMU Serif Roman" w:hAnsi="CMU Serif Roman" w:cs="CMU Serif Roman"/>
+          <w:color w:val="000000"/>
+          <w:sz w:val="22"/>
+          <w:szCs w:val="22"/>
         </w:rPr>
         <w:t> The administrative staff responsible for managing the booking pipeline. Their duties involve verifying pet credentials upon check-in, updating room occupancy statuses, processing check-outs, calculating final invoices, and recording financial transactions.</w:t>
       </w:r>
@@ -4586,36 +4513,32 @@
           <w:ilvl w:val="0"/>
           <w:numId w:val="38"/>
         </w:numPr>
-        <w:rPr>
-          <w:rFonts w:ascii="CMU Serif Roman" w:eastAsia="Times New Roman" w:hAnsi="CMU Serif Roman" w:cs="CMU Serif Roman"/>
-          <w:color w:val="000000"/>
-          <w:kern w:val="0"/>
-          <w:sz w:val="22"/>
-          <w:szCs w:val="22"/>
-          <w14:ligatures w14:val="none"/>
-        </w:rPr>
-      </w:pPr>
-      <w:r>
-        <w:rPr>
-          <w:rFonts w:ascii="CMU Serif Roman" w:eastAsia="Times New Roman" w:hAnsi="CMU Serif Roman" w:cs="CMU Serif Roman"/>
-          <w:b/>
-          <w:bCs/>
-          <w:color w:val="000000"/>
-          <w:kern w:val="0"/>
-          <w:sz w:val="22"/>
-          <w:szCs w:val="22"/>
-          <w14:ligatures w14:val="none"/>
+        <w:spacing w:after="160" w:line="278" w:lineRule="auto"/>
+        <w:jc w:val="thaiDistribute"/>
+        <w:rPr>
+          <w:rFonts w:ascii="CMU Serif Roman" w:hAnsi="CMU Serif Roman" w:cs="CMU Serif Roman"/>
+          <w:color w:val="000000"/>
+          <w:sz w:val="22"/>
+          <w:szCs w:val="22"/>
+        </w:rPr>
+      </w:pPr>
+      <w:r>
+        <w:rPr>
+          <w:rFonts w:ascii="CMU Serif Roman" w:hAnsi="CMU Serif Roman" w:cs="CMU Serif Roman"/>
+          <w:b/>
+          <w:bCs/>
+          <w:color w:val="000000"/>
+          <w:sz w:val="22"/>
+          <w:szCs w:val="22"/>
         </w:rPr>
         <w:t>Pet Caretaker:</w:t>
       </w:r>
       <w:r>
         <w:rPr>
-          <w:rFonts w:ascii="CMU Serif Roman" w:eastAsia="Times New Roman" w:hAnsi="CMU Serif Roman" w:cs="CMU Serif Roman"/>
-          <w:color w:val="000000"/>
-          <w:kern w:val="0"/>
-          <w:sz w:val="22"/>
-          <w:szCs w:val="22"/>
-          <w14:ligatures w14:val="none"/>
+          <w:rFonts w:ascii="CMU Serif Roman" w:hAnsi="CMU Serif Roman" w:cs="CMU Serif Roman"/>
+          <w:color w:val="000000"/>
+          <w:sz w:val="22"/>
+          <w:szCs w:val="22"/>
         </w:rPr>
         <w:t> The personnel interacting directly with the boarded animals. They require specialized system access to log daily operational data (such as feeding times, mood, and behavior), execute customized meal plans, and confirm the completion of requested services like grooming.</w:t>
       </w:r>
@@ -4626,36 +4549,32 @@
           <w:ilvl w:val="0"/>
           <w:numId w:val="38"/>
         </w:numPr>
-        <w:rPr>
-          <w:rFonts w:ascii="CMU Serif Roman" w:eastAsia="Times New Roman" w:hAnsi="CMU Serif Roman" w:cs="CMU Serif Roman"/>
-          <w:color w:val="000000"/>
-          <w:kern w:val="0"/>
-          <w:sz w:val="22"/>
-          <w:szCs w:val="22"/>
-          <w14:ligatures w14:val="none"/>
-        </w:rPr>
-      </w:pPr>
-      <w:r>
-        <w:rPr>
-          <w:rFonts w:ascii="CMU Serif Roman" w:eastAsia="Times New Roman" w:hAnsi="CMU Serif Roman" w:cs="CMU Serif Roman"/>
-          <w:b/>
-          <w:bCs/>
-          <w:color w:val="000000"/>
-          <w:kern w:val="0"/>
-          <w:sz w:val="22"/>
-          <w:szCs w:val="22"/>
-          <w14:ligatures w14:val="none"/>
+        <w:spacing w:after="160" w:line="278" w:lineRule="auto"/>
+        <w:jc w:val="thaiDistribute"/>
+        <w:rPr>
+          <w:rFonts w:ascii="CMU Serif Roman" w:hAnsi="CMU Serif Roman" w:cs="CMU Serif Roman"/>
+          <w:color w:val="000000"/>
+          <w:sz w:val="22"/>
+          <w:szCs w:val="22"/>
+        </w:rPr>
+      </w:pPr>
+      <w:r>
+        <w:rPr>
+          <w:rFonts w:ascii="CMU Serif Roman" w:hAnsi="CMU Serif Roman" w:cs="CMU Serif Roman"/>
+          <w:b/>
+          <w:bCs/>
+          <w:color w:val="000000"/>
+          <w:sz w:val="22"/>
+          <w:szCs w:val="22"/>
         </w:rPr>
         <w:t>General Staff:</w:t>
       </w:r>
       <w:r>
         <w:rPr>
-          <w:rFonts w:ascii="CMU Serif Roman" w:eastAsia="Times New Roman" w:hAnsi="CMU Serif Roman" w:cs="CMU Serif Roman"/>
-          <w:color w:val="000000"/>
-          <w:kern w:val="0"/>
-          <w:sz w:val="22"/>
-          <w:szCs w:val="22"/>
-          <w14:ligatures w14:val="none"/>
+          <w:rFonts w:ascii="CMU Serif Roman" w:hAnsi="CMU Serif Roman" w:cs="CMU Serif Roman"/>
+          <w:color w:val="000000"/>
+          <w:sz w:val="22"/>
+          <w:szCs w:val="22"/>
         </w:rPr>
         <w:t> Personnel handling facility maintenance and cleaning. They require access to basic operational schedules and room status updates to maintain hygiene standards across the facility.</w:t>
       </w:r>
@@ -4666,36 +4585,32 @@
           <w:ilvl w:val="0"/>
           <w:numId w:val="38"/>
         </w:numPr>
-        <w:rPr>
-          <w:rFonts w:ascii="CMU Serif Roman" w:eastAsia="Times New Roman" w:hAnsi="CMU Serif Roman" w:cs="CMU Serif Roman"/>
-          <w:color w:val="000000"/>
-          <w:kern w:val="0"/>
-          <w:sz w:val="22"/>
-          <w:szCs w:val="22"/>
-          <w14:ligatures w14:val="none"/>
-        </w:rPr>
-      </w:pPr>
-      <w:r>
-        <w:rPr>
-          <w:rFonts w:ascii="CMU Serif Roman" w:eastAsia="Times New Roman" w:hAnsi="CMU Serif Roman" w:cs="CMU Serif Roman"/>
-          <w:b/>
-          <w:bCs/>
-          <w:color w:val="000000"/>
-          <w:kern w:val="0"/>
-          <w:sz w:val="22"/>
-          <w:szCs w:val="22"/>
-          <w14:ligatures w14:val="none"/>
+        <w:spacing w:after="160" w:line="278" w:lineRule="auto"/>
+        <w:jc w:val="thaiDistribute"/>
+        <w:rPr>
+          <w:rFonts w:ascii="CMU Serif Roman" w:hAnsi="CMU Serif Roman" w:cs="CMU Serif Roman"/>
+          <w:color w:val="000000"/>
+          <w:sz w:val="22"/>
+          <w:szCs w:val="22"/>
+        </w:rPr>
+      </w:pPr>
+      <w:r>
+        <w:rPr>
+          <w:rFonts w:ascii="CMU Serif Roman" w:hAnsi="CMU Serif Roman" w:cs="CMU Serif Roman"/>
+          <w:b/>
+          <w:bCs/>
+          <w:color w:val="000000"/>
+          <w:sz w:val="22"/>
+          <w:szCs w:val="22"/>
         </w:rPr>
         <w:t>Hotel Manager:</w:t>
       </w:r>
       <w:r>
         <w:rPr>
-          <w:rFonts w:ascii="CMU Serif Roman" w:eastAsia="Times New Roman" w:hAnsi="CMU Serif Roman" w:cs="CMU Serif Roman"/>
-          <w:color w:val="000000"/>
-          <w:kern w:val="0"/>
-          <w:sz w:val="22"/>
-          <w:szCs w:val="22"/>
-          <w14:ligatures w14:val="none"/>
+          <w:rFonts w:ascii="CMU Serif Roman" w:hAnsi="CMU Serif Roman" w:cs="CMU Serif Roman"/>
+          <w:color w:val="000000"/>
+          <w:sz w:val="22"/>
+          <w:szCs w:val="22"/>
         </w:rPr>
         <w:t> The administrative personnel overseeing daily floor operations. They require analytical dashboard access to monitor room utilization metrics, track inventory levels (food and supplies), and manage staff user accounts, including role-based access control.</w:t>
       </w:r>
@@ -4706,74 +4621,116 @@
           <w:ilvl w:val="0"/>
           <w:numId w:val="38"/>
         </w:numPr>
-        <w:rPr>
-          <w:rFonts w:ascii="CMU Serif Roman" w:eastAsia="Times New Roman" w:hAnsi="CMU Serif Roman" w:cs="CMU Serif Roman"/>
-          <w:color w:val="000000"/>
-          <w:kern w:val="0"/>
-          <w:sz w:val="22"/>
-          <w:szCs w:val="22"/>
-          <w14:ligatures w14:val="none"/>
-        </w:rPr>
-      </w:pPr>
-      <w:r>
-        <w:rPr>
-          <w:rFonts w:ascii="CMU Serif Roman" w:eastAsia="Times New Roman" w:hAnsi="CMU Serif Roman" w:cs="CMU Serif Roman"/>
-          <w:b/>
-          <w:bCs/>
-          <w:color w:val="000000"/>
-          <w:kern w:val="0"/>
-          <w:sz w:val="22"/>
-          <w:szCs w:val="22"/>
-          <w14:ligatures w14:val="none"/>
+        <w:spacing w:after="160" w:line="278" w:lineRule="auto"/>
+        <w:jc w:val="thaiDistribute"/>
+        <w:rPr>
+          <w:rFonts w:ascii="CMU Serif Roman" w:hAnsi="CMU Serif Roman" w:cs="CMU Serif Roman"/>
+          <w:color w:val="000000"/>
+          <w:sz w:val="22"/>
+          <w:szCs w:val="22"/>
+        </w:rPr>
+      </w:pPr>
+      <w:r>
+        <w:rPr>
+          <w:rFonts w:ascii="CMU Serif Roman" w:hAnsi="CMU Serif Roman" w:cs="CMU Serif Roman"/>
+          <w:b/>
+          <w:bCs/>
+          <w:color w:val="000000"/>
+          <w:sz w:val="22"/>
+          <w:szCs w:val="22"/>
         </w:rPr>
         <w:t>Business Owner:</w:t>
       </w:r>
       <w:r>
         <w:rPr>
-          <w:rFonts w:ascii="CMU Serif Roman" w:eastAsia="Times New Roman" w:hAnsi="CMU Serif Roman" w:cs="CMU Serif Roman"/>
-          <w:color w:val="000000"/>
-          <w:kern w:val="0"/>
-          <w:sz w:val="22"/>
-          <w:szCs w:val="22"/>
-          <w14:ligatures w14:val="none"/>
+          <w:rFonts w:ascii="CMU Serif Roman" w:hAnsi="CMU Serif Roman" w:cs="CMU Serif Roman"/>
+          <w:color w:val="000000"/>
+          <w:sz w:val="22"/>
+          <w:szCs w:val="22"/>
         </w:rPr>
         <w:t> The primary investor or owner of the facility. They require read-only access to high-level strategic data, financial revenue summaries, and system audit trails to ensure operational transparency and guide long-term business growth.</w:t>
       </w:r>
     </w:p>
     <w:p>
       <w:pPr>
-        <w:rPr>
-          <w:rFonts w:ascii="CMU Serif Roman" w:hAnsi="CMU Serif Roman"/>
-          <w:color w:val="000000"/>
-        </w:rPr>
-      </w:pPr>
-    </w:p>
-    <w:p>
-      <w:pPr>
-        <w:rPr>
-          <w:rFonts w:ascii="CMU Serif Roman" w:hAnsi="CMU Serif Roman"/>
-          <w:color w:val="000000"/>
-        </w:rPr>
-      </w:pPr>
-    </w:p>
-    <w:p>
-      <w:pPr>
-        <w:rPr>
-          <w:rFonts w:ascii="CMU Serif Roman" w:hAnsi="CMU Serif Roman"/>
-          <w:color w:val="000000"/>
-        </w:rPr>
-      </w:pPr>
-    </w:p>
-    <w:p>
-      <w:pPr>
-        <w:rPr>
-          <w:rFonts w:ascii="CMU Serif Roman" w:hAnsi="CMU Serif Roman"/>
-          <w:color w:val="000000"/>
-        </w:rPr>
-      </w:pPr>
-    </w:p>
-    <w:p>
-      <w:pPr>
+        <w:jc w:val="thaiDistribute"/>
+        <w:rPr>
+          <w:rFonts w:ascii="CMU Serif Roman" w:hAnsi="CMU Serif Roman" w:cs="CMU Serif Roman"/>
+          <w:color w:val="000000"/>
+          <w:sz w:val="22"/>
+          <w:szCs w:val="22"/>
+        </w:rPr>
+      </w:pPr>
+    </w:p>
+    <w:p>
+      <w:pPr>
+        <w:jc w:val="thaiDistribute"/>
+        <w:rPr>
+          <w:rFonts w:ascii="CMU Serif Roman" w:hAnsi="CMU Serif Roman" w:cs="CMU Serif Roman"/>
+          <w:color w:val="000000"/>
+          <w:sz w:val="22"/>
+          <w:szCs w:val="22"/>
+        </w:rPr>
+      </w:pPr>
+    </w:p>
+    <w:p>
+      <w:pPr>
+        <w:jc w:val="thaiDistribute"/>
+        <w:rPr>
+          <w:rFonts w:ascii="CMU Serif Roman" w:hAnsi="CMU Serif Roman" w:cs="CMU Serif Roman"/>
+          <w:color w:val="000000"/>
+          <w:sz w:val="22"/>
+          <w:szCs w:val="22"/>
+        </w:rPr>
+      </w:pPr>
+    </w:p>
+    <w:p>
+      <w:pPr>
+        <w:jc w:val="thaiDistribute"/>
+        <w:rPr>
+          <w:rFonts w:ascii="CMU Serif Roman" w:hAnsi="CMU Serif Roman" w:cs="CMU Serif Roman"/>
+          <w:color w:val="000000"/>
+          <w:sz w:val="22"/>
+          <w:szCs w:val="22"/>
+        </w:rPr>
+      </w:pPr>
+    </w:p>
+    <w:p>
+      <w:pPr>
+        <w:jc w:val="thaiDistribute"/>
+        <w:rPr>
+          <w:rFonts w:ascii="CMU Serif Roman" w:hAnsi="CMU Serif Roman" w:cs="CMU Serif Roman"/>
+          <w:color w:val="000000"/>
+          <w:sz w:val="22"/>
+          <w:szCs w:val="22"/>
+        </w:rPr>
+      </w:pPr>
+    </w:p>
+    <w:p>
+      <w:pPr>
+        <w:jc w:val="thaiDistribute"/>
+        <w:rPr>
+          <w:rFonts w:ascii="CMU Serif Roman" w:hAnsi="CMU Serif Roman" w:cs="CMU Serif Roman"/>
+          <w:color w:val="000000"/>
+          <w:sz w:val="22"/>
+          <w:szCs w:val="22"/>
+        </w:rPr>
+      </w:pPr>
+    </w:p>
+    <w:p>
+      <w:pPr>
+        <w:jc w:val="thaiDistribute"/>
+        <w:rPr>
+          <w:rFonts w:ascii="CMU Serif Roman" w:hAnsi="CMU Serif Roman" w:cs="CMU Serif Roman"/>
+          <w:color w:val="000000"/>
+          <w:sz w:val="22"/>
+          <w:szCs w:val="22"/>
+        </w:rPr>
+      </w:pPr>
+    </w:p>
+    <w:p>
+      <w:pPr>
+        <w:jc w:val="thaiDistribute"/>
         <w:rPr>
           <w:rFonts w:ascii="CMU Serif Roman" w:hAnsi="CMU Serif Roman" w:cs="CMU Serif Roman"/>
           <w:b/>
@@ -4787,6 +4744,8 @@
     </w:p>
     <w:p>
       <w:pPr>
+        <w:spacing w:after="160" w:line="278" w:lineRule="auto"/>
+        <w:jc w:val="thaiDistribute"/>
         <w:rPr>
           <w:rFonts w:ascii="CMU Serif Roman" w:hAnsi="CMU Serif Roman" w:cs="CMU Serif Roman"/>
           <w:b/>
@@ -4813,7 +4772,8 @@
     </w:p>
     <w:p>
       <w:pPr>
-        <w:spacing w:before="240" w:after="0" w:line="240" w:lineRule="auto"/>
+        <w:spacing w:before="240"/>
+        <w:jc w:val="thaiDistribute"/>
         <w:rPr>
           <w:rFonts w:ascii="CMU Serif Roman" w:hAnsi="CMU Serif Roman" w:cs="CMU Serif Roman"/>
           <w:b/>
@@ -4849,8 +4809,9 @@
     </w:p>
     <w:p>
       <w:pPr>
-        <w:spacing w:before="240" w:after="0" w:line="240" w:lineRule="auto"/>
+        <w:spacing w:before="240"/>
         <w:ind w:left="720"/>
+        <w:jc w:val="thaiDistribute"/>
         <w:rPr>
           <w:rFonts w:ascii="CMU Serif Roman" w:hAnsi="CMU Serif Roman" w:cs="CMU Serif Roman"/>
           <w:b/>
@@ -5167,8 +5128,9 @@
     </w:p>
     <w:p>
       <w:pPr>
-        <w:spacing w:before="240" w:after="0" w:line="240" w:lineRule="auto"/>
+        <w:spacing w:before="240"/>
         <w:ind w:left="720"/>
+        <w:jc w:val="thaiDistribute"/>
         <w:rPr>
           <w:rFonts w:ascii="CMU Serif Roman" w:hAnsi="CMU Serif Roman" w:cs="CMU Serif Roman"/>
           <w:b/>
@@ -5467,22 +5429,14 @@
           <w:sz w:val="22"/>
           <w:szCs w:val="22"/>
         </w:rPr>
-        <w:t>U</w:t>
-      </w:r>
-      <w:r>
-        <w:rPr>
-          <w:rFonts w:ascii="CMU Serif Roman" w:hAnsi="CMU Serif Roman" w:cs="CMU Serif Roman"/>
-          <w:color w:val="000000"/>
-          <w:sz w:val="22"/>
-          <w:szCs w:val="22"/>
-        </w:rPr>
-        <w:t>pon check-in, the booking status is updated to "Currently Staying." Upon check-out, the room status is updated to "Available."</w:t>
-      </w:r>
-    </w:p>
-    <w:p>
-      <w:pPr>
-        <w:spacing w:before="240" w:after="0" w:line="240" w:lineRule="auto"/>
+        <w:t>Upon check-in, the booking status is updated to "Currently Staying." Upon check-out, the room status is updated to "Available."</w:t>
+      </w:r>
+    </w:p>
+    <w:p>
+      <w:pPr>
+        <w:spacing w:before="240"/>
         <w:ind w:left="720"/>
+        <w:jc w:val="thaiDistribute"/>
         <w:rPr>
           <w:rFonts w:ascii="CMU Serif Roman" w:hAnsi="CMU Serif Roman" w:cs="CMU Serif Roman"/>
           <w:b/>
@@ -5690,7 +5644,7 @@
           <w:sz w:val="22"/>
           <w:szCs w:val="22"/>
         </w:rPr>
-        <w:t>The pet owner authenticates and selects the target booking.</w:t>
+        <w:t>hc</w:t>
       </w:r>
     </w:p>
     <w:p>
@@ -5863,7 +5817,8 @@
     </w:p>
     <w:p>
       <w:pPr>
-        <w:spacing w:before="240" w:after="0" w:line="240" w:lineRule="auto"/>
+        <w:spacing w:before="240"/>
+        <w:jc w:val="thaiDistribute"/>
         <w:rPr>
           <w:rFonts w:ascii="CMU Serif Roman" w:hAnsi="CMU Serif Roman" w:cs="CMU Serif Roman"/>
           <w:b/>
@@ -5923,8 +5878,9 @@
     </w:p>
     <w:p>
       <w:pPr>
-        <w:spacing w:before="240" w:after="0" w:line="240" w:lineRule="auto"/>
+        <w:spacing w:before="240"/>
         <w:ind w:left="720"/>
+        <w:jc w:val="thaiDistribute"/>
         <w:rPr>
           <w:rFonts w:ascii="CMU Serif Roman" w:hAnsi="CMU Serif Roman" w:cs="CMU Serif Roman"/>
           <w:b/>
@@ -6219,49 +6175,28 @@
     </w:p>
     <w:p>
       <w:pPr>
-        <w:spacing w:before="240" w:after="0" w:line="240" w:lineRule="auto"/>
+        <w:spacing w:before="240"/>
         <w:ind w:left="720"/>
-        <w:rPr>
-          <w:rFonts w:ascii="CMU Serif Roman" w:hAnsi="CMU Serif Roman" w:cs="CMU Serif Roman"/>
-          <w:b/>
-          <w:bCs/>
-          <w:color w:val="000000"/>
-          <w:sz w:val="22"/>
-          <w:szCs w:val="22"/>
-        </w:rPr>
-      </w:pPr>
-      <w:r>
-        <w:rPr>
-          <w:rFonts w:ascii="CMU Serif Roman" w:hAnsi="CMU Serif Roman" w:cs="CMU Serif Roman"/>
-          <w:b/>
-          <w:bCs/>
-          <w:color w:val="000000"/>
-          <w:sz w:val="22"/>
-          <w:szCs w:val="22"/>
-        </w:rPr>
-        <w:t xml:space="preserve">Use Case </w:t>
-      </w:r>
-      <w:r>
-        <w:rPr>
-          <w:rFonts w:ascii="CMU Serif Roman" w:hAnsi="CMU Serif Roman" w:cs="CMU Serif Roman"/>
-          <w:b/>
-          <w:bCs/>
-          <w:color w:val="000000"/>
-          <w:sz w:val="22"/>
-          <w:szCs w:val="22"/>
-        </w:rPr>
-        <w:t>2.2</w:t>
-      </w:r>
-      <w:r>
-        <w:rPr>
-          <w:rFonts w:ascii="CMU Serif Roman" w:hAnsi="CMU Serif Roman" w:cs="CMU Serif Roman"/>
-          <w:b/>
-          <w:bCs/>
-          <w:color w:val="000000"/>
-          <w:sz w:val="22"/>
-          <w:szCs w:val="22"/>
-        </w:rPr>
-        <w:t xml:space="preserve"> - Payment Recording and Receipt Issuance</w:t>
+        <w:jc w:val="thaiDistribute"/>
+        <w:rPr>
+          <w:rFonts w:ascii="CMU Serif Roman" w:hAnsi="CMU Serif Roman" w:cs="CMU Serif Roman"/>
+          <w:b/>
+          <w:bCs/>
+          <w:color w:val="000000"/>
+          <w:sz w:val="22"/>
+          <w:szCs w:val="22"/>
+        </w:rPr>
+      </w:pPr>
+      <w:r>
+        <w:rPr>
+          <w:rFonts w:ascii="CMU Serif Roman" w:hAnsi="CMU Serif Roman" w:cs="CMU Serif Roman"/>
+          <w:b/>
+          <w:bCs/>
+          <w:color w:val="000000"/>
+          <w:sz w:val="22"/>
+          <w:szCs w:val="22"/>
+        </w:rPr>
+        <w:t>Use Case 2.2 - Payment Recording and Receipt Issuance</w:t>
       </w:r>
     </w:p>
     <w:p>
@@ -6511,7 +6446,8 @@
     </w:p>
     <w:p>
       <w:pPr>
-        <w:spacing w:before="240" w:after="0" w:line="240" w:lineRule="auto"/>
+        <w:spacing w:before="240"/>
+        <w:jc w:val="thaiDistribute"/>
         <w:rPr>
           <w:rFonts w:ascii="CMU Serif Roman" w:hAnsi="CMU Serif Roman" w:cs="CMU Serif Roman"/>
           <w:b/>
@@ -6531,31 +6467,7 @@
           <w:szCs w:val="22"/>
           <w:lang w:val="en-US"/>
         </w:rPr>
-        <w:t>2.2.</w:t>
-      </w:r>
-      <w:r>
-        <w:rPr>
-          <w:rFonts w:ascii="CMU Serif Roman" w:hAnsi="CMU Serif Roman" w:cs="CMU Serif Roman"/>
-          <w:b/>
-          <w:bCs/>
-          <w:color w:val="000000"/>
-          <w:sz w:val="22"/>
-          <w:szCs w:val="22"/>
-          <w:lang w:val="en-US"/>
-        </w:rPr>
-        <w:t>3</w:t>
-      </w:r>
-      <w:r>
-        <w:rPr>
-          <w:rFonts w:ascii="CMU Serif Roman" w:hAnsi="CMU Serif Roman" w:cs="CMU Serif Roman"/>
-          <w:b/>
-          <w:bCs/>
-          <w:color w:val="000000"/>
-          <w:sz w:val="22"/>
-          <w:szCs w:val="22"/>
-          <w:lang w:val="en-US"/>
-        </w:rPr>
-        <w:t xml:space="preserve"> </w:t>
+        <w:t xml:space="preserve">2.2.3 </w:t>
       </w:r>
       <w:r>
         <w:rPr>
@@ -6582,96 +6494,28 @@
     </w:p>
     <w:p>
       <w:pPr>
-        <w:spacing w:before="240" w:after="0" w:line="240" w:lineRule="auto"/>
+        <w:spacing w:before="240"/>
         <w:ind w:left="720"/>
-        <w:rPr>
-          <w:rFonts w:ascii="CMU Serif Roman" w:hAnsi="CMU Serif Roman" w:cs="CMU Serif Roman"/>
-          <w:b/>
-          <w:bCs/>
-          <w:color w:val="000000"/>
-          <w:sz w:val="22"/>
-          <w:szCs w:val="22"/>
-        </w:rPr>
-      </w:pPr>
-      <w:r>
-        <w:rPr>
-          <w:rFonts w:ascii="CMU Serif Roman" w:hAnsi="CMU Serif Roman" w:cs="CMU Serif Roman"/>
-          <w:b/>
-          <w:bCs/>
-          <w:color w:val="000000"/>
-          <w:sz w:val="22"/>
-          <w:szCs w:val="22"/>
-        </w:rPr>
-        <w:t xml:space="preserve">Use Case </w:t>
-      </w:r>
-      <w:r>
-        <w:rPr>
-          <w:rFonts w:ascii="CMU Serif Roman" w:hAnsi="CMU Serif Roman" w:cs="CMU Serif Roman"/>
-          <w:b/>
-          <w:bCs/>
-          <w:color w:val="000000"/>
-          <w:sz w:val="22"/>
-          <w:szCs w:val="22"/>
-        </w:rPr>
-        <w:t>3</w:t>
-      </w:r>
-      <w:r>
-        <w:rPr>
-          <w:rFonts w:ascii="CMU Serif Roman" w:hAnsi="CMU Serif Roman" w:cs="CMU Serif Roman"/>
-          <w:b/>
-          <w:bCs/>
-          <w:color w:val="000000"/>
-          <w:sz w:val="22"/>
-          <w:szCs w:val="22"/>
-        </w:rPr>
-        <w:t xml:space="preserve">.1 — </w:t>
-      </w:r>
-      <w:r>
-        <w:rPr>
-          <w:rFonts w:ascii="CMU Serif Roman" w:hAnsi="CMU Serif Roman" w:cs="CMU Serif Roman"/>
-          <w:b/>
-          <w:bCs/>
-          <w:color w:val="000000"/>
-          <w:sz w:val="22"/>
-          <w:szCs w:val="22"/>
-        </w:rPr>
-        <w:t>Daily Care Report Logging</w:t>
-      </w:r>
-    </w:p>
-    <w:p>
-      <w:pPr>
-        <w:pStyle w:val="ListParagraph"/>
-        <w:numPr>
-          <w:ilvl w:val="0"/>
-          <w:numId w:val="69"/>
-        </w:numPr>
-        <w:spacing w:before="240" w:after="0" w:line="240" w:lineRule="auto"/>
-        <w:rPr>
-          <w:rFonts w:ascii="CMU Serif Roman" w:hAnsi="CMU Serif Roman" w:cs="CMU Serif Roman"/>
-          <w:color w:val="000000"/>
-          <w:sz w:val="22"/>
-          <w:szCs w:val="22"/>
-        </w:rPr>
-      </w:pPr>
-      <w:r>
-        <w:rPr>
-          <w:rFonts w:ascii="CMU Serif Roman" w:hAnsi="CMU Serif Roman" w:cs="CMU Serif Roman"/>
-          <w:b/>
-          <w:bCs/>
-          <w:color w:val="000000"/>
-          <w:sz w:val="22"/>
-          <w:szCs w:val="22"/>
-        </w:rPr>
-        <w:t xml:space="preserve">Actor: </w:t>
-      </w:r>
-      <w:r>
-        <w:rPr>
-          <w:rFonts w:ascii="CMU Serif Roman" w:hAnsi="CMU Serif Roman" w:cs="CMU Serif Roman"/>
-          <w:color w:val="000000"/>
-          <w:sz w:val="22"/>
-          <w:szCs w:val="22"/>
-        </w:rPr>
-        <w:t>Pet Caretaker</w:t>
+        <w:jc w:val="thaiDistribute"/>
+        <w:rPr>
+          <w:rFonts w:ascii="CMU Serif Roman" w:hAnsi="CMU Serif Roman" w:cs="CMU Serif Roman"/>
+          <w:b/>
+          <w:bCs/>
+          <w:color w:val="000000"/>
+          <w:sz w:val="22"/>
+          <w:szCs w:val="22"/>
+        </w:rPr>
+      </w:pPr>
+      <w:r>
+        <w:rPr>
+          <w:rFonts w:ascii="CMU Serif Roman" w:hAnsi="CMU Serif Roman" w:cs="CMU Serif Roman"/>
+          <w:b/>
+          <w:bCs/>
+          <w:color w:val="000000"/>
+          <w:sz w:val="22"/>
+          <w:szCs w:val="22"/>
+        </w:rPr>
+        <w:t>Use Case 3.1 — Daily Care Report Logging</w:t>
       </w:r>
     </w:p>
     <w:p>
@@ -6699,25 +6543,16 @@
           <w:sz w:val="22"/>
           <w:szCs w:val="22"/>
         </w:rPr>
-        <w:t xml:space="preserve">Pre-condition: </w:t>
-      </w:r>
-      <w:r>
-        <w:rPr>
-          <w:rFonts w:ascii="CMU Serif Roman" w:hAnsi="CMU Serif Roman" w:cs="CMU Serif Roman"/>
-          <w:color w:val="000000"/>
-          <w:sz w:val="22"/>
-          <w:szCs w:val="22"/>
-        </w:rPr>
-        <w:t xml:space="preserve">The </w:t>
-      </w:r>
-      <w:r>
-        <w:rPr>
-          <w:rFonts w:ascii="CMU Serif Roman" w:hAnsi="CMU Serif Roman" w:cs="CMU Serif Roman"/>
-          <w:color w:val="000000"/>
-          <w:sz w:val="22"/>
-          <w:szCs w:val="22"/>
-        </w:rPr>
-        <w:t>relevant pet is in the "Currently Staying" status.</w:t>
+        <w:t xml:space="preserve">Actor: </w:t>
+      </w:r>
+      <w:r>
+        <w:rPr>
+          <w:rFonts w:ascii="CMU Serif Roman" w:hAnsi="CMU Serif Roman" w:cs="CMU Serif Roman"/>
+          <w:color w:val="000000"/>
+          <w:sz w:val="22"/>
+          <w:szCs w:val="22"/>
+        </w:rPr>
+        <w:t>Pet Caretaker</w:t>
       </w:r>
     </w:p>
     <w:p>
@@ -6731,6 +6566,52 @@
         <w:jc w:val="thaiDistribute"/>
         <w:rPr>
           <w:rFonts w:ascii="CMU Serif Roman" w:hAnsi="CMU Serif Roman" w:cs="CMU Serif Roman"/>
+          <w:color w:val="000000"/>
+          <w:sz w:val="22"/>
+          <w:szCs w:val="22"/>
+        </w:rPr>
+      </w:pPr>
+      <w:r>
+        <w:rPr>
+          <w:rFonts w:ascii="CMU Serif Roman" w:hAnsi="CMU Serif Roman" w:cs="CMU Serif Roman"/>
+          <w:b/>
+          <w:bCs/>
+          <w:color w:val="000000"/>
+          <w:sz w:val="22"/>
+          <w:szCs w:val="22"/>
+        </w:rPr>
+        <w:t xml:space="preserve">Pre-condition: </w:t>
+      </w:r>
+      <w:r>
+        <w:rPr>
+          <w:rFonts w:ascii="CMU Serif Roman" w:hAnsi="CMU Serif Roman" w:cs="CMU Serif Roman"/>
+          <w:color w:val="000000"/>
+          <w:sz w:val="22"/>
+          <w:szCs w:val="22"/>
+        </w:rPr>
+        <w:t xml:space="preserve">The </w:t>
+      </w:r>
+      <w:r>
+        <w:rPr>
+          <w:rFonts w:ascii="CMU Serif Roman" w:hAnsi="CMU Serif Roman" w:cs="CMU Serif Roman"/>
+          <w:color w:val="000000"/>
+          <w:sz w:val="22"/>
+          <w:szCs w:val="22"/>
+        </w:rPr>
+        <w:t>relevant pet is in the "Currently Staying" status.</w:t>
+      </w:r>
+    </w:p>
+    <w:p>
+      <w:pPr>
+        <w:pStyle w:val="ListParagraph"/>
+        <w:numPr>
+          <w:ilvl w:val="0"/>
+          <w:numId w:val="69"/>
+        </w:numPr>
+        <w:spacing w:before="240" w:after="0" w:line="240" w:lineRule="auto"/>
+        <w:jc w:val="thaiDistribute"/>
+        <w:rPr>
+          <w:rFonts w:ascii="CMU Serif Roman" w:hAnsi="CMU Serif Roman" w:cs="CMU Serif Roman"/>
           <w:b/>
           <w:bCs/>
           <w:color w:val="000000"/>
@@ -6903,8 +6784,9 @@
     </w:p>
     <w:p>
       <w:pPr>
-        <w:spacing w:before="240" w:after="0" w:line="240" w:lineRule="auto"/>
+        <w:spacing w:before="240"/>
         <w:ind w:left="720"/>
+        <w:jc w:val="thaiDistribute"/>
         <w:rPr>
           <w:rFonts w:ascii="CMU Serif Roman" w:hAnsi="CMU Serif Roman" w:cs="CMU Serif Roman"/>
           <w:b/>
@@ -6945,18 +6827,7 @@
           <w:sz w:val="22"/>
           <w:szCs w:val="22"/>
         </w:rPr>
-        <w:t>.2</w:t>
-      </w:r>
-      <w:r>
-        <w:rPr>
-          <w:rFonts w:ascii="CMU Serif Roman" w:hAnsi="CMU Serif Roman" w:cs="CMU Serif Roman"/>
-          <w:b/>
-          <w:bCs/>
-          <w:color w:val="000000"/>
-          <w:sz w:val="22"/>
-          <w:szCs w:val="22"/>
-        </w:rPr>
-        <w:t xml:space="preserve"> - </w:t>
+        <w:t xml:space="preserve">.2 - </w:t>
       </w:r>
       <w:r>
         <w:rPr>
@@ -7004,16 +6875,7 @@
           <w:sz w:val="22"/>
           <w:szCs w:val="22"/>
         </w:rPr>
-        <w:t>Pet Owne</w:t>
-      </w:r>
-      <w:r>
-        <w:rPr>
-          <w:rFonts w:ascii="CMU Serif Roman" w:hAnsi="CMU Serif Roman" w:cs="CMU Serif Roman"/>
-          <w:color w:val="000000"/>
-          <w:sz w:val="22"/>
-          <w:szCs w:val="22"/>
-        </w:rPr>
-        <w:t>r</w:t>
+        <w:t>Pet Owner</w:t>
       </w:r>
     </w:p>
     <w:p>
@@ -7261,7 +7123,8 @@
     </w:p>
     <w:p>
       <w:pPr>
-        <w:spacing w:before="240" w:after="0" w:line="240" w:lineRule="auto"/>
+        <w:spacing w:before="240"/>
+        <w:jc w:val="thaiDistribute"/>
         <w:rPr>
           <w:rFonts w:ascii="CMU Serif Roman" w:hAnsi="CMU Serif Roman" w:cs="CMU Serif Roman"/>
           <w:b/>
@@ -7281,147 +7144,44 @@
           <w:szCs w:val="22"/>
           <w:lang w:val="en-US"/>
         </w:rPr>
-        <w:t>2.2.</w:t>
-      </w:r>
-      <w:r>
-        <w:rPr>
-          <w:rFonts w:ascii="CMU Serif Roman" w:hAnsi="CMU Serif Roman" w:cs="CMU Serif Roman"/>
-          <w:b/>
-          <w:bCs/>
-          <w:color w:val="000000"/>
-          <w:sz w:val="22"/>
-          <w:szCs w:val="22"/>
-          <w:lang w:val="en-US"/>
-        </w:rPr>
-        <w:t>4</w:t>
-      </w:r>
-      <w:r>
-        <w:rPr>
-          <w:rFonts w:ascii="CMU Serif Roman" w:hAnsi="CMU Serif Roman" w:cs="CMU Serif Roman"/>
-          <w:b/>
-          <w:bCs/>
-          <w:color w:val="000000"/>
-          <w:sz w:val="22"/>
-          <w:szCs w:val="22"/>
-          <w:lang w:val="en-US"/>
-        </w:rPr>
-        <w:t xml:space="preserve"> </w:t>
-      </w:r>
-      <w:r>
-        <w:rPr>
-          <w:rFonts w:ascii="CMU Serif Roman" w:hAnsi="CMU Serif Roman" w:cs="CMU Serif Roman"/>
-          <w:b/>
-          <w:bCs/>
-          <w:color w:val="000000"/>
-          <w:sz w:val="22"/>
-          <w:szCs w:val="22"/>
-        </w:rPr>
-        <w:t xml:space="preserve">Module : </w:t>
-      </w:r>
-      <w:r>
-        <w:rPr>
-          <w:rFonts w:ascii="CMU Serif Roman" w:hAnsi="CMU Serif Roman" w:cs="CMU Serif Roman"/>
-          <w:b/>
-          <w:bCs/>
-          <w:color w:val="000000"/>
-          <w:sz w:val="22"/>
-          <w:szCs w:val="22"/>
-        </w:rPr>
-        <w:t>Inventory &amp; Business Management</w:t>
-      </w:r>
-    </w:p>
-    <w:p>
-      <w:pPr>
-        <w:spacing w:before="240" w:after="0" w:line="240" w:lineRule="auto"/>
+        <w:t xml:space="preserve">2.2.4 </w:t>
+      </w:r>
+      <w:r>
+        <w:rPr>
+          <w:rFonts w:ascii="CMU Serif Roman" w:hAnsi="CMU Serif Roman" w:cs="CMU Serif Roman"/>
+          <w:b/>
+          <w:bCs/>
+          <w:color w:val="000000"/>
+          <w:sz w:val="22"/>
+          <w:szCs w:val="22"/>
+        </w:rPr>
+        <w:t>Module : Inventory &amp; Business Management</w:t>
+      </w:r>
+    </w:p>
+    <w:p>
+      <w:pPr>
+        <w:spacing w:before="240"/>
         <w:ind w:left="720"/>
-        <w:rPr>
-          <w:rFonts w:ascii="CMU Serif Roman" w:hAnsi="CMU Serif Roman" w:cs="CMU Serif Roman"/>
-          <w:b/>
-          <w:bCs/>
-          <w:color w:val="000000"/>
-          <w:sz w:val="22"/>
-          <w:szCs w:val="22"/>
-        </w:rPr>
-      </w:pPr>
-      <w:r>
-        <w:rPr>
-          <w:rFonts w:ascii="CMU Serif Roman" w:hAnsi="CMU Serif Roman" w:cs="CMU Serif Roman"/>
-          <w:b/>
-          <w:bCs/>
-          <w:color w:val="000000"/>
-          <w:sz w:val="22"/>
-          <w:szCs w:val="22"/>
-        </w:rPr>
-        <w:t xml:space="preserve">Use Case </w:t>
-      </w:r>
-      <w:r>
-        <w:rPr>
-          <w:rFonts w:ascii="CMU Serif Roman" w:hAnsi="CMU Serif Roman" w:cs="CMU Serif Roman"/>
-          <w:b/>
-          <w:bCs/>
-          <w:color w:val="000000"/>
-          <w:sz w:val="22"/>
-          <w:szCs w:val="22"/>
-        </w:rPr>
-        <w:t>4</w:t>
-      </w:r>
-      <w:r>
-        <w:rPr>
-          <w:rFonts w:ascii="CMU Serif Roman" w:hAnsi="CMU Serif Roman" w:cs="CMU Serif Roman"/>
-          <w:b/>
-          <w:bCs/>
-          <w:color w:val="000000"/>
-          <w:sz w:val="22"/>
-          <w:szCs w:val="22"/>
-        </w:rPr>
-        <w:t xml:space="preserve">.1 — </w:t>
-      </w:r>
-      <w:r>
-        <w:rPr>
-          <w:rFonts w:ascii="CMU Serif Roman" w:hAnsi="CMU Serif Roman" w:cs="CMU Serif Roman"/>
-          <w:b/>
-          <w:bCs/>
-          <w:color w:val="000000"/>
-          <w:sz w:val="22"/>
-          <w:szCs w:val="22"/>
-        </w:rPr>
-        <w:t>Food Stock Management</w:t>
-      </w:r>
-    </w:p>
-    <w:p>
-      <w:pPr>
-        <w:pStyle w:val="ListParagraph"/>
-        <w:numPr>
-          <w:ilvl w:val="0"/>
-          <w:numId w:val="69"/>
-        </w:numPr>
-        <w:spacing w:before="240" w:after="0" w:line="240" w:lineRule="auto"/>
-        <w:rPr>
-          <w:rFonts w:ascii="CMU Serif Roman" w:hAnsi="CMU Serif Roman" w:cs="CMU Serif Roman"/>
-          <w:color w:val="000000"/>
-          <w:sz w:val="22"/>
-          <w:szCs w:val="22"/>
-        </w:rPr>
-      </w:pPr>
-      <w:r>
-        <w:rPr>
-          <w:rFonts w:ascii="CMU Serif Roman" w:hAnsi="CMU Serif Roman" w:cs="CMU Serif Roman"/>
-          <w:b/>
-          <w:bCs/>
-          <w:color w:val="000000"/>
-          <w:sz w:val="22"/>
-          <w:szCs w:val="22"/>
-        </w:rPr>
-        <w:t xml:space="preserve">Actor: </w:t>
-      </w:r>
-      <w:r>
-        <w:rPr>
-          <w:rFonts w:ascii="CMU Serif Roman" w:hAnsi="CMU Serif Roman" w:cs="CMU Serif Roman"/>
-          <w:color w:val="000000"/>
-          <w:sz w:val="22"/>
-          <w:szCs w:val="22"/>
-        </w:rPr>
-        <w:t>Manager / General Staff</w:t>
+        <w:jc w:val="thaiDistribute"/>
+        <w:rPr>
+          <w:rFonts w:ascii="CMU Serif Roman" w:hAnsi="CMU Serif Roman" w:cs="CMU Serif Roman"/>
+          <w:b/>
+          <w:bCs/>
+          <w:color w:val="000000"/>
+          <w:sz w:val="22"/>
+          <w:szCs w:val="22"/>
+        </w:rPr>
+      </w:pPr>
+      <w:r>
+        <w:rPr>
+          <w:rFonts w:ascii="CMU Serif Roman" w:hAnsi="CMU Serif Roman" w:cs="CMU Serif Roman"/>
+          <w:b/>
+          <w:bCs/>
+          <w:color w:val="000000"/>
+          <w:sz w:val="22"/>
+          <w:szCs w:val="22"/>
+        </w:rPr>
+        <w:t>Use Case 4.1 — Food Stock Management</w:t>
       </w:r>
     </w:p>
     <w:p>
@@ -7449,27 +7209,16 @@
           <w:sz w:val="22"/>
           <w:szCs w:val="22"/>
         </w:rPr>
-        <w:t>Pre-condition:</w:t>
-      </w:r>
-      <w:r>
-        <w:rPr>
-          <w:rFonts w:ascii="CMU Serif Roman" w:hAnsi="CMU Serif Roman" w:cs="CMU Serif Roman"/>
-          <w:b/>
-          <w:bCs/>
-          <w:color w:val="000000"/>
-          <w:sz w:val="22"/>
-          <w:szCs w:val="22"/>
-        </w:rPr>
-        <w:t xml:space="preserve"> </w:t>
-      </w:r>
-      <w:r>
-        <w:rPr>
-          <w:rFonts w:ascii="CMU Serif Roman" w:hAnsi="CMU Serif Roman" w:cs="CMU Serif Roman"/>
-          <w:color w:val="000000"/>
-          <w:sz w:val="22"/>
-          <w:szCs w:val="22"/>
-        </w:rPr>
-        <w:t>A food stock database is operational within the system.</w:t>
+        <w:t xml:space="preserve">Actor: </w:t>
+      </w:r>
+      <w:r>
+        <w:rPr>
+          <w:rFonts w:ascii="CMU Serif Roman" w:hAnsi="CMU Serif Roman" w:cs="CMU Serif Roman"/>
+          <w:color w:val="000000"/>
+          <w:sz w:val="22"/>
+          <w:szCs w:val="22"/>
+        </w:rPr>
+        <w:t>Manager / General Staff</w:t>
       </w:r>
     </w:p>
     <w:p>
@@ -7483,6 +7232,43 @@
         <w:jc w:val="thaiDistribute"/>
         <w:rPr>
           <w:rFonts w:ascii="CMU Serif Roman" w:hAnsi="CMU Serif Roman" w:cs="CMU Serif Roman"/>
+          <w:color w:val="000000"/>
+          <w:sz w:val="22"/>
+          <w:szCs w:val="22"/>
+        </w:rPr>
+      </w:pPr>
+      <w:r>
+        <w:rPr>
+          <w:rFonts w:ascii="CMU Serif Roman" w:hAnsi="CMU Serif Roman" w:cs="CMU Serif Roman"/>
+          <w:b/>
+          <w:bCs/>
+          <w:color w:val="000000"/>
+          <w:sz w:val="22"/>
+          <w:szCs w:val="22"/>
+        </w:rPr>
+        <w:t xml:space="preserve">Pre-condition: </w:t>
+      </w:r>
+      <w:r>
+        <w:rPr>
+          <w:rFonts w:ascii="CMU Serif Roman" w:hAnsi="CMU Serif Roman" w:cs="CMU Serif Roman"/>
+          <w:color w:val="000000"/>
+          <w:sz w:val="22"/>
+          <w:szCs w:val="22"/>
+        </w:rPr>
+        <w:t>A food stock database is operational within the system.</w:t>
+      </w:r>
+    </w:p>
+    <w:p>
+      <w:pPr>
+        <w:pStyle w:val="ListParagraph"/>
+        <w:numPr>
+          <w:ilvl w:val="0"/>
+          <w:numId w:val="69"/>
+        </w:numPr>
+        <w:spacing w:before="240" w:after="0" w:line="240" w:lineRule="auto"/>
+        <w:jc w:val="thaiDistribute"/>
+        <w:rPr>
+          <w:rFonts w:ascii="CMU Serif Roman" w:hAnsi="CMU Serif Roman" w:cs="CMU Serif Roman"/>
           <w:b/>
           <w:bCs/>
           <w:color w:val="000000"/>
@@ -7614,22 +7400,14 @@
           <w:sz w:val="22"/>
           <w:szCs w:val="22"/>
         </w:rPr>
-        <w:t xml:space="preserve">Food stock </w:t>
-      </w:r>
-      <w:r>
-        <w:rPr>
-          <w:rFonts w:ascii="CMU Serif Roman" w:hAnsi="CMU Serif Roman" w:cs="CMU Serif Roman"/>
-          <w:color w:val="000000"/>
-          <w:sz w:val="22"/>
-          <w:szCs w:val="22"/>
-        </w:rPr>
-        <w:t>quantities are updated, mitigating the risk of shortages or the use of expired food items.</w:t>
-      </w:r>
-    </w:p>
-    <w:p>
-      <w:pPr>
-        <w:spacing w:before="240" w:after="0" w:line="240" w:lineRule="auto"/>
+        <w:t>Food stock quantities are updated, mitigating the risk of shortages or the use of expired food items.</w:t>
+      </w:r>
+    </w:p>
+    <w:p>
+      <w:pPr>
+        <w:spacing w:before="240"/>
         <w:ind w:left="720"/>
+        <w:jc w:val="thaiDistribute"/>
         <w:rPr>
           <w:rFonts w:ascii="CMU Serif Roman" w:hAnsi="CMU Serif Roman" w:cs="CMU Serif Roman"/>
           <w:b/>
@@ -7670,18 +7448,7 @@
           <w:sz w:val="22"/>
           <w:szCs w:val="22"/>
         </w:rPr>
-        <w:t>.2</w:t>
-      </w:r>
-      <w:r>
-        <w:rPr>
-          <w:rFonts w:ascii="CMU Serif Roman" w:hAnsi="CMU Serif Roman" w:cs="CMU Serif Roman"/>
-          <w:b/>
-          <w:bCs/>
-          <w:color w:val="000000"/>
-          <w:sz w:val="22"/>
-          <w:szCs w:val="22"/>
-        </w:rPr>
-        <w:t xml:space="preserve"> </w:t>
+        <w:t xml:space="preserve">.2 </w:t>
       </w:r>
       <w:r>
         <w:rPr>
@@ -7751,7 +7518,25 @@
           <w:sz w:val="22"/>
           <w:szCs w:val="22"/>
         </w:rPr>
-        <w:t xml:space="preserve">Manager / Gneral Staff </w:t>
+        <w:t>Manager / G</w:t>
+      </w:r>
+      <w:r>
+        <w:rPr>
+          <w:rFonts w:ascii="CMU Serif Roman" w:hAnsi="CMU Serif Roman" w:cs="CMU Serif Roman"/>
+          <w:color w:val="000000"/>
+          <w:sz w:val="22"/>
+          <w:szCs w:val="22"/>
+        </w:rPr>
+        <w:t>e</w:t>
+      </w:r>
+      <w:r>
+        <w:rPr>
+          <w:rFonts w:ascii="CMU Serif Roman" w:hAnsi="CMU Serif Roman" w:cs="CMU Serif Roman"/>
+          <w:color w:val="000000"/>
+          <w:sz w:val="22"/>
+          <w:szCs w:val="22"/>
+        </w:rPr>
+        <w:t xml:space="preserve">neral Staff </w:t>
       </w:r>
     </w:p>
     <w:p>
@@ -7788,16 +7573,7 @@
           <w:sz w:val="22"/>
           <w:szCs w:val="22"/>
         </w:rPr>
-        <w:t xml:space="preserve">A supplies </w:t>
-      </w:r>
-      <w:r>
-        <w:rPr>
-          <w:rFonts w:ascii="CMU Serif Roman" w:hAnsi="CMU Serif Roman" w:cs="CMU Serif Roman"/>
-          <w:color w:val="000000"/>
-          <w:sz w:val="22"/>
-          <w:szCs w:val="22"/>
-        </w:rPr>
-        <w:t>stock database is operational and items have been categorized accordingly.</w:t>
+        <w:t>A supplies stock database is operational and items have been categorized accordingly.</w:t>
       </w:r>
     </w:p>
     <w:p>
@@ -7974,93 +7750,28 @@
     </w:p>
     <w:p>
       <w:pPr>
-        <w:spacing w:before="240" w:after="0" w:line="240" w:lineRule="auto"/>
+        <w:spacing w:before="240"/>
         <w:ind w:left="720"/>
-        <w:rPr>
-          <w:rFonts w:ascii="CMU Serif Roman" w:hAnsi="CMU Serif Roman" w:cs="CMU Serif Roman"/>
-          <w:b/>
-          <w:bCs/>
-          <w:color w:val="000000"/>
-          <w:sz w:val="22"/>
-          <w:szCs w:val="22"/>
-        </w:rPr>
-      </w:pPr>
-      <w:r>
-        <w:rPr>
-          <w:rFonts w:ascii="CMU Serif Roman" w:hAnsi="CMU Serif Roman" w:cs="CMU Serif Roman"/>
-          <w:b/>
-          <w:bCs/>
-          <w:color w:val="000000"/>
-          <w:sz w:val="22"/>
-          <w:szCs w:val="22"/>
-        </w:rPr>
-        <w:t xml:space="preserve">Use Case </w:t>
-      </w:r>
-      <w:r>
-        <w:rPr>
-          <w:rFonts w:ascii="CMU Serif Roman" w:hAnsi="CMU Serif Roman" w:cs="CMU Serif Roman"/>
-          <w:b/>
-          <w:bCs/>
-          <w:color w:val="000000"/>
-          <w:sz w:val="22"/>
-          <w:szCs w:val="22"/>
-        </w:rPr>
-        <w:t>4.</w:t>
-      </w:r>
-      <w:r>
-        <w:rPr>
-          <w:rFonts w:ascii="CMU Serif Roman" w:hAnsi="CMU Serif Roman" w:cs="CMU Serif Roman"/>
-          <w:b/>
-          <w:bCs/>
-          <w:color w:val="000000"/>
-          <w:sz w:val="22"/>
-          <w:szCs w:val="22"/>
-        </w:rPr>
-        <w:t>3</w:t>
-      </w:r>
-      <w:r>
-        <w:rPr>
-          <w:rFonts w:ascii="CMU Serif Roman" w:hAnsi="CMU Serif Roman" w:cs="CMU Serif Roman"/>
-          <w:b/>
-          <w:bCs/>
-          <w:color w:val="000000"/>
-          <w:sz w:val="22"/>
-          <w:szCs w:val="22"/>
-        </w:rPr>
-        <w:t xml:space="preserve"> </w:t>
-      </w:r>
-      <w:r>
-        <w:rPr>
-          <w:rFonts w:ascii="CMU Serif Roman" w:hAnsi="CMU Serif Roman" w:cs="CMU Serif Roman"/>
-          <w:b/>
-          <w:bCs/>
-          <w:color w:val="000000"/>
-          <w:sz w:val="22"/>
-          <w:szCs w:val="22"/>
-        </w:rPr>
-        <w:t>–</w:t>
-      </w:r>
-      <w:r>
-        <w:rPr>
-          <w:rFonts w:ascii="CMU Serif Roman" w:hAnsi="CMU Serif Roman" w:cs="CMU Serif Roman"/>
-          <w:b/>
-          <w:bCs/>
-          <w:color w:val="000000"/>
-          <w:sz w:val="22"/>
-          <w:szCs w:val="22"/>
-        </w:rPr>
-        <w:t xml:space="preserve"> </w:t>
-      </w:r>
-      <w:r>
-        <w:rPr>
-          <w:rFonts w:ascii="CMU Serif Roman" w:hAnsi="CMU Serif Roman" w:cs="CMU Serif Roman"/>
-          <w:b/>
-          <w:bCs/>
-          <w:color w:val="000000"/>
-          <w:sz w:val="22"/>
-          <w:szCs w:val="22"/>
-        </w:rPr>
-        <w:t>Busi</w:t>
+        <w:jc w:val="thaiDistribute"/>
+        <w:rPr>
+          <w:rFonts w:ascii="CMU Serif Roman" w:hAnsi="CMU Serif Roman" w:cs="CMU Serif Roman"/>
+          <w:b/>
+          <w:bCs/>
+          <w:color w:val="000000"/>
+          <w:sz w:val="22"/>
+          <w:szCs w:val="22"/>
+        </w:rPr>
+      </w:pPr>
+      <w:r>
+        <w:rPr>
+          <w:rFonts w:ascii="CMU Serif Roman" w:hAnsi="CMU Serif Roman" w:cs="CMU Serif Roman"/>
+          <w:b/>
+          <w:bCs/>
+          <w:color w:val="000000"/>
+          <w:sz w:val="22"/>
+          <w:szCs w:val="22"/>
+        </w:rPr>
+        <w:t>Use Case 4.3 – Busi</w:t>
       </w:r>
       <w:r>
         <w:rPr>
@@ -8332,7 +8043,8 @@
     </w:p>
     <w:p>
       <w:pPr>
-        <w:spacing w:before="240" w:after="0" w:line="240" w:lineRule="auto"/>
+        <w:spacing w:before="240"/>
+        <w:jc w:val="thaiDistribute"/>
         <w:rPr>
           <w:rFonts w:ascii="CMU Serif Roman" w:hAnsi="CMU Serif Roman" w:cs="CMU Serif Roman"/>
           <w:b/>
@@ -8352,156 +8064,44 @@
           <w:szCs w:val="22"/>
           <w:lang w:val="en-US"/>
         </w:rPr>
-        <w:t>2.2.</w:t>
-      </w:r>
-      <w:r>
-        <w:rPr>
-          <w:rFonts w:ascii="CMU Serif Roman" w:hAnsi="CMU Serif Roman" w:cs="CMU Serif Roman"/>
-          <w:b/>
-          <w:bCs/>
-          <w:color w:val="000000"/>
-          <w:sz w:val="22"/>
-          <w:szCs w:val="22"/>
-          <w:lang w:val="en-US"/>
-        </w:rPr>
-        <w:t>5</w:t>
-      </w:r>
-      <w:r>
-        <w:rPr>
-          <w:rFonts w:ascii="CMU Serif Roman" w:hAnsi="CMU Serif Roman" w:cs="CMU Serif Roman"/>
-          <w:b/>
-          <w:bCs/>
-          <w:color w:val="000000"/>
-          <w:sz w:val="22"/>
-          <w:szCs w:val="22"/>
-          <w:lang w:val="en-US"/>
-        </w:rPr>
-        <w:t xml:space="preserve"> </w:t>
-      </w:r>
-      <w:r>
-        <w:rPr>
-          <w:rFonts w:ascii="CMU Serif Roman" w:hAnsi="CMU Serif Roman" w:cs="CMU Serif Roman"/>
-          <w:b/>
-          <w:bCs/>
-          <w:color w:val="000000"/>
-          <w:sz w:val="22"/>
-          <w:szCs w:val="22"/>
-        </w:rPr>
-        <w:t xml:space="preserve">Module : </w:t>
-      </w:r>
-      <w:r>
-        <w:rPr>
-          <w:rFonts w:ascii="CMU Serif Roman" w:hAnsi="CMU Serif Roman" w:cs="CMU Serif Roman"/>
-          <w:b/>
-          <w:bCs/>
-          <w:color w:val="000000"/>
-          <w:sz w:val="22"/>
-          <w:szCs w:val="22"/>
-        </w:rPr>
-        <w:t>Staff &amp; Access Control Management</w:t>
-      </w:r>
-    </w:p>
-    <w:p>
-      <w:pPr>
-        <w:spacing w:before="240" w:after="0" w:line="240" w:lineRule="auto"/>
+        <w:t xml:space="preserve">2.2.5 </w:t>
+      </w:r>
+      <w:r>
+        <w:rPr>
+          <w:rFonts w:ascii="CMU Serif Roman" w:hAnsi="CMU Serif Roman" w:cs="CMU Serif Roman"/>
+          <w:b/>
+          <w:bCs/>
+          <w:color w:val="000000"/>
+          <w:sz w:val="22"/>
+          <w:szCs w:val="22"/>
+        </w:rPr>
+        <w:t>Module : Staff &amp; Access Control Management</w:t>
+      </w:r>
+    </w:p>
+    <w:p>
+      <w:pPr>
+        <w:spacing w:before="240"/>
         <w:ind w:left="720"/>
-        <w:rPr>
-          <w:rFonts w:ascii="CMU Serif Roman" w:hAnsi="CMU Serif Roman" w:cs="CMU Serif Roman"/>
-          <w:b/>
-          <w:bCs/>
-          <w:color w:val="000000"/>
-          <w:sz w:val="22"/>
-          <w:szCs w:val="22"/>
-        </w:rPr>
-      </w:pPr>
-      <w:r>
-        <w:rPr>
-          <w:rFonts w:ascii="CMU Serif Roman" w:hAnsi="CMU Serif Roman" w:cs="CMU Serif Roman"/>
-          <w:b/>
-          <w:bCs/>
-          <w:color w:val="000000"/>
-          <w:sz w:val="22"/>
-          <w:szCs w:val="22"/>
-        </w:rPr>
-        <w:t xml:space="preserve">Use Case </w:t>
-      </w:r>
-      <w:r>
-        <w:rPr>
-          <w:rFonts w:ascii="CMU Serif Roman" w:hAnsi="CMU Serif Roman" w:cs="CMU Serif Roman"/>
-          <w:b/>
-          <w:bCs/>
-          <w:color w:val="000000"/>
-          <w:sz w:val="22"/>
-          <w:szCs w:val="22"/>
-        </w:rPr>
-        <w:t>5</w:t>
-      </w:r>
-      <w:r>
-        <w:rPr>
-          <w:rFonts w:ascii="CMU Serif Roman" w:hAnsi="CMU Serif Roman" w:cs="CMU Serif Roman"/>
-          <w:b/>
-          <w:bCs/>
-          <w:color w:val="000000"/>
-          <w:sz w:val="22"/>
-          <w:szCs w:val="22"/>
-        </w:rPr>
-        <w:t xml:space="preserve">.1 — </w:t>
-      </w:r>
-      <w:r>
-        <w:rPr>
-          <w:rFonts w:ascii="CMU Serif Roman" w:hAnsi="CMU Serif Roman" w:cs="CMU Serif Roman"/>
-          <w:b/>
-          <w:bCs/>
-          <w:color w:val="000000"/>
-          <w:sz w:val="22"/>
-          <w:szCs w:val="22"/>
-        </w:rPr>
-        <w:t>Staff Profile and Role Management</w:t>
-      </w:r>
-    </w:p>
-    <w:p>
-      <w:pPr>
-        <w:pStyle w:val="ListParagraph"/>
-        <w:numPr>
-          <w:ilvl w:val="0"/>
-          <w:numId w:val="69"/>
-        </w:numPr>
-        <w:spacing w:before="240" w:after="0" w:line="240" w:lineRule="auto"/>
-        <w:rPr>
-          <w:rFonts w:ascii="CMU Serif Roman" w:hAnsi="CMU Serif Roman" w:cs="CMU Serif Roman"/>
-          <w:color w:val="000000"/>
-          <w:sz w:val="22"/>
-          <w:szCs w:val="22"/>
-        </w:rPr>
-      </w:pPr>
-      <w:r>
-        <w:rPr>
-          <w:rFonts w:ascii="CMU Serif Roman" w:hAnsi="CMU Serif Roman" w:cs="CMU Serif Roman"/>
-          <w:b/>
-          <w:bCs/>
-          <w:color w:val="000000"/>
-          <w:sz w:val="22"/>
-          <w:szCs w:val="22"/>
-        </w:rPr>
-        <w:t xml:space="preserve">Actor: </w:t>
-      </w:r>
-      <w:r>
-        <w:rPr>
-          <w:rFonts w:ascii="CMU Serif Roman" w:hAnsi="CMU Serif Roman" w:cs="CMU Serif Roman"/>
-          <w:color w:val="000000"/>
-          <w:sz w:val="22"/>
-          <w:szCs w:val="22"/>
-        </w:rPr>
-        <w:t xml:space="preserve">Manager / </w:t>
-      </w:r>
-      <w:r>
-        <w:rPr>
-          <w:rFonts w:ascii="CMU Serif Roman" w:hAnsi="CMU Serif Roman" w:cs="CMU Serif Roman"/>
-          <w:color w:val="000000"/>
-          <w:sz w:val="22"/>
-          <w:szCs w:val="22"/>
-        </w:rPr>
-        <w:t>System Administrator</w:t>
+        <w:jc w:val="thaiDistribute"/>
+        <w:rPr>
+          <w:rFonts w:ascii="CMU Serif Roman" w:hAnsi="CMU Serif Roman" w:cs="CMU Serif Roman"/>
+          <w:b/>
+          <w:bCs/>
+          <w:color w:val="000000"/>
+          <w:sz w:val="22"/>
+          <w:szCs w:val="22"/>
+        </w:rPr>
+      </w:pPr>
+      <w:r>
+        <w:rPr>
+          <w:rFonts w:ascii="CMU Serif Roman" w:hAnsi="CMU Serif Roman" w:cs="CMU Serif Roman"/>
+          <w:b/>
+          <w:bCs/>
+          <w:color w:val="000000"/>
+          <w:sz w:val="22"/>
+          <w:szCs w:val="22"/>
+        </w:rPr>
+        <w:t>Use Case 5.1 — Staff Profile and Role Management</w:t>
       </w:r>
     </w:p>
     <w:p>
@@ -8515,32 +8115,30 @@
         <w:jc w:val="thaiDistribute"/>
         <w:rPr>
           <w:rFonts w:ascii="CMU Serif Roman" w:hAnsi="CMU Serif Roman" w:cs="CMU Serif Roman"/>
-          <w:b/>
-          <w:bCs/>
-          <w:color w:val="000000"/>
-          <w:sz w:val="22"/>
-          <w:szCs w:val="22"/>
-        </w:rPr>
-      </w:pPr>
-      <w:r>
-        <w:rPr>
-          <w:rFonts w:ascii="CMU Serif Roman" w:hAnsi="CMU Serif Roman" w:cs="CMU Serif Roman"/>
-          <w:b/>
-          <w:bCs/>
-          <w:color w:val="000000"/>
-          <w:sz w:val="22"/>
-          <w:szCs w:val="22"/>
-        </w:rPr>
-        <w:t xml:space="preserve">Pre-condition: </w:t>
-      </w:r>
-      <w:r>
-        <w:rPr>
-          <w:rFonts w:ascii="CMU Serif Roman" w:hAnsi="CMU Serif Roman" w:cs="CMU Serif Roman"/>
-          <w:color w:val="000000"/>
-          <w:sz w:val="22"/>
-          <w:szCs w:val="22"/>
-        </w:rPr>
-        <w:t>The actor is authenticated with Manager-level or Administrator-level privileges.</w:t>
+          <w:color w:val="000000"/>
+          <w:sz w:val="22"/>
+          <w:szCs w:val="22"/>
+        </w:rPr>
+      </w:pPr>
+      <w:r>
+        <w:rPr>
+          <w:rFonts w:ascii="CMU Serif Roman" w:hAnsi="CMU Serif Roman" w:cs="CMU Serif Roman"/>
+          <w:b/>
+          <w:bCs/>
+          <w:color w:val="000000"/>
+          <w:sz w:val="22"/>
+          <w:szCs w:val="22"/>
+        </w:rPr>
+        <w:t xml:space="preserve">Actor: </w:t>
+      </w:r>
+      <w:r>
+        <w:rPr>
+          <w:rFonts w:ascii="CMU Serif Roman" w:hAnsi="CMU Serif Roman" w:cs="CMU Serif Roman"/>
+          <w:color w:val="000000"/>
+          <w:sz w:val="22"/>
+          <w:szCs w:val="22"/>
+        </w:rPr>
+        <w:t xml:space="preserve">Manager </w:t>
       </w:r>
     </w:p>
     <w:p>
@@ -8570,6 +8168,45 @@
           <w:sz w:val="22"/>
           <w:szCs w:val="22"/>
         </w:rPr>
+        <w:t xml:space="preserve">Pre-condition: </w:t>
+      </w:r>
+      <w:r>
+        <w:rPr>
+          <w:rFonts w:ascii="CMU Serif Roman" w:hAnsi="CMU Serif Roman" w:cs="CMU Serif Roman"/>
+          <w:color w:val="000000"/>
+          <w:sz w:val="22"/>
+          <w:szCs w:val="22"/>
+        </w:rPr>
+        <w:t>The actor is authenticated with Manager-level or Administrator-level privileges.</w:t>
+      </w:r>
+    </w:p>
+    <w:p>
+      <w:pPr>
+        <w:pStyle w:val="ListParagraph"/>
+        <w:numPr>
+          <w:ilvl w:val="0"/>
+          <w:numId w:val="69"/>
+        </w:numPr>
+        <w:spacing w:before="240" w:after="0" w:line="240" w:lineRule="auto"/>
+        <w:jc w:val="thaiDistribute"/>
+        <w:rPr>
+          <w:rFonts w:ascii="CMU Serif Roman" w:hAnsi="CMU Serif Roman" w:cs="CMU Serif Roman"/>
+          <w:b/>
+          <w:bCs/>
+          <w:color w:val="000000"/>
+          <w:sz w:val="22"/>
+          <w:szCs w:val="22"/>
+        </w:rPr>
+      </w:pPr>
+      <w:r>
+        <w:rPr>
+          <w:rFonts w:ascii="CMU Serif Roman" w:hAnsi="CMU Serif Roman" w:cs="CMU Serif Roman"/>
+          <w:b/>
+          <w:bCs/>
+          <w:color w:val="000000"/>
+          <w:sz w:val="22"/>
+          <w:szCs w:val="22"/>
+        </w:rPr>
         <w:t>Main Flow:</w:t>
       </w:r>
     </w:p>
@@ -8737,107 +8374,33 @@
           <w:sz w:val="22"/>
           <w:szCs w:val="22"/>
         </w:rPr>
-        <w:t xml:space="preserve">The system </w:t>
-      </w:r>
-      <w:r>
-        <w:rPr>
-          <w:rFonts w:ascii="CMU Serif Roman" w:hAnsi="CMU Serif Roman" w:cs="CMU Serif Roman"/>
-          <w:color w:val="000000"/>
-          <w:sz w:val="22"/>
-          <w:szCs w:val="22"/>
-        </w:rPr>
-        <w:t>creates a user account linked to the designated role and persists the record to the database.</w:t>
-      </w:r>
-    </w:p>
-    <w:p>
-      <w:pPr>
-        <w:spacing w:before="240" w:after="0" w:line="240" w:lineRule="auto"/>
+        <w:t>The system creates a user account linked to the designated role and persists the record to the database.</w:t>
+      </w:r>
+    </w:p>
+    <w:p>
+      <w:pPr>
+        <w:spacing w:before="240"/>
         <w:ind w:left="720"/>
-        <w:rPr>
-          <w:rFonts w:ascii="CMU Serif Roman" w:hAnsi="CMU Serif Roman" w:cs="CMU Serif Roman"/>
-          <w:b/>
-          <w:bCs/>
-          <w:color w:val="000000"/>
-          <w:sz w:val="22"/>
-          <w:szCs w:val="22"/>
-        </w:rPr>
-      </w:pPr>
-      <w:r>
-        <w:rPr>
-          <w:rFonts w:ascii="CMU Serif Roman" w:hAnsi="CMU Serif Roman" w:cs="CMU Serif Roman"/>
-          <w:b/>
-          <w:bCs/>
-          <w:color w:val="000000"/>
-          <w:sz w:val="22"/>
-          <w:szCs w:val="22"/>
-        </w:rPr>
-        <w:t xml:space="preserve">Use Case </w:t>
-      </w:r>
-      <w:r>
-        <w:rPr>
-          <w:rFonts w:ascii="CMU Serif Roman" w:hAnsi="CMU Serif Roman" w:cs="CMU Serif Roman"/>
-          <w:b/>
-          <w:bCs/>
-          <w:color w:val="000000"/>
-          <w:sz w:val="22"/>
-          <w:szCs w:val="22"/>
-        </w:rPr>
-        <w:t>5.</w:t>
-      </w:r>
-      <w:r>
-        <w:rPr>
-          <w:rFonts w:ascii="CMU Serif Roman" w:hAnsi="CMU Serif Roman" w:cs="CMU Serif Roman"/>
-          <w:b/>
-          <w:bCs/>
-          <w:color w:val="000000"/>
-          <w:sz w:val="22"/>
-          <w:szCs w:val="22"/>
-        </w:rPr>
-        <w:t>2</w:t>
-      </w:r>
-      <w:r>
-        <w:rPr>
-          <w:rFonts w:ascii="CMU Serif Roman" w:hAnsi="CMU Serif Roman" w:cs="CMU Serif Roman"/>
-          <w:b/>
-          <w:bCs/>
-          <w:color w:val="000000"/>
-          <w:sz w:val="22"/>
-          <w:szCs w:val="22"/>
-        </w:rPr>
-        <w:t xml:space="preserve"> </w:t>
-      </w:r>
-      <w:r>
-        <w:rPr>
-          <w:rFonts w:ascii="CMU Serif Roman" w:hAnsi="CMU Serif Roman" w:cs="CMU Serif Roman"/>
-          <w:b/>
-          <w:bCs/>
-          <w:color w:val="000000"/>
-          <w:sz w:val="22"/>
-          <w:szCs w:val="22"/>
-        </w:rPr>
-        <w:t>–</w:t>
-      </w:r>
-      <w:r>
-        <w:rPr>
-          <w:rFonts w:ascii="CMU Serif Roman" w:hAnsi="CMU Serif Roman" w:cs="CMU Serif Roman"/>
-          <w:b/>
-          <w:bCs/>
-          <w:color w:val="000000"/>
-          <w:sz w:val="22"/>
-          <w:szCs w:val="22"/>
-        </w:rPr>
-        <w:t xml:space="preserve"> </w:t>
-      </w:r>
-      <w:r>
-        <w:rPr>
-          <w:rFonts w:ascii="CMU Serif Roman" w:hAnsi="CMU Serif Roman" w:cs="CMU Serif Roman"/>
-          <w:b/>
-          <w:bCs/>
-          <w:color w:val="000000"/>
-          <w:sz w:val="22"/>
-          <w:szCs w:val="22"/>
-        </w:rPr>
-        <w:t>System Authentication ( Login &amp; Logout )</w:t>
+        <w:jc w:val="thaiDistribute"/>
+        <w:rPr>
+          <w:rFonts w:ascii="CMU Serif Roman" w:hAnsi="CMU Serif Roman" w:cs="CMU Serif Roman"/>
+          <w:b/>
+          <w:bCs/>
+          <w:color w:val="000000"/>
+          <w:sz w:val="22"/>
+          <w:szCs w:val="22"/>
+        </w:rPr>
+      </w:pPr>
+      <w:r>
+        <w:rPr>
+          <w:rFonts w:ascii="CMU Serif Roman" w:hAnsi="CMU Serif Roman" w:cs="CMU Serif Roman"/>
+          <w:b/>
+          <w:bCs/>
+          <w:color w:val="000000"/>
+          <w:sz w:val="22"/>
+          <w:szCs w:val="22"/>
+        </w:rPr>
+        <w:t>Use Case 5.2 – System Authentication ( Login &amp; Logout )</w:t>
       </w:r>
     </w:p>
     <w:p>
@@ -8874,16 +8437,7 @@
           <w:sz w:val="22"/>
           <w:szCs w:val="22"/>
         </w:rPr>
-        <w:t>All Staff Members</w:t>
-      </w:r>
-      <w:r>
-        <w:rPr>
-          <w:rFonts w:ascii="CMU Serif Roman" w:hAnsi="CMU Serif Roman" w:cs="CMU Serif Roman"/>
-          <w:color w:val="000000"/>
-          <w:sz w:val="22"/>
-          <w:szCs w:val="22"/>
-        </w:rPr>
-        <w:t xml:space="preserve"> </w:t>
+        <w:t xml:space="preserve">All Staff Members </w:t>
       </w:r>
     </w:p>
     <w:p>
@@ -9103,18 +8657,7 @@
           <w:sz w:val="22"/>
           <w:szCs w:val="22"/>
         </w:rPr>
-        <w:t>Post-condition:</w:t>
-      </w:r>
-      <w:r>
-        <w:rPr>
-          <w:rFonts w:ascii="CMU Serif Roman" w:hAnsi="CMU Serif Roman" w:cs="CMU Serif Roman"/>
-          <w:b/>
-          <w:bCs/>
-          <w:color w:val="000000"/>
-          <w:sz w:val="22"/>
-          <w:szCs w:val="22"/>
-        </w:rPr>
-        <w:t xml:space="preserve"> </w:t>
+        <w:t xml:space="preserve">Post-condition: </w:t>
       </w:r>
       <w:r>
         <w:rPr>
@@ -9137,7 +8680,7 @@
     </w:p>
     <w:p>
       <w:pPr>
-        <w:spacing w:before="240" w:after="0" w:line="240" w:lineRule="auto"/>
+        <w:spacing w:before="240"/>
         <w:jc w:val="thaiDistribute"/>
         <w:rPr>
           <w:rFonts w:ascii="CMU Serif Roman" w:hAnsi="CMU Serif Roman" w:cs="CMU Serif Roman"/>
@@ -9471,16 +9014,7 @@
           <w:sz w:val="22"/>
           <w:szCs w:val="22"/>
         </w:rPr>
-        <w:t>a</w:t>
-      </w:r>
-      <w:r>
-        <w:rPr>
-          <w:rFonts w:ascii="CMU Serif Roman" w:hAnsi="CMU Serif Roman" w:cs="CMU Serif Roman"/>
-          <w:color w:val="000000"/>
-          <w:sz w:val="22"/>
-          <w:szCs w:val="22"/>
-        </w:rPr>
-        <w:t>ttendance record is persisted to the database for subsequent payroll and working-hours computation.</w:t>
+        <w:t>attendance record is persisted to the database for subsequent payroll and working-hours computation.</w:t>
       </w:r>
     </w:p>
     <w:p>
@@ -9520,62 +9054,7 @@
           <w:sz w:val="22"/>
           <w:szCs w:val="22"/>
         </w:rPr>
-        <w:t xml:space="preserve">Use Case </w:t>
-      </w:r>
-      <w:r>
-        <w:rPr>
-          <w:rFonts w:ascii="CMU Serif Roman" w:hAnsi="CMU Serif Roman" w:cs="CMU Serif Roman"/>
-          <w:b/>
-          <w:bCs/>
-          <w:color w:val="000000"/>
-          <w:sz w:val="22"/>
-          <w:szCs w:val="22"/>
-        </w:rPr>
-        <w:t>5</w:t>
-      </w:r>
-      <w:r>
-        <w:rPr>
-          <w:rFonts w:ascii="CMU Serif Roman" w:hAnsi="CMU Serif Roman" w:cs="CMU Serif Roman"/>
-          <w:b/>
-          <w:bCs/>
-          <w:color w:val="000000"/>
-          <w:sz w:val="22"/>
-          <w:szCs w:val="22"/>
-        </w:rPr>
-        <w:t>.</w:t>
-      </w:r>
-      <w:r>
-        <w:rPr>
-          <w:rFonts w:ascii="CMU Serif Roman" w:hAnsi="CMU Serif Roman" w:cs="CMU Serif Roman"/>
-          <w:b/>
-          <w:bCs/>
-          <w:color w:val="000000"/>
-          <w:sz w:val="22"/>
-          <w:szCs w:val="22"/>
-        </w:rPr>
-        <w:t>4</w:t>
-      </w:r>
-      <w:r>
-        <w:rPr>
-          <w:rFonts w:ascii="CMU Serif Roman" w:hAnsi="CMU Serif Roman" w:cs="CMU Serif Roman"/>
-          <w:b/>
-          <w:bCs/>
-          <w:color w:val="000000"/>
-          <w:sz w:val="22"/>
-          <w:szCs w:val="22"/>
-        </w:rPr>
-        <w:t xml:space="preserve"> – </w:t>
-      </w:r>
-      <w:r>
-        <w:rPr>
-          <w:rFonts w:ascii="CMU Serif Roman" w:hAnsi="CMU Serif Roman" w:cs="CMU Serif Roman"/>
-          <w:b/>
-          <w:bCs/>
-          <w:color w:val="000000"/>
-          <w:sz w:val="22"/>
-          <w:szCs w:val="22"/>
-        </w:rPr>
-        <w:t>System Audit Trail Review</w:t>
+        <w:t>Use Case 5.4 – System Audit Trail Review</w:t>
       </w:r>
     </w:p>
     <w:p>
@@ -9612,16 +9091,7 @@
           <w:sz w:val="22"/>
           <w:szCs w:val="22"/>
         </w:rPr>
-        <w:t>Business Owner</w:t>
-      </w:r>
-      <w:r>
-        <w:rPr>
-          <w:rFonts w:ascii="CMU Serif Roman" w:hAnsi="CMU Serif Roman" w:cs="CMU Serif Roman"/>
-          <w:color w:val="000000"/>
-          <w:sz w:val="22"/>
-          <w:szCs w:val="22"/>
-        </w:rPr>
-        <w:t xml:space="preserve"> </w:t>
+        <w:t xml:space="preserve">Business Owner </w:t>
       </w:r>
     </w:p>
     <w:p>
@@ -9805,30 +9275,13 @@
           <w:sz w:val="22"/>
           <w:szCs w:val="22"/>
         </w:rPr>
-        <w:t xml:space="preserve">The </w:t>
-      </w:r>
-      <w:r>
-        <w:rPr>
-          <w:rFonts w:ascii="CMU Serif Roman" w:hAnsi="CMU Serif Roman" w:cs="CMU Serif Roman"/>
-          <w:color w:val="000000"/>
-          <w:sz w:val="22"/>
-          <w:szCs w:val="22"/>
-        </w:rPr>
-        <w:t>b</w:t>
-      </w:r>
-      <w:r>
-        <w:rPr>
-          <w:rFonts w:ascii="CMU Serif Roman" w:hAnsi="CMU Serif Roman" w:cs="CMU Serif Roman"/>
-          <w:color w:val="000000"/>
-          <w:sz w:val="22"/>
-          <w:szCs w:val="22"/>
-        </w:rPr>
-        <w:t>usiness owner obtains the necessary information to verify operational transparency and identify any potential irregularities.</w:t>
-      </w:r>
-    </w:p>
-    <w:p>
-      <w:pPr>
-        <w:spacing w:before="240" w:after="0" w:line="240" w:lineRule="auto"/>
+        <w:t>The business owner obtains the necessary information to verify operational transparency and identify any potential irregularities.</w:t>
+      </w:r>
+    </w:p>
+    <w:p>
+      <w:pPr>
+        <w:spacing w:before="240"/>
+        <w:jc w:val="thaiDistribute"/>
         <w:rPr>
           <w:rFonts w:ascii="CMU Serif Roman" w:hAnsi="CMU Serif Roman" w:cs="CMU Serif Roman"/>
           <w:b/>
@@ -9848,65 +9301,18 @@
           <w:szCs w:val="22"/>
           <w:lang w:val="en-US"/>
         </w:rPr>
-        <w:t>2</w:t>
-      </w:r>
-      <w:r>
-        <w:rPr>
-          <w:rFonts w:ascii="CMU Serif Roman" w:hAnsi="CMU Serif Roman" w:cs="CMU Serif Roman"/>
-          <w:b/>
-          <w:bCs/>
-          <w:color w:val="000000"/>
-          <w:sz w:val="22"/>
-          <w:szCs w:val="22"/>
-          <w:lang w:val="en-US"/>
-        </w:rPr>
-        <w:t>.2.</w:t>
-      </w:r>
-      <w:r>
-        <w:rPr>
-          <w:rFonts w:ascii="CMU Serif Roman" w:hAnsi="CMU Serif Roman" w:cs="CMU Serif Roman"/>
-          <w:b/>
-          <w:bCs/>
-          <w:color w:val="000000"/>
-          <w:sz w:val="22"/>
-          <w:szCs w:val="22"/>
-          <w:lang w:val="en-US"/>
-        </w:rPr>
-        <w:t>6</w:t>
-      </w:r>
-      <w:r>
-        <w:rPr>
-          <w:rFonts w:ascii="CMU Serif Roman" w:hAnsi="CMU Serif Roman" w:cs="CMU Serif Roman"/>
-          <w:b/>
-          <w:bCs/>
-          <w:color w:val="000000"/>
-          <w:sz w:val="22"/>
-          <w:szCs w:val="22"/>
-          <w:lang w:val="en-US"/>
-        </w:rPr>
-        <w:t xml:space="preserve"> </w:t>
-      </w:r>
-      <w:r>
-        <w:rPr>
-          <w:rFonts w:ascii="CMU Serif Roman" w:hAnsi="CMU Serif Roman" w:cs="CMU Serif Roman"/>
-          <w:b/>
-          <w:bCs/>
-          <w:color w:val="000000"/>
-          <w:sz w:val="22"/>
-          <w:szCs w:val="22"/>
-        </w:rPr>
-        <w:t xml:space="preserve">Module : </w:t>
-      </w:r>
-      <w:r>
-        <w:rPr>
-          <w:rFonts w:ascii="CMU Serif Roman" w:hAnsi="CMU Serif Roman" w:cs="CMU Serif Roman"/>
-          <w:b/>
-          <w:bCs/>
-          <w:color w:val="000000"/>
-          <w:sz w:val="22"/>
-          <w:szCs w:val="22"/>
-        </w:rPr>
-        <w:t>User Account &amp; Pr</w:t>
+        <w:t xml:space="preserve">2.2.6 </w:t>
+      </w:r>
+      <w:r>
+        <w:rPr>
+          <w:rFonts w:ascii="CMU Serif Roman" w:hAnsi="CMU Serif Roman" w:cs="CMU Serif Roman"/>
+          <w:b/>
+          <w:bCs/>
+          <w:color w:val="000000"/>
+          <w:sz w:val="22"/>
+          <w:szCs w:val="22"/>
+        </w:rPr>
+        <w:t>Module : User Account &amp; Pr</w:t>
       </w:r>
       <w:r>
         <w:rPr>
@@ -9933,96 +9339,28 @@
     </w:p>
     <w:p>
       <w:pPr>
-        <w:spacing w:before="240" w:after="0" w:line="240" w:lineRule="auto"/>
+        <w:spacing w:before="240"/>
         <w:ind w:left="720"/>
-        <w:rPr>
-          <w:rFonts w:ascii="CMU Serif Roman" w:hAnsi="CMU Serif Roman" w:cs="CMU Serif Roman"/>
-          <w:b/>
-          <w:bCs/>
-          <w:color w:val="000000"/>
-          <w:sz w:val="22"/>
-          <w:szCs w:val="22"/>
-        </w:rPr>
-      </w:pPr>
-      <w:r>
-        <w:rPr>
-          <w:rFonts w:ascii="CMU Serif Roman" w:hAnsi="CMU Serif Roman" w:cs="CMU Serif Roman"/>
-          <w:b/>
-          <w:bCs/>
-          <w:color w:val="000000"/>
-          <w:sz w:val="22"/>
-          <w:szCs w:val="22"/>
-        </w:rPr>
-        <w:t xml:space="preserve">Use Case </w:t>
-      </w:r>
-      <w:r>
-        <w:rPr>
-          <w:rFonts w:ascii="CMU Serif Roman" w:hAnsi="CMU Serif Roman" w:cs="CMU Serif Roman"/>
-          <w:b/>
-          <w:bCs/>
-          <w:color w:val="000000"/>
-          <w:sz w:val="22"/>
-          <w:szCs w:val="22"/>
-        </w:rPr>
-        <w:t>6</w:t>
-      </w:r>
-      <w:r>
-        <w:rPr>
-          <w:rFonts w:ascii="CMU Serif Roman" w:hAnsi="CMU Serif Roman" w:cs="CMU Serif Roman"/>
-          <w:b/>
-          <w:bCs/>
-          <w:color w:val="000000"/>
-          <w:sz w:val="22"/>
-          <w:szCs w:val="22"/>
-        </w:rPr>
-        <w:t xml:space="preserve">.1 — </w:t>
-      </w:r>
-      <w:r>
-        <w:rPr>
-          <w:rFonts w:ascii="CMU Serif Roman" w:hAnsi="CMU Serif Roman" w:cs="CMU Serif Roman"/>
-          <w:b/>
-          <w:bCs/>
-          <w:color w:val="000000"/>
-          <w:sz w:val="22"/>
-          <w:szCs w:val="22"/>
-        </w:rPr>
-        <w:t>Customer Account Registration</w:t>
-      </w:r>
-    </w:p>
-    <w:p>
-      <w:pPr>
-        <w:pStyle w:val="ListParagraph"/>
-        <w:numPr>
-          <w:ilvl w:val="0"/>
-          <w:numId w:val="69"/>
-        </w:numPr>
-        <w:spacing w:before="240" w:after="0" w:line="240" w:lineRule="auto"/>
-        <w:rPr>
-          <w:rFonts w:ascii="CMU Serif Roman" w:hAnsi="CMU Serif Roman" w:cs="CMU Serif Roman"/>
-          <w:color w:val="000000"/>
-          <w:sz w:val="22"/>
-          <w:szCs w:val="22"/>
-        </w:rPr>
-      </w:pPr>
-      <w:r>
-        <w:rPr>
-          <w:rFonts w:ascii="CMU Serif Roman" w:hAnsi="CMU Serif Roman" w:cs="CMU Serif Roman"/>
-          <w:b/>
-          <w:bCs/>
-          <w:color w:val="000000"/>
-          <w:sz w:val="22"/>
-          <w:szCs w:val="22"/>
-        </w:rPr>
-        <w:t xml:space="preserve">Actor: </w:t>
-      </w:r>
-      <w:r>
-        <w:rPr>
-          <w:rFonts w:ascii="CMU Serif Roman" w:hAnsi="CMU Serif Roman" w:cs="CMU Serif Roman"/>
-          <w:color w:val="000000"/>
-          <w:sz w:val="22"/>
-          <w:szCs w:val="22"/>
-        </w:rPr>
-        <w:t>Pet Owner</w:t>
+        <w:jc w:val="thaiDistribute"/>
+        <w:rPr>
+          <w:rFonts w:ascii="CMU Serif Roman" w:hAnsi="CMU Serif Roman" w:cs="CMU Serif Roman"/>
+          <w:b/>
+          <w:bCs/>
+          <w:color w:val="000000"/>
+          <w:sz w:val="22"/>
+          <w:szCs w:val="22"/>
+        </w:rPr>
+      </w:pPr>
+      <w:r>
+        <w:rPr>
+          <w:rFonts w:ascii="CMU Serif Roman" w:hAnsi="CMU Serif Roman" w:cs="CMU Serif Roman"/>
+          <w:b/>
+          <w:bCs/>
+          <w:color w:val="000000"/>
+          <w:sz w:val="22"/>
+          <w:szCs w:val="22"/>
+        </w:rPr>
+        <w:t>Use Case 6.1 — Customer Account Registration</w:t>
       </w:r>
     </w:p>
     <w:p>
@@ -10036,32 +9374,30 @@
         <w:jc w:val="thaiDistribute"/>
         <w:rPr>
           <w:rFonts w:ascii="CMU Serif Roman" w:hAnsi="CMU Serif Roman" w:cs="CMU Serif Roman"/>
-          <w:b/>
-          <w:bCs/>
-          <w:color w:val="000000"/>
-          <w:sz w:val="22"/>
-          <w:szCs w:val="22"/>
-        </w:rPr>
-      </w:pPr>
-      <w:r>
-        <w:rPr>
-          <w:rFonts w:ascii="CMU Serif Roman" w:hAnsi="CMU Serif Roman" w:cs="CMU Serif Roman"/>
-          <w:b/>
-          <w:bCs/>
-          <w:color w:val="000000"/>
-          <w:sz w:val="22"/>
-          <w:szCs w:val="22"/>
-        </w:rPr>
-        <w:t xml:space="preserve">Pre-condition: </w:t>
-      </w:r>
-      <w:r>
-        <w:rPr>
-          <w:rFonts w:ascii="CMU Serif Roman" w:hAnsi="CMU Serif Roman" w:cs="CMU Serif Roman"/>
-          <w:color w:val="000000"/>
-          <w:sz w:val="22"/>
-          <w:szCs w:val="22"/>
-        </w:rPr>
-        <w:t>The individual does not possess an existing account, and the intended email address has not been previously registered.</w:t>
+          <w:color w:val="000000"/>
+          <w:sz w:val="22"/>
+          <w:szCs w:val="22"/>
+        </w:rPr>
+      </w:pPr>
+      <w:r>
+        <w:rPr>
+          <w:rFonts w:ascii="CMU Serif Roman" w:hAnsi="CMU Serif Roman" w:cs="CMU Serif Roman"/>
+          <w:b/>
+          <w:bCs/>
+          <w:color w:val="000000"/>
+          <w:sz w:val="22"/>
+          <w:szCs w:val="22"/>
+        </w:rPr>
+        <w:t xml:space="preserve">Actor: </w:t>
+      </w:r>
+      <w:r>
+        <w:rPr>
+          <w:rFonts w:ascii="CMU Serif Roman" w:hAnsi="CMU Serif Roman" w:cs="CMU Serif Roman"/>
+          <w:color w:val="000000"/>
+          <w:sz w:val="22"/>
+          <w:szCs w:val="22"/>
+        </w:rPr>
+        <w:t>Pet Owner</w:t>
       </w:r>
     </w:p>
     <w:p>
@@ -10091,6 +9427,45 @@
           <w:sz w:val="22"/>
           <w:szCs w:val="22"/>
         </w:rPr>
+        <w:t xml:space="preserve">Pre-condition: </w:t>
+      </w:r>
+      <w:r>
+        <w:rPr>
+          <w:rFonts w:ascii="CMU Serif Roman" w:hAnsi="CMU Serif Roman" w:cs="CMU Serif Roman"/>
+          <w:color w:val="000000"/>
+          <w:sz w:val="22"/>
+          <w:szCs w:val="22"/>
+        </w:rPr>
+        <w:t>The individual does not possess an existing account, and the intended email address has not been previously registered.</w:t>
+      </w:r>
+    </w:p>
+    <w:p>
+      <w:pPr>
+        <w:pStyle w:val="ListParagraph"/>
+        <w:numPr>
+          <w:ilvl w:val="0"/>
+          <w:numId w:val="69"/>
+        </w:numPr>
+        <w:spacing w:before="240" w:after="0" w:line="240" w:lineRule="auto"/>
+        <w:jc w:val="thaiDistribute"/>
+        <w:rPr>
+          <w:rFonts w:ascii="CMU Serif Roman" w:hAnsi="CMU Serif Roman" w:cs="CMU Serif Roman"/>
+          <w:b/>
+          <w:bCs/>
+          <w:color w:val="000000"/>
+          <w:sz w:val="22"/>
+          <w:szCs w:val="22"/>
+        </w:rPr>
+      </w:pPr>
+      <w:r>
+        <w:rPr>
+          <w:rFonts w:ascii="CMU Serif Roman" w:hAnsi="CMU Serif Roman" w:cs="CMU Serif Roman"/>
+          <w:b/>
+          <w:bCs/>
+          <w:color w:val="000000"/>
+          <w:sz w:val="22"/>
+          <w:szCs w:val="22"/>
+        </w:rPr>
         <w:t>Main Flow:</w:t>
       </w:r>
     </w:p>
@@ -10258,16 +9633,7 @@
           <w:sz w:val="22"/>
           <w:szCs w:val="22"/>
         </w:rPr>
-        <w:t xml:space="preserve">The </w:t>
-      </w:r>
-      <w:r>
-        <w:rPr>
-          <w:rFonts w:ascii="CMU Serif Roman" w:hAnsi="CMU Serif Roman" w:cs="CMU Serif Roman"/>
-          <w:color w:val="000000"/>
-          <w:sz w:val="22"/>
-          <w:szCs w:val="22"/>
-        </w:rPr>
-        <w:t>system creates a Customer Account assigned a unique Customer ID and sends a welcome email. The account is immediately available for use.</w:t>
+        <w:t>The system creates a Customer Account assigned a unique Customer ID and sends a welcome email. The account is immediately available for use.</w:t>
       </w:r>
     </w:p>
     <w:p>
@@ -10302,8 +9668,9 @@
     </w:p>
     <w:p>
       <w:pPr>
-        <w:spacing w:before="240" w:after="0" w:line="240" w:lineRule="auto"/>
+        <w:spacing w:before="240"/>
         <w:ind w:left="720"/>
+        <w:jc w:val="thaiDistribute"/>
         <w:rPr>
           <w:rFonts w:ascii="CMU Serif Roman" w:hAnsi="CMU Serif Roman" w:cs="CMU Serif Roman"/>
           <w:b/>
@@ -10323,109 +9690,7 @@
           <w:szCs w:val="22"/>
         </w:rPr>
         <w:lastRenderedPageBreak/>
-        <w:t xml:space="preserve">Use Case </w:t>
-      </w:r>
-      <w:r>
-        <w:rPr>
-          <w:rFonts w:ascii="CMU Serif Roman" w:hAnsi="CMU Serif Roman" w:cs="CMU Serif Roman"/>
-          <w:b/>
-          <w:bCs/>
-          <w:color w:val="000000"/>
-          <w:sz w:val="22"/>
-          <w:szCs w:val="22"/>
-        </w:rPr>
-        <w:t>6</w:t>
-      </w:r>
-      <w:r>
-        <w:rPr>
-          <w:rFonts w:ascii="CMU Serif Roman" w:hAnsi="CMU Serif Roman" w:cs="CMU Serif Roman"/>
-          <w:b/>
-          <w:bCs/>
-          <w:color w:val="000000"/>
-          <w:sz w:val="22"/>
-          <w:szCs w:val="22"/>
-        </w:rPr>
-        <w:t>.2</w:t>
-      </w:r>
-      <w:r>
-        <w:rPr>
-          <w:rFonts w:ascii="CMU Serif Roman" w:hAnsi="CMU Serif Roman" w:cs="CMU Serif Roman"/>
-          <w:b/>
-          <w:bCs/>
-          <w:color w:val="000000"/>
-          <w:sz w:val="22"/>
-          <w:szCs w:val="22"/>
-        </w:rPr>
-        <w:t xml:space="preserve"> </w:t>
-      </w:r>
-      <w:r>
-        <w:rPr>
-          <w:rFonts w:ascii="CMU Serif Roman" w:hAnsi="CMU Serif Roman" w:cs="CMU Serif Roman"/>
-          <w:b/>
-          <w:bCs/>
-          <w:color w:val="000000"/>
-          <w:sz w:val="22"/>
-          <w:szCs w:val="22"/>
-        </w:rPr>
-        <w:t>–</w:t>
-      </w:r>
-      <w:r>
-        <w:rPr>
-          <w:rFonts w:ascii="CMU Serif Roman" w:hAnsi="CMU Serif Roman" w:cs="CMU Serif Roman"/>
-          <w:b/>
-          <w:bCs/>
-          <w:color w:val="000000"/>
-          <w:sz w:val="22"/>
-          <w:szCs w:val="22"/>
-        </w:rPr>
-        <w:t xml:space="preserve"> </w:t>
-      </w:r>
-      <w:r>
-        <w:rPr>
-          <w:rFonts w:ascii="CMU Serif Roman" w:hAnsi="CMU Serif Roman" w:cs="CMU Serif Roman"/>
-          <w:b/>
-          <w:bCs/>
-          <w:color w:val="000000"/>
-          <w:sz w:val="22"/>
-          <w:szCs w:val="22"/>
-        </w:rPr>
-        <w:t xml:space="preserve"> Pet Profile Registration and Management</w:t>
-      </w:r>
-    </w:p>
-    <w:p>
-      <w:pPr>
-        <w:pStyle w:val="ListParagraph"/>
-        <w:numPr>
-          <w:ilvl w:val="0"/>
-          <w:numId w:val="69"/>
-        </w:numPr>
-        <w:spacing w:before="240" w:after="0" w:line="240" w:lineRule="auto"/>
-        <w:rPr>
-          <w:rFonts w:ascii="CMU Serif Roman" w:hAnsi="CMU Serif Roman" w:cs="CMU Serif Roman"/>
-          <w:color w:val="000000"/>
-          <w:sz w:val="22"/>
-          <w:szCs w:val="22"/>
-        </w:rPr>
-      </w:pPr>
-      <w:r>
-        <w:rPr>
-          <w:rFonts w:ascii="CMU Serif Roman" w:hAnsi="CMU Serif Roman" w:cs="CMU Serif Roman"/>
-          <w:b/>
-          <w:bCs/>
-          <w:color w:val="000000"/>
-          <w:sz w:val="22"/>
-          <w:szCs w:val="22"/>
-        </w:rPr>
-        <w:t xml:space="preserve">Actor: </w:t>
-      </w:r>
-      <w:r>
-        <w:rPr>
-          <w:rFonts w:ascii="CMU Serif Roman" w:hAnsi="CMU Serif Roman" w:cs="CMU Serif Roman"/>
-          <w:color w:val="000000"/>
-          <w:sz w:val="22"/>
-          <w:szCs w:val="22"/>
-        </w:rPr>
-        <w:t>Pet Owner</w:t>
+        <w:t>Use Case 6.2 –  Pet Profile Registration and Management</w:t>
       </w:r>
     </w:p>
     <w:p>
@@ -10439,32 +9704,30 @@
         <w:jc w:val="thaiDistribute"/>
         <w:rPr>
           <w:rFonts w:ascii="CMU Serif Roman" w:hAnsi="CMU Serif Roman" w:cs="CMU Serif Roman"/>
-          <w:b/>
-          <w:bCs/>
-          <w:color w:val="000000"/>
-          <w:sz w:val="22"/>
-          <w:szCs w:val="22"/>
-        </w:rPr>
-      </w:pPr>
-      <w:r>
-        <w:rPr>
-          <w:rFonts w:ascii="CMU Serif Roman" w:hAnsi="CMU Serif Roman" w:cs="CMU Serif Roman"/>
-          <w:b/>
-          <w:bCs/>
-          <w:color w:val="000000"/>
-          <w:sz w:val="22"/>
-          <w:szCs w:val="22"/>
-        </w:rPr>
-        <w:t xml:space="preserve">Pre-condition: </w:t>
-      </w:r>
-      <w:r>
-        <w:rPr>
-          <w:rFonts w:ascii="CMU Serif Roman" w:hAnsi="CMU Serif Roman" w:cs="CMU Serif Roman"/>
-          <w:color w:val="000000"/>
-          <w:sz w:val="22"/>
-          <w:szCs w:val="22"/>
-        </w:rPr>
-        <w:t>The pet owner is authenticated within the system.</w:t>
+          <w:color w:val="000000"/>
+          <w:sz w:val="22"/>
+          <w:szCs w:val="22"/>
+        </w:rPr>
+      </w:pPr>
+      <w:r>
+        <w:rPr>
+          <w:rFonts w:ascii="CMU Serif Roman" w:hAnsi="CMU Serif Roman" w:cs="CMU Serif Roman"/>
+          <w:b/>
+          <w:bCs/>
+          <w:color w:val="000000"/>
+          <w:sz w:val="22"/>
+          <w:szCs w:val="22"/>
+        </w:rPr>
+        <w:t xml:space="preserve">Actor: </w:t>
+      </w:r>
+      <w:r>
+        <w:rPr>
+          <w:rFonts w:ascii="CMU Serif Roman" w:hAnsi="CMU Serif Roman" w:cs="CMU Serif Roman"/>
+          <w:color w:val="000000"/>
+          <w:sz w:val="22"/>
+          <w:szCs w:val="22"/>
+        </w:rPr>
+        <w:t>Pet Owner</w:t>
       </w:r>
     </w:p>
     <w:p>
@@ -10494,6 +9757,45 @@
           <w:sz w:val="22"/>
           <w:szCs w:val="22"/>
         </w:rPr>
+        <w:t xml:space="preserve">Pre-condition: </w:t>
+      </w:r>
+      <w:r>
+        <w:rPr>
+          <w:rFonts w:ascii="CMU Serif Roman" w:hAnsi="CMU Serif Roman" w:cs="CMU Serif Roman"/>
+          <w:color w:val="000000"/>
+          <w:sz w:val="22"/>
+          <w:szCs w:val="22"/>
+        </w:rPr>
+        <w:t>The pet owner is authenticated within the system.</w:t>
+      </w:r>
+    </w:p>
+    <w:p>
+      <w:pPr>
+        <w:pStyle w:val="ListParagraph"/>
+        <w:numPr>
+          <w:ilvl w:val="0"/>
+          <w:numId w:val="69"/>
+        </w:numPr>
+        <w:spacing w:before="240" w:after="0" w:line="240" w:lineRule="auto"/>
+        <w:jc w:val="thaiDistribute"/>
+        <w:rPr>
+          <w:rFonts w:ascii="CMU Serif Roman" w:hAnsi="CMU Serif Roman" w:cs="CMU Serif Roman"/>
+          <w:b/>
+          <w:bCs/>
+          <w:color w:val="000000"/>
+          <w:sz w:val="22"/>
+          <w:szCs w:val="22"/>
+        </w:rPr>
+      </w:pPr>
+      <w:r>
+        <w:rPr>
+          <w:rFonts w:ascii="CMU Serif Roman" w:hAnsi="CMU Serif Roman" w:cs="CMU Serif Roman"/>
+          <w:b/>
+          <w:bCs/>
+          <w:color w:val="000000"/>
+          <w:sz w:val="22"/>
+          <w:szCs w:val="22"/>
+        </w:rPr>
         <w:t>Main Flow:</w:t>
       </w:r>
     </w:p>
@@ -10687,107 +9989,33 @@
           <w:sz w:val="22"/>
           <w:szCs w:val="22"/>
         </w:rPr>
-        <w:t xml:space="preserve">The </w:t>
-      </w:r>
-      <w:r>
-        <w:rPr>
-          <w:rFonts w:ascii="CMU Serif Roman" w:hAnsi="CMU Serif Roman" w:cs="CMU Serif Roman"/>
-          <w:color w:val="000000"/>
-          <w:sz w:val="22"/>
-          <w:szCs w:val="22"/>
-        </w:rPr>
-        <w:t>system creates a Pet Profile with a unique Pet ID, associates it with the owner's Customer Account, and persists the record to the database. The profile is immediately available for use in room booking and service selection.</w:t>
-      </w:r>
-    </w:p>
-    <w:p>
-      <w:pPr>
-        <w:spacing w:before="240" w:after="0" w:line="240" w:lineRule="auto"/>
+        <w:t>The system creates a Pet Profile with a unique Pet ID, associates it with the owner's Customer Account, and persists the record to the database. The profile is immediately available for use in room booking and service selection.</w:t>
+      </w:r>
+    </w:p>
+    <w:p>
+      <w:pPr>
+        <w:spacing w:before="240"/>
         <w:ind w:left="720"/>
-        <w:rPr>
-          <w:rFonts w:ascii="CMU Serif Roman" w:hAnsi="CMU Serif Roman" w:cs="CMU Serif Roman"/>
-          <w:b/>
-          <w:bCs/>
-          <w:color w:val="000000"/>
-          <w:sz w:val="22"/>
-          <w:szCs w:val="22"/>
-        </w:rPr>
-      </w:pPr>
-      <w:r>
-        <w:rPr>
-          <w:rFonts w:ascii="CMU Serif Roman" w:hAnsi="CMU Serif Roman" w:cs="CMU Serif Roman"/>
-          <w:b/>
-          <w:bCs/>
-          <w:color w:val="000000"/>
-          <w:sz w:val="22"/>
-          <w:szCs w:val="22"/>
-        </w:rPr>
-        <w:t xml:space="preserve">Use Case </w:t>
-      </w:r>
-      <w:r>
-        <w:rPr>
-          <w:rFonts w:ascii="CMU Serif Roman" w:hAnsi="CMU Serif Roman" w:cs="CMU Serif Roman"/>
-          <w:b/>
-          <w:bCs/>
-          <w:color w:val="000000"/>
-          <w:sz w:val="22"/>
-          <w:szCs w:val="22"/>
-        </w:rPr>
-        <w:t>6</w:t>
-      </w:r>
-      <w:r>
-        <w:rPr>
-          <w:rFonts w:ascii="CMU Serif Roman" w:hAnsi="CMU Serif Roman" w:cs="CMU Serif Roman"/>
-          <w:b/>
-          <w:bCs/>
-          <w:color w:val="000000"/>
-          <w:sz w:val="22"/>
-          <w:szCs w:val="22"/>
-        </w:rPr>
-        <w:t>.3</w:t>
-      </w:r>
-      <w:r>
-        <w:rPr>
-          <w:rFonts w:ascii="CMU Serif Roman" w:hAnsi="CMU Serif Roman" w:cs="CMU Serif Roman"/>
-          <w:b/>
-          <w:bCs/>
-          <w:color w:val="000000"/>
-          <w:sz w:val="22"/>
-          <w:szCs w:val="22"/>
-        </w:rPr>
-        <w:t xml:space="preserve"> </w:t>
-      </w:r>
-      <w:r>
-        <w:rPr>
-          <w:rFonts w:ascii="CMU Serif Roman" w:hAnsi="CMU Serif Roman" w:cs="CMU Serif Roman"/>
-          <w:b/>
-          <w:bCs/>
-          <w:color w:val="000000"/>
-          <w:sz w:val="22"/>
-          <w:szCs w:val="22"/>
-        </w:rPr>
-        <w:t>–</w:t>
-      </w:r>
-      <w:r>
-        <w:rPr>
-          <w:rFonts w:ascii="CMU Serif Roman" w:hAnsi="CMU Serif Roman" w:cs="CMU Serif Roman"/>
-          <w:b/>
-          <w:bCs/>
-          <w:color w:val="000000"/>
-          <w:sz w:val="22"/>
-          <w:szCs w:val="22"/>
-        </w:rPr>
-        <w:t xml:space="preserve"> </w:t>
-      </w:r>
-      <w:r>
-        <w:rPr>
-          <w:rFonts w:ascii="CMU Serif Roman" w:hAnsi="CMU Serif Roman" w:cs="CMU Serif Roman"/>
-          <w:b/>
-          <w:bCs/>
-          <w:color w:val="000000"/>
-          <w:sz w:val="22"/>
-          <w:szCs w:val="22"/>
-        </w:rPr>
-        <w:t>Notification Management</w:t>
+        <w:jc w:val="thaiDistribute"/>
+        <w:rPr>
+          <w:rFonts w:ascii="CMU Serif Roman" w:hAnsi="CMU Serif Roman" w:cs="CMU Serif Roman"/>
+          <w:b/>
+          <w:bCs/>
+          <w:color w:val="000000"/>
+          <w:sz w:val="22"/>
+          <w:szCs w:val="22"/>
+        </w:rPr>
+      </w:pPr>
+      <w:r>
+        <w:rPr>
+          <w:rFonts w:ascii="CMU Serif Roman" w:hAnsi="CMU Serif Roman" w:cs="CMU Serif Roman"/>
+          <w:b/>
+          <w:bCs/>
+          <w:color w:val="000000"/>
+          <w:sz w:val="22"/>
+          <w:szCs w:val="22"/>
+        </w:rPr>
+        <w:t>Use Case 6.3 – Notification Management</w:t>
       </w:r>
     </w:p>
     <w:p>
@@ -10824,16 +10052,7 @@
           <w:sz w:val="22"/>
           <w:szCs w:val="22"/>
         </w:rPr>
-        <w:t>Pet Owner (recipient) / System (sender)</w:t>
-      </w:r>
-      <w:r>
-        <w:rPr>
-          <w:rFonts w:ascii="CMU Serif Roman" w:hAnsi="CMU Serif Roman" w:cs="CMU Serif Roman"/>
-          <w:color w:val="000000"/>
-          <w:sz w:val="22"/>
-          <w:szCs w:val="22"/>
-        </w:rPr>
-        <w:t xml:space="preserve"> </w:t>
+        <w:t xml:space="preserve">Pet Owner (recipient) / System (sender) </w:t>
       </w:r>
     </w:p>
     <w:p>
@@ -11181,82 +10400,1316 @@
     </w:p>
     <w:p>
       <w:pPr>
-        <w:spacing w:before="240" w:after="0" w:line="240" w:lineRule="auto"/>
+        <w:spacing w:before="240"/>
         <w:jc w:val="thaiDistribute"/>
         <w:rPr>
-          <w:rFonts w:ascii="CMU Serif Roman" w:eastAsia="Times New Roman" w:hAnsi="CMU Serif Roman" w:cs="CMU Serif Roman"/>
-          <w:b/>
-          <w:bCs/>
-          <w:color w:val="000000"/>
-          <w:kern w:val="0"/>
-          <w:sz w:val="22"/>
-          <w:szCs w:val="22"/>
-          <w14:ligatures w14:val="none"/>
-        </w:rPr>
-      </w:pPr>
-      <w:r>
-        <w:rPr>
-          <w:rFonts w:ascii="CMU Serif Roman" w:eastAsia="Times New Roman" w:hAnsi="CMU Serif Roman" w:cs="CMU Serif Roman"/>
-          <w:b/>
-          <w:bCs/>
-          <w:color w:val="000000"/>
-          <w:kern w:val="0"/>
-          <w:sz w:val="22"/>
-          <w:szCs w:val="22"/>
-          <w14:ligatures w14:val="none"/>
-        </w:rPr>
-        <w:t xml:space="preserve">2.1 </w:t>
-      </w:r>
-      <w:r>
-        <w:rPr>
-          <w:rFonts w:ascii="CMU Serif Roman" w:eastAsia="Times New Roman" w:hAnsi="CMU Serif Roman" w:cs="CMU Serif Roman"/>
-          <w:b/>
-          <w:bCs/>
-          <w:color w:val="000000"/>
-          <w:kern w:val="0"/>
-          <w:sz w:val="22"/>
-          <w:szCs w:val="22"/>
-          <w14:ligatures w14:val="none"/>
-        </w:rPr>
-        <w:t>Functional Requirements</w:t>
-      </w:r>
-    </w:p>
-    <w:p>
-      <w:pPr>
-        <w:spacing w:before="240" w:after="0" w:line="240" w:lineRule="auto"/>
+          <w:rFonts w:ascii="CMU Serif Roman" w:hAnsi="CMU Serif Roman" w:cs="CMU Serif Roman"/>
+          <w:b/>
+          <w:bCs/>
+          <w:color w:val="000000"/>
+          <w:sz w:val="22"/>
+          <w:szCs w:val="22"/>
+          <w:cs/>
+          <w:lang w:val="en-US"/>
+        </w:rPr>
+      </w:pPr>
+      <w:r>
+        <w:rPr>
+          <w:rFonts w:ascii="CMU Serif Roman" w:hAnsi="CMU Serif Roman" w:cs="CMU Serif Roman"/>
+          <w:b/>
+          <w:bCs/>
+          <w:color w:val="000000"/>
+          <w:sz w:val="22"/>
+          <w:szCs w:val="22"/>
+        </w:rPr>
+        <w:t>2.</w:t>
+      </w:r>
+      <w:r>
+        <w:rPr>
+          <w:rFonts w:ascii="CMU Serif Roman" w:hAnsi="CMU Serif Roman" w:cs="CMU Serif Roman"/>
+          <w:b/>
+          <w:bCs/>
+          <w:color w:val="000000"/>
+          <w:sz w:val="22"/>
+          <w:szCs w:val="22"/>
+        </w:rPr>
+        <w:t>3</w:t>
+      </w:r>
+      <w:r>
+        <w:rPr>
+          <w:rFonts w:ascii="CMU Serif Roman" w:hAnsi="CMU Serif Roman" w:cs="CMU Serif Roman"/>
+          <w:b/>
+          <w:bCs/>
+          <w:color w:val="000000"/>
+          <w:sz w:val="22"/>
+          <w:szCs w:val="22"/>
+        </w:rPr>
+        <w:t xml:space="preserve"> Functional Requirements</w:t>
+      </w:r>
+    </w:p>
+    <w:p>
+      <w:pPr>
+        <w:spacing w:before="100" w:beforeAutospacing="1" w:after="100" w:afterAutospacing="1"/>
         <w:jc w:val="thaiDistribute"/>
-        <w:rPr>
-          <w:rFonts w:ascii="CMU Serif Roman" w:hAnsi="CMU Serif Roman" w:cs="CMU Serif Roman"/>
-          <w:color w:val="000000"/>
-          <w:sz w:val="22"/>
-          <w:szCs w:val="22"/>
-          <w:lang w:val="en-US"/>
-        </w:rPr>
-      </w:pPr>
+        <w:outlineLvl w:val="2"/>
+        <w:rPr>
+          <w:rFonts w:ascii="CMU Serif Roman" w:eastAsiaTheme="minorHAnsi" w:hAnsi="CMU Serif Roman" w:cs="CMU Serif Roman"/>
+          <w:b/>
+          <w:bCs/>
+          <w:color w:val="000000"/>
+          <w:sz w:val="22"/>
+          <w:szCs w:val="22"/>
+        </w:rPr>
+      </w:pPr>
+      <w:r>
+        <w:rPr>
+          <w:rFonts w:ascii="CMU Serif Roman" w:eastAsiaTheme="minorHAnsi" w:hAnsi="CMU Serif Roman" w:cs="CMU Serif Roman"/>
+          <w:b/>
+          <w:bCs/>
+          <w:color w:val="000000"/>
+          <w:sz w:val="22"/>
+          <w:szCs w:val="22"/>
+        </w:rPr>
+        <w:t>FR1 — User &amp; Access Management</w:t>
+      </w:r>
     </w:p>
     <w:p>
       <w:pPr>
         <w:pStyle w:val="ListParagraph"/>
-        <w:spacing w:before="240" w:after="0" w:line="240" w:lineRule="auto"/>
-        <w:ind w:left="1080"/>
+        <w:numPr>
+          <w:ilvl w:val="0"/>
+          <w:numId w:val="69"/>
+        </w:numPr>
+        <w:spacing w:before="100" w:beforeAutospacing="1" w:after="100" w:afterAutospacing="1"/>
         <w:jc w:val="thaiDistribute"/>
-        <w:rPr>
-          <w:rFonts w:ascii="CMU Serif Roman" w:hAnsi="CMU Serif Roman" w:cs="CMU Serif Roman"/>
-          <w:color w:val="000000"/>
-          <w:sz w:val="22"/>
-          <w:szCs w:val="22"/>
-        </w:rPr>
-      </w:pPr>
-    </w:p>
-    <w:p>
-      <w:pPr>
-        <w:rPr>
-          <w:rFonts w:ascii="CMU Serif Roman" w:hAnsi="CMU Serif Roman" w:cs="CMU Serif Roman"/>
-          <w:color w:val="000000"/>
-          <w:sz w:val="22"/>
-          <w:szCs w:val="22"/>
-        </w:rPr>
-      </w:pPr>
+        <w:outlineLvl w:val="2"/>
+        <w:rPr>
+          <w:rFonts w:ascii="CMU Serif Roman" w:hAnsi="CMU Serif Roman" w:cs="CMU Serif Roman"/>
+          <w:color w:val="000000"/>
+          <w:sz w:val="22"/>
+          <w:szCs w:val="22"/>
+        </w:rPr>
+      </w:pPr>
+      <w:r>
+        <w:rPr>
+          <w:rFonts w:ascii="CMU Serif Roman" w:hAnsi="CMU Serif Roman" w:cs="CMU Serif Roman"/>
+          <w:b/>
+          <w:bCs/>
+          <w:color w:val="000000"/>
+          <w:sz w:val="22"/>
+          <w:szCs w:val="22"/>
+        </w:rPr>
+        <w:t>FR1.1:</w:t>
+      </w:r>
+      <w:r>
+        <w:rPr>
+          <w:rFonts w:ascii="CMU Serif Roman" w:hAnsi="CMU Serif Roman" w:cs="CMU Serif Roman"/>
+          <w:color w:val="000000"/>
+          <w:sz w:val="22"/>
+          <w:szCs w:val="22"/>
+        </w:rPr>
+        <w:t xml:space="preserve"> The system shall support a customer registration process with identity verification conducted via a One-Time Password (OTP) mechanism, applicable to pet owner accounts.</w:t>
+      </w:r>
+    </w:p>
+    <w:p>
+      <w:pPr>
+        <w:pStyle w:val="ListParagraph"/>
+        <w:numPr>
+          <w:ilvl w:val="0"/>
+          <w:numId w:val="69"/>
+        </w:numPr>
+        <w:spacing w:before="100" w:beforeAutospacing="1" w:after="100" w:afterAutospacing="1"/>
+        <w:jc w:val="thaiDistribute"/>
+        <w:outlineLvl w:val="2"/>
+        <w:rPr>
+          <w:rFonts w:ascii="CMU Serif Roman" w:hAnsi="CMU Serif Roman" w:cs="CMU Serif Roman"/>
+          <w:color w:val="000000"/>
+          <w:sz w:val="22"/>
+          <w:szCs w:val="22"/>
+        </w:rPr>
+      </w:pPr>
+      <w:r>
+        <w:rPr>
+          <w:rFonts w:ascii="CMU Serif Roman" w:hAnsi="CMU Serif Roman" w:cs="CMU Serif Roman"/>
+          <w:b/>
+          <w:bCs/>
+          <w:color w:val="000000"/>
+          <w:sz w:val="22"/>
+          <w:szCs w:val="22"/>
+        </w:rPr>
+        <w:lastRenderedPageBreak/>
+        <w:t>FR1.2:</w:t>
+      </w:r>
+      <w:r>
+        <w:rPr>
+          <w:rFonts w:ascii="CMU Serif Roman" w:hAnsi="CMU Serif Roman" w:cs="CMU Serif Roman"/>
+          <w:color w:val="000000"/>
+          <w:sz w:val="22"/>
+          <w:szCs w:val="22"/>
+        </w:rPr>
+        <w:t xml:space="preserve"> The system shall provide a role-based authentication interface that directs each authenticated user to a dashboard corresponding to their designated system role.</w:t>
+      </w:r>
+    </w:p>
+    <w:p>
+      <w:pPr>
+        <w:pStyle w:val="ListParagraph"/>
+        <w:numPr>
+          <w:ilvl w:val="0"/>
+          <w:numId w:val="69"/>
+        </w:numPr>
+        <w:spacing w:before="100" w:beforeAutospacing="1" w:after="100" w:afterAutospacing="1"/>
+        <w:jc w:val="thaiDistribute"/>
+        <w:outlineLvl w:val="2"/>
+        <w:rPr>
+          <w:rFonts w:ascii="CMU Serif Roman" w:hAnsi="CMU Serif Roman" w:cs="CMU Serif Roman"/>
+          <w:color w:val="000000"/>
+          <w:sz w:val="22"/>
+          <w:szCs w:val="22"/>
+        </w:rPr>
+      </w:pPr>
+      <w:r>
+        <w:rPr>
+          <w:rFonts w:ascii="CMU Serif Roman" w:hAnsi="CMU Serif Roman" w:cs="CMU Serif Roman"/>
+          <w:b/>
+          <w:bCs/>
+          <w:color w:val="000000"/>
+          <w:sz w:val="22"/>
+          <w:szCs w:val="22"/>
+        </w:rPr>
+        <w:t>FR1.3:</w:t>
+      </w:r>
+      <w:r>
+        <w:rPr>
+          <w:rFonts w:ascii="CMU Serif Roman" w:hAnsi="CMU Serif Roman" w:cs="CMU Serif Roman"/>
+          <w:color w:val="000000"/>
+          <w:sz w:val="22"/>
+          <w:szCs w:val="22"/>
+        </w:rPr>
+        <w:t xml:space="preserve"> The system shall permit users holding the Manager role to create, modify, and deactivate staff user accounts.</w:t>
+      </w:r>
+    </w:p>
+    <w:p>
+      <w:pPr>
+        <w:pStyle w:val="ListParagraph"/>
+        <w:numPr>
+          <w:ilvl w:val="0"/>
+          <w:numId w:val="69"/>
+        </w:numPr>
+        <w:spacing w:before="100" w:beforeAutospacing="1" w:after="100" w:afterAutospacing="1"/>
+        <w:jc w:val="thaiDistribute"/>
+        <w:outlineLvl w:val="2"/>
+        <w:rPr>
+          <w:rFonts w:ascii="CMU Serif Roman" w:hAnsi="CMU Serif Roman" w:cs="CMU Serif Roman"/>
+          <w:color w:val="000000"/>
+          <w:sz w:val="22"/>
+          <w:szCs w:val="22"/>
+        </w:rPr>
+      </w:pPr>
+      <w:r>
+        <w:rPr>
+          <w:rFonts w:ascii="CMU Serif Roman" w:hAnsi="CMU Serif Roman" w:cs="CMU Serif Roman"/>
+          <w:b/>
+          <w:bCs/>
+          <w:color w:val="000000"/>
+          <w:sz w:val="22"/>
+          <w:szCs w:val="22"/>
+        </w:rPr>
+        <w:t>FR1.4:</w:t>
+      </w:r>
+      <w:r>
+        <w:rPr>
+          <w:rFonts w:ascii="CMU Serif Roman" w:hAnsi="CMU Serif Roman" w:cs="CMU Serif Roman"/>
+          <w:color w:val="000000"/>
+          <w:sz w:val="22"/>
+          <w:szCs w:val="22"/>
+        </w:rPr>
+        <w:t xml:space="preserve"> The system shall record staff attendance by capturing clock-in and clock-out events, each accompanied by a system-generated timestamp.</w:t>
+      </w:r>
+    </w:p>
+    <w:p>
+      <w:pPr>
+        <w:pStyle w:val="ListParagraph"/>
+        <w:numPr>
+          <w:ilvl w:val="0"/>
+          <w:numId w:val="69"/>
+        </w:numPr>
+        <w:spacing w:before="100" w:beforeAutospacing="1" w:after="100" w:afterAutospacing="1"/>
+        <w:jc w:val="thaiDistribute"/>
+        <w:outlineLvl w:val="2"/>
+        <w:rPr>
+          <w:rFonts w:ascii="CMU Serif Roman" w:hAnsi="CMU Serif Roman" w:cs="CMU Serif Roman"/>
+          <w:color w:val="000000"/>
+          <w:sz w:val="22"/>
+          <w:szCs w:val="22"/>
+        </w:rPr>
+      </w:pPr>
+      <w:r>
+        <w:rPr>
+          <w:rFonts w:ascii="CMU Serif Roman" w:hAnsi="CMU Serif Roman" w:cs="CMU Serif Roman"/>
+          <w:b/>
+          <w:bCs/>
+          <w:color w:val="000000"/>
+          <w:sz w:val="22"/>
+          <w:szCs w:val="22"/>
+        </w:rPr>
+        <w:t>FR1.5:</w:t>
+      </w:r>
+      <w:r>
+        <w:rPr>
+          <w:rFonts w:ascii="CMU Serif Roman" w:hAnsi="CMU Serif Roman" w:cs="CMU Serif Roman"/>
+          <w:color w:val="000000"/>
+          <w:sz w:val="22"/>
+          <w:szCs w:val="22"/>
+        </w:rPr>
+        <w:t xml:space="preserve"> The system shall maintain a comprehensive Audit Trail that logs all modifications to critical data records — including invoice deletions and booking amendments. Access to this audit log shall be restricted to users holding the Pet Hotel Owner or Manager role.</w:t>
+      </w:r>
+    </w:p>
+    <w:p>
+      <w:pPr>
+        <w:spacing w:before="100" w:beforeAutospacing="1" w:after="100" w:afterAutospacing="1"/>
+        <w:jc w:val="thaiDistribute"/>
+        <w:outlineLvl w:val="2"/>
+        <w:rPr>
+          <w:rFonts w:ascii="CMU Serif Roman" w:eastAsiaTheme="minorHAnsi" w:hAnsi="CMU Serif Roman" w:cs="CMU Serif Roman"/>
+          <w:b/>
+          <w:bCs/>
+          <w:color w:val="000000"/>
+          <w:sz w:val="22"/>
+          <w:szCs w:val="22"/>
+        </w:rPr>
+      </w:pPr>
+      <w:r>
+        <w:rPr>
+          <w:rFonts w:ascii="CMU Serif Roman" w:eastAsiaTheme="minorHAnsi" w:hAnsi="CMU Serif Roman" w:cs="CMU Serif Roman"/>
+          <w:b/>
+          <w:bCs/>
+          <w:color w:val="000000"/>
+          <w:sz w:val="22"/>
+          <w:szCs w:val="22"/>
+        </w:rPr>
+        <w:t>FR2 — Pet Profile Management</w:t>
+      </w:r>
+    </w:p>
+    <w:p>
+      <w:pPr>
+        <w:pStyle w:val="ListParagraph"/>
+        <w:numPr>
+          <w:ilvl w:val="0"/>
+          <w:numId w:val="99"/>
+        </w:numPr>
+        <w:spacing w:before="100" w:beforeAutospacing="1" w:after="100" w:afterAutospacing="1"/>
+        <w:jc w:val="thaiDistribute"/>
+        <w:outlineLvl w:val="2"/>
+        <w:rPr>
+          <w:rFonts w:ascii="CMU Serif Roman" w:hAnsi="CMU Serif Roman" w:cs="CMU Serif Roman"/>
+          <w:color w:val="000000"/>
+          <w:sz w:val="22"/>
+          <w:szCs w:val="22"/>
+        </w:rPr>
+      </w:pPr>
+      <w:r>
+        <w:rPr>
+          <w:rFonts w:ascii="CMU Serif Roman" w:hAnsi="CMU Serif Roman" w:cs="CMU Serif Roman"/>
+          <w:b/>
+          <w:bCs/>
+          <w:color w:val="000000"/>
+          <w:sz w:val="22"/>
+          <w:szCs w:val="22"/>
+        </w:rPr>
+        <w:t>FR2.1:</w:t>
+      </w:r>
+      <w:r>
+        <w:rPr>
+          <w:rFonts w:ascii="CMU Serif Roman" w:hAnsi="CMU Serif Roman" w:cs="CMU Serif Roman"/>
+          <w:color w:val="000000"/>
+          <w:sz w:val="22"/>
+          <w:szCs w:val="22"/>
+        </w:rPr>
+        <w:t xml:space="preserve"> The system shall permit pet owners to create and update pet profiles, encompassing attributes such as name, species, breed, date of birth, and body weight.</w:t>
+      </w:r>
+    </w:p>
+    <w:p>
+      <w:pPr>
+        <w:pStyle w:val="ListParagraph"/>
+        <w:numPr>
+          <w:ilvl w:val="0"/>
+          <w:numId w:val="99"/>
+        </w:numPr>
+        <w:spacing w:before="100" w:beforeAutospacing="1" w:after="100" w:afterAutospacing="1"/>
+        <w:jc w:val="thaiDistribute"/>
+        <w:outlineLvl w:val="2"/>
+        <w:rPr>
+          <w:rFonts w:ascii="CMU Serif Roman" w:hAnsi="CMU Serif Roman" w:cs="CMU Serif Roman"/>
+          <w:color w:val="000000"/>
+          <w:sz w:val="22"/>
+          <w:szCs w:val="22"/>
+        </w:rPr>
+      </w:pPr>
+      <w:r>
+        <w:rPr>
+          <w:rFonts w:ascii="CMU Serif Roman" w:hAnsi="CMU Serif Roman" w:cs="CMU Serif Roman"/>
+          <w:b/>
+          <w:bCs/>
+          <w:color w:val="000000"/>
+          <w:sz w:val="22"/>
+          <w:szCs w:val="22"/>
+        </w:rPr>
+        <w:t>FR2.2:</w:t>
+      </w:r>
+      <w:r>
+        <w:rPr>
+          <w:rFonts w:ascii="CMU Serif Roman" w:hAnsi="CMU Serif Roman" w:cs="CMU Serif Roman"/>
+          <w:color w:val="000000"/>
+          <w:sz w:val="22"/>
+          <w:szCs w:val="22"/>
+        </w:rPr>
+        <w:t xml:space="preserve"> The system shall provide a dedicated module for recording vaccination histories, including support for the attachment of veterinary certification documents in PDF format.</w:t>
+      </w:r>
+    </w:p>
+    <w:p>
+      <w:pPr>
+        <w:pStyle w:val="ListParagraph"/>
+        <w:numPr>
+          <w:ilvl w:val="0"/>
+          <w:numId w:val="99"/>
+        </w:numPr>
+        <w:spacing w:before="100" w:beforeAutospacing="1" w:after="100" w:afterAutospacing="1"/>
+        <w:jc w:val="thaiDistribute"/>
+        <w:outlineLvl w:val="2"/>
+        <w:rPr>
+          <w:rFonts w:ascii="CMU Serif Roman" w:hAnsi="CMU Serif Roman" w:cs="CMU Serif Roman"/>
+          <w:color w:val="000000"/>
+          <w:sz w:val="22"/>
+          <w:szCs w:val="22"/>
+        </w:rPr>
+      </w:pPr>
+      <w:r>
+        <w:rPr>
+          <w:rFonts w:ascii="CMU Serif Roman" w:hAnsi="CMU Serif Roman" w:cs="CMU Serif Roman"/>
+          <w:b/>
+          <w:bCs/>
+          <w:color w:val="000000"/>
+          <w:sz w:val="22"/>
+          <w:szCs w:val="22"/>
+        </w:rPr>
+        <w:t>FR2.3:</w:t>
+      </w:r>
+      <w:r>
+        <w:rPr>
+          <w:rFonts w:ascii="CMU Serif Roman" w:hAnsi="CMU Serif Roman" w:cs="CMU Serif Roman"/>
+          <w:color w:val="000000"/>
+          <w:sz w:val="22"/>
+          <w:szCs w:val="22"/>
+        </w:rPr>
+        <w:t xml:space="preserve"> The system shall support the documentation of pet-specific medical information, including pre-existing conditions, dietary allergies, and behavioral notes requiring special attention.</w:t>
+      </w:r>
+    </w:p>
+    <w:p>
+      <w:pPr>
+        <w:pStyle w:val="ListParagraph"/>
+        <w:numPr>
+          <w:ilvl w:val="0"/>
+          <w:numId w:val="99"/>
+        </w:numPr>
+        <w:spacing w:before="100" w:beforeAutospacing="1" w:after="100" w:afterAutospacing="1"/>
+        <w:jc w:val="thaiDistribute"/>
+        <w:outlineLvl w:val="2"/>
+        <w:rPr>
+          <w:rFonts w:ascii="CMU Serif Roman" w:hAnsi="CMU Serif Roman" w:cs="CMU Serif Roman"/>
+          <w:color w:val="000000"/>
+          <w:sz w:val="22"/>
+          <w:szCs w:val="22"/>
+        </w:rPr>
+      </w:pPr>
+      <w:r>
+        <w:rPr>
+          <w:rFonts w:ascii="CMU Serif Roman" w:hAnsi="CMU Serif Roman" w:cs="CMU Serif Roman"/>
+          <w:b/>
+          <w:bCs/>
+          <w:color w:val="000000"/>
+          <w:sz w:val="22"/>
+          <w:szCs w:val="22"/>
+        </w:rPr>
+        <w:t>FR2.4:</w:t>
+      </w:r>
+      <w:r>
+        <w:rPr>
+          <w:rFonts w:ascii="CMU Serif Roman" w:hAnsi="CMU Serif Roman" w:cs="CMU Serif Roman"/>
+          <w:color w:val="000000"/>
+          <w:sz w:val="22"/>
+          <w:szCs w:val="22"/>
+        </w:rPr>
+        <w:t xml:space="preserve"> The system shall allow pet owners to define and manage individualized daily Meal Plans for each registered pet.</w:t>
+      </w:r>
+    </w:p>
+    <w:p>
+      <w:pPr>
+        <w:spacing w:before="100" w:beforeAutospacing="1" w:after="100" w:afterAutospacing="1"/>
+        <w:jc w:val="thaiDistribute"/>
+        <w:outlineLvl w:val="2"/>
+        <w:rPr>
+          <w:rFonts w:ascii="CMU Serif Roman" w:eastAsiaTheme="minorHAnsi" w:hAnsi="CMU Serif Roman" w:cs="CMU Serif Roman"/>
+          <w:b/>
+          <w:bCs/>
+          <w:color w:val="000000"/>
+          <w:sz w:val="22"/>
+          <w:szCs w:val="22"/>
+        </w:rPr>
+      </w:pPr>
+      <w:r>
+        <w:rPr>
+          <w:rFonts w:ascii="CMU Serif Roman" w:eastAsiaTheme="minorHAnsi" w:hAnsi="CMU Serif Roman" w:cs="CMU Serif Roman"/>
+          <w:b/>
+          <w:bCs/>
+          <w:color w:val="000000"/>
+          <w:sz w:val="22"/>
+          <w:szCs w:val="22"/>
+        </w:rPr>
+        <w:t>FR3 — Booking &amp; Front Desk Management</w:t>
+      </w:r>
+    </w:p>
+    <w:p>
+      <w:pPr>
+        <w:pStyle w:val="ListParagraph"/>
+        <w:numPr>
+          <w:ilvl w:val="0"/>
+          <w:numId w:val="100"/>
+        </w:numPr>
+        <w:spacing w:before="100" w:beforeAutospacing="1" w:after="100" w:afterAutospacing="1"/>
+        <w:jc w:val="thaiDistribute"/>
+        <w:outlineLvl w:val="2"/>
+        <w:rPr>
+          <w:rFonts w:ascii="CMU Serif Roman" w:hAnsi="CMU Serif Roman" w:cs="CMU Serif Roman"/>
+          <w:color w:val="000000"/>
+          <w:sz w:val="22"/>
+          <w:szCs w:val="22"/>
+        </w:rPr>
+      </w:pPr>
+      <w:r>
+        <w:rPr>
+          <w:rFonts w:ascii="CMU Serif Roman" w:hAnsi="CMU Serif Roman" w:cs="CMU Serif Roman"/>
+          <w:b/>
+          <w:bCs/>
+          <w:color w:val="000000"/>
+          <w:sz w:val="22"/>
+          <w:szCs w:val="22"/>
+        </w:rPr>
+        <w:t>FR3.1:</w:t>
+      </w:r>
+      <w:r>
+        <w:rPr>
+          <w:rFonts w:ascii="CMU Serif Roman" w:hAnsi="CMU Serif Roman" w:cs="CMU Serif Roman"/>
+          <w:color w:val="000000"/>
+          <w:sz w:val="22"/>
+          <w:szCs w:val="22"/>
+        </w:rPr>
+        <w:t xml:space="preserve"> The system shall display real-time room availability based on the check-in and check-out dates specified by the user.</w:t>
+      </w:r>
+    </w:p>
+    <w:p>
+      <w:pPr>
+        <w:pStyle w:val="ListParagraph"/>
+        <w:numPr>
+          <w:ilvl w:val="1"/>
+          <w:numId w:val="100"/>
+        </w:numPr>
+        <w:spacing w:before="100" w:beforeAutospacing="1" w:after="100" w:afterAutospacing="1"/>
+        <w:jc w:val="thaiDistribute"/>
+        <w:outlineLvl w:val="2"/>
+        <w:rPr>
+          <w:rFonts w:ascii="CMU Serif Roman" w:hAnsi="CMU Serif Roman" w:cs="CMU Serif Roman"/>
+          <w:color w:val="000000"/>
+          <w:sz w:val="22"/>
+          <w:szCs w:val="22"/>
+        </w:rPr>
+      </w:pPr>
+      <w:r>
+        <w:rPr>
+          <w:rFonts w:ascii="CMU Serif Roman" w:hAnsi="CMU Serif Roman" w:cs="CMU Serif Roman"/>
+          <w:b/>
+          <w:bCs/>
+          <w:color w:val="000000"/>
+          <w:sz w:val="22"/>
+          <w:szCs w:val="22"/>
+        </w:rPr>
+        <w:t>FR3.1.1:</w:t>
+      </w:r>
+      <w:r>
+        <w:rPr>
+          <w:rFonts w:ascii="CMU Serif Roman" w:hAnsi="CMU Serif Roman" w:cs="CMU Serif Roman"/>
+          <w:color w:val="000000"/>
+          <w:sz w:val="22"/>
+          <w:szCs w:val="22"/>
+        </w:rPr>
+        <w:t xml:space="preserve"> The system shall allow customers to select a preferred Room Type (e.g., Standard Fan, Air-Conditioned, VIP Suite) from the list of rooms available within the requested date range.</w:t>
+      </w:r>
+    </w:p>
+    <w:p>
+      <w:pPr>
+        <w:pStyle w:val="ListParagraph"/>
+        <w:numPr>
+          <w:ilvl w:val="0"/>
+          <w:numId w:val="100"/>
+        </w:numPr>
+        <w:spacing w:before="100" w:beforeAutospacing="1" w:after="100" w:afterAutospacing="1"/>
+        <w:jc w:val="thaiDistribute"/>
+        <w:outlineLvl w:val="2"/>
+        <w:rPr>
+          <w:rFonts w:ascii="CMU Serif Roman" w:hAnsi="CMU Serif Roman" w:cs="CMU Serif Roman"/>
+          <w:color w:val="000000"/>
+          <w:sz w:val="22"/>
+          <w:szCs w:val="22"/>
+        </w:rPr>
+      </w:pPr>
+      <w:r>
+        <w:rPr>
+          <w:rFonts w:ascii="CMU Serif Roman" w:hAnsi="CMU Serif Roman" w:cs="CMU Serif Roman"/>
+          <w:b/>
+          <w:bCs/>
+          <w:color w:val="000000"/>
+          <w:sz w:val="22"/>
+          <w:szCs w:val="22"/>
+        </w:rPr>
+        <w:t>FR3.2:</w:t>
+      </w:r>
+      <w:r>
+        <w:rPr>
+          <w:rFonts w:ascii="CMU Serif Roman" w:hAnsi="CMU Serif Roman" w:cs="CMU Serif Roman"/>
+          <w:color w:val="000000"/>
+          <w:sz w:val="22"/>
+          <w:szCs w:val="22"/>
+        </w:rPr>
+        <w:t xml:space="preserve"> The system shall automatically calculate the total room charge based on the selected room type and the duration of stay. The computed price shall be locked within the Booking Record at the time of reservation confirmation and shall remain unchanged regardless of any subsequent modifications to the room's base rate.</w:t>
+      </w:r>
+    </w:p>
+    <w:p>
+      <w:pPr>
+        <w:pStyle w:val="ListParagraph"/>
+        <w:numPr>
+          <w:ilvl w:val="0"/>
+          <w:numId w:val="100"/>
+        </w:numPr>
+        <w:spacing w:before="100" w:beforeAutospacing="1" w:after="100" w:afterAutospacing="1"/>
+        <w:jc w:val="thaiDistribute"/>
+        <w:outlineLvl w:val="2"/>
+        <w:rPr>
+          <w:rFonts w:ascii="CMU Serif Roman" w:hAnsi="CMU Serif Roman" w:cs="CMU Serif Roman"/>
+          <w:color w:val="000000"/>
+          <w:sz w:val="22"/>
+          <w:szCs w:val="22"/>
+        </w:rPr>
+      </w:pPr>
+      <w:r>
+        <w:rPr>
+          <w:rFonts w:ascii="CMU Serif Roman" w:hAnsi="CMU Serif Roman" w:cs="CMU Serif Roman"/>
+          <w:b/>
+          <w:bCs/>
+          <w:color w:val="000000"/>
+          <w:sz w:val="22"/>
+          <w:szCs w:val="22"/>
+        </w:rPr>
+        <w:t>FR3.3:</w:t>
+      </w:r>
+      <w:r>
+        <w:rPr>
+          <w:rFonts w:ascii="CMU Serif Roman" w:hAnsi="CMU Serif Roman" w:cs="CMU Serif Roman"/>
+          <w:color w:val="000000"/>
+          <w:sz w:val="22"/>
+          <w:szCs w:val="22"/>
+        </w:rPr>
+        <w:t xml:space="preserve"> The system shall support the addition of Add-on Services (e.g., bathing, grooming) both at the time of initial booking and during an active stay.</w:t>
+      </w:r>
+    </w:p>
+    <w:p>
+      <w:pPr>
+        <w:pStyle w:val="ListParagraph"/>
+        <w:numPr>
+          <w:ilvl w:val="0"/>
+          <w:numId w:val="100"/>
+        </w:numPr>
+        <w:spacing w:before="100" w:beforeAutospacing="1" w:after="100" w:afterAutospacing="1"/>
+        <w:jc w:val="thaiDistribute"/>
+        <w:outlineLvl w:val="2"/>
+        <w:rPr>
+          <w:rFonts w:ascii="CMU Serif Roman" w:hAnsi="CMU Serif Roman" w:cs="CMU Serif Roman"/>
+          <w:color w:val="000000"/>
+          <w:sz w:val="22"/>
+          <w:szCs w:val="22"/>
+        </w:rPr>
+      </w:pPr>
+      <w:r>
+        <w:rPr>
+          <w:rFonts w:ascii="CMU Serif Roman" w:hAnsi="CMU Serif Roman" w:cs="CMU Serif Roman"/>
+          <w:b/>
+          <w:bCs/>
+          <w:color w:val="000000"/>
+          <w:sz w:val="22"/>
+          <w:szCs w:val="22"/>
+        </w:rPr>
+        <w:t>FR3.4:</w:t>
+      </w:r>
+      <w:r>
+        <w:rPr>
+          <w:rFonts w:ascii="CMU Serif Roman" w:hAnsi="CMU Serif Roman" w:cs="CMU Serif Roman"/>
+          <w:color w:val="000000"/>
+          <w:sz w:val="22"/>
+          <w:szCs w:val="22"/>
+        </w:rPr>
+        <w:t xml:space="preserve"> The system shall provide Check-In and Check-Out functions that update both the room occupancy status and the corresponding booking status upon execution.</w:t>
+      </w:r>
+    </w:p>
+    <w:p>
+      <w:pPr>
+        <w:pStyle w:val="ListParagraph"/>
+        <w:numPr>
+          <w:ilvl w:val="0"/>
+          <w:numId w:val="100"/>
+        </w:numPr>
+        <w:spacing w:before="100" w:beforeAutospacing="1" w:after="100" w:afterAutospacing="1"/>
+        <w:jc w:val="thaiDistribute"/>
+        <w:outlineLvl w:val="2"/>
+        <w:rPr>
+          <w:rFonts w:ascii="CMU Serif Roman" w:hAnsi="CMU Serif Roman" w:cs="CMU Serif Roman"/>
+          <w:color w:val="000000"/>
+          <w:sz w:val="22"/>
+          <w:szCs w:val="22"/>
+        </w:rPr>
+      </w:pPr>
+      <w:r>
+        <w:rPr>
+          <w:rFonts w:ascii="CMU Serif Roman" w:hAnsi="CMU Serif Roman" w:cs="CMU Serif Roman"/>
+          <w:b/>
+          <w:bCs/>
+          <w:color w:val="000000"/>
+          <w:sz w:val="22"/>
+          <w:szCs w:val="22"/>
+        </w:rPr>
+        <w:lastRenderedPageBreak/>
+        <w:t>FR3.5:</w:t>
+      </w:r>
+      <w:r>
+        <w:rPr>
+          <w:rFonts w:ascii="CMU Serif Roman" w:hAnsi="CMU Serif Roman" w:cs="CMU Serif Roman"/>
+          <w:color w:val="000000"/>
+          <w:sz w:val="22"/>
+          <w:szCs w:val="22"/>
+        </w:rPr>
+        <w:t xml:space="preserve"> The system shall allow users holding the Administrator role to add and modify room records — including room number, room size, and base rate — as well as update room operational status (e.g., Available, Under Cleaning, Under Maintenance).</w:t>
+      </w:r>
+    </w:p>
+    <w:p>
+      <w:pPr>
+        <w:pStyle w:val="ListParagraph"/>
+        <w:numPr>
+          <w:ilvl w:val="0"/>
+          <w:numId w:val="100"/>
+        </w:numPr>
+        <w:spacing w:before="100" w:beforeAutospacing="1" w:after="100" w:afterAutospacing="1"/>
+        <w:jc w:val="thaiDistribute"/>
+        <w:outlineLvl w:val="2"/>
+        <w:rPr>
+          <w:rFonts w:ascii="CMU Serif Roman" w:hAnsi="CMU Serif Roman" w:cs="CMU Serif Roman"/>
+          <w:color w:val="000000"/>
+          <w:sz w:val="22"/>
+          <w:szCs w:val="22"/>
+        </w:rPr>
+      </w:pPr>
+      <w:r>
+        <w:rPr>
+          <w:rFonts w:ascii="CMU Serif Roman" w:hAnsi="CMU Serif Roman" w:cs="CMU Serif Roman"/>
+          <w:b/>
+          <w:bCs/>
+          <w:color w:val="000000"/>
+          <w:sz w:val="22"/>
+          <w:szCs w:val="22"/>
+        </w:rPr>
+        <w:t>FR3.6:</w:t>
+      </w:r>
+      <w:r>
+        <w:rPr>
+          <w:rFonts w:ascii="CMU Serif Roman" w:hAnsi="CMU Serif Roman" w:cs="CMU Serif Roman"/>
+          <w:color w:val="000000"/>
+          <w:sz w:val="22"/>
+          <w:szCs w:val="22"/>
+        </w:rPr>
+        <w:t xml:space="preserve"> The system shall allow pet owners to cancel a booking prior to the scheduled check-in date. Upon cancellation, the system shall automatically update the booking status to "Cancelled" and revert the corresponding room status to "Available."</w:t>
+      </w:r>
+    </w:p>
+    <w:p>
+      <w:pPr>
+        <w:pStyle w:val="ListParagraph"/>
+        <w:numPr>
+          <w:ilvl w:val="1"/>
+          <w:numId w:val="100"/>
+        </w:numPr>
+        <w:spacing w:before="100" w:beforeAutospacing="1" w:after="100" w:afterAutospacing="1"/>
+        <w:jc w:val="thaiDistribute"/>
+        <w:outlineLvl w:val="2"/>
+        <w:rPr>
+          <w:rFonts w:ascii="CMU Serif Roman" w:hAnsi="CMU Serif Roman" w:cs="CMU Serif Roman"/>
+          <w:color w:val="000000"/>
+          <w:sz w:val="22"/>
+          <w:szCs w:val="22"/>
+        </w:rPr>
+      </w:pPr>
+      <w:r>
+        <w:rPr>
+          <w:rFonts w:ascii="CMU Serif Roman" w:hAnsi="CMU Serif Roman" w:cs="CMU Serif Roman"/>
+          <w:b/>
+          <w:bCs/>
+          <w:color w:val="000000"/>
+          <w:sz w:val="22"/>
+          <w:szCs w:val="22"/>
+        </w:rPr>
+        <w:t>FR3.6.1:</w:t>
+      </w:r>
+      <w:r>
+        <w:rPr>
+          <w:rFonts w:ascii="CMU Serif Roman" w:hAnsi="CMU Serif Roman" w:cs="CMU Serif Roman"/>
+          <w:color w:val="000000"/>
+          <w:sz w:val="22"/>
+          <w:szCs w:val="22"/>
+        </w:rPr>
+        <w:t xml:space="preserve"> The system shall record the date, time, and identity of the user who initiated the cancellation, distinguishing between a pet owner and a receptionist.</w:t>
+      </w:r>
+    </w:p>
+    <w:p>
+      <w:pPr>
+        <w:spacing w:before="100" w:beforeAutospacing="1" w:after="100" w:afterAutospacing="1"/>
+        <w:jc w:val="thaiDistribute"/>
+        <w:outlineLvl w:val="2"/>
+        <w:rPr>
+          <w:rFonts w:ascii="CMU Serif Roman" w:eastAsiaTheme="minorHAnsi" w:hAnsi="CMU Serif Roman" w:cs="CMU Serif Roman"/>
+          <w:b/>
+          <w:bCs/>
+          <w:color w:val="000000"/>
+          <w:sz w:val="22"/>
+          <w:szCs w:val="22"/>
+        </w:rPr>
+      </w:pPr>
+      <w:r>
+        <w:rPr>
+          <w:rFonts w:ascii="CMU Serif Roman" w:eastAsiaTheme="minorHAnsi" w:hAnsi="CMU Serif Roman" w:cs="CMU Serif Roman"/>
+          <w:b/>
+          <w:bCs/>
+          <w:color w:val="000000"/>
+          <w:sz w:val="22"/>
+          <w:szCs w:val="22"/>
+        </w:rPr>
+        <w:t>FR4 — Pet Care &amp; Monitoring</w:t>
+      </w:r>
+    </w:p>
+    <w:p>
+      <w:pPr>
+        <w:pStyle w:val="ListParagraph"/>
+        <w:numPr>
+          <w:ilvl w:val="0"/>
+          <w:numId w:val="101"/>
+        </w:numPr>
+        <w:spacing w:before="100" w:beforeAutospacing="1" w:after="100" w:afterAutospacing="1"/>
+        <w:jc w:val="thaiDistribute"/>
+        <w:outlineLvl w:val="2"/>
+        <w:rPr>
+          <w:rFonts w:ascii="CMU Serif Roman" w:hAnsi="CMU Serif Roman" w:cs="CMU Serif Roman"/>
+          <w:color w:val="000000"/>
+          <w:sz w:val="22"/>
+          <w:szCs w:val="22"/>
+        </w:rPr>
+      </w:pPr>
+      <w:r>
+        <w:rPr>
+          <w:rFonts w:ascii="CMU Serif Roman" w:hAnsi="CMU Serif Roman" w:cs="CMU Serif Roman"/>
+          <w:b/>
+          <w:bCs/>
+          <w:color w:val="000000"/>
+          <w:sz w:val="22"/>
+          <w:szCs w:val="22"/>
+        </w:rPr>
+        <w:t>FR4.1:</w:t>
+      </w:r>
+      <w:r>
+        <w:rPr>
+          <w:rFonts w:ascii="CMU Serif Roman" w:hAnsi="CMU Serif Roman" w:cs="CMU Serif Roman"/>
+          <w:color w:val="000000"/>
+          <w:sz w:val="22"/>
+          <w:szCs w:val="22"/>
+        </w:rPr>
+        <w:t xml:space="preserve"> The system shall provide a Daily Report entry function, enabling caretakers to log records pertaining to feeding intake, bowel activity, and behavioral mood for each boarded pet.</w:t>
+      </w:r>
+    </w:p>
+    <w:p>
+      <w:pPr>
+        <w:pStyle w:val="ListParagraph"/>
+        <w:numPr>
+          <w:ilvl w:val="0"/>
+          <w:numId w:val="101"/>
+        </w:numPr>
+        <w:spacing w:before="100" w:beforeAutospacing="1" w:after="100" w:afterAutospacing="1"/>
+        <w:jc w:val="thaiDistribute"/>
+        <w:outlineLvl w:val="2"/>
+        <w:rPr>
+          <w:rFonts w:ascii="CMU Serif Roman" w:hAnsi="CMU Serif Roman" w:cs="CMU Serif Roman"/>
+          <w:color w:val="000000"/>
+          <w:sz w:val="22"/>
+          <w:szCs w:val="22"/>
+        </w:rPr>
+      </w:pPr>
+      <w:r>
+        <w:rPr>
+          <w:rFonts w:ascii="CMU Serif Roman" w:hAnsi="CMU Serif Roman" w:cs="CMU Serif Roman"/>
+          <w:b/>
+          <w:bCs/>
+          <w:color w:val="000000"/>
+          <w:sz w:val="22"/>
+          <w:szCs w:val="22"/>
+        </w:rPr>
+        <w:t>FR4.2:</w:t>
+      </w:r>
+      <w:r>
+        <w:rPr>
+          <w:rFonts w:ascii="CMU Serif Roman" w:hAnsi="CMU Serif Roman" w:cs="CMU Serif Roman"/>
+          <w:color w:val="000000"/>
+          <w:sz w:val="22"/>
+          <w:szCs w:val="22"/>
+        </w:rPr>
+        <w:t xml:space="preserve"> The system shall automatically dispatch a notification to the pet owner upon the submission of each daily care report update.</w:t>
+      </w:r>
+    </w:p>
+    <w:p>
+      <w:pPr>
+        <w:pStyle w:val="ListParagraph"/>
+        <w:numPr>
+          <w:ilvl w:val="0"/>
+          <w:numId w:val="101"/>
+        </w:numPr>
+        <w:spacing w:before="100" w:beforeAutospacing="1" w:after="100" w:afterAutospacing="1"/>
+        <w:jc w:val="thaiDistribute"/>
+        <w:outlineLvl w:val="2"/>
+        <w:rPr>
+          <w:rFonts w:ascii="CMU Serif Roman" w:hAnsi="CMU Serif Roman" w:cs="CMU Serif Roman"/>
+          <w:color w:val="000000"/>
+          <w:sz w:val="22"/>
+          <w:szCs w:val="22"/>
+        </w:rPr>
+      </w:pPr>
+      <w:r>
+        <w:rPr>
+          <w:rFonts w:ascii="CMU Serif Roman" w:hAnsi="CMU Serif Roman" w:cs="CMU Serif Roman"/>
+          <w:b/>
+          <w:bCs/>
+          <w:color w:val="000000"/>
+          <w:sz w:val="22"/>
+          <w:szCs w:val="22"/>
+        </w:rPr>
+        <w:t>FR4.3:</w:t>
+      </w:r>
+      <w:r>
+        <w:rPr>
+          <w:rFonts w:ascii="CMU Serif Roman" w:hAnsi="CMU Serif Roman" w:cs="CMU Serif Roman"/>
+          <w:color w:val="000000"/>
+          <w:sz w:val="22"/>
+          <w:szCs w:val="22"/>
+        </w:rPr>
+        <w:t xml:space="preserve"> The system shall send an automated reminder notification to the pet owner one day in advance of the scheduled check-in date.</w:t>
+      </w:r>
+    </w:p>
+    <w:p>
+      <w:pPr>
+        <w:spacing w:before="100" w:beforeAutospacing="1" w:after="100" w:afterAutospacing="1"/>
+        <w:jc w:val="thaiDistribute"/>
+        <w:outlineLvl w:val="2"/>
+        <w:rPr>
+          <w:rFonts w:ascii="CMU Serif Roman" w:eastAsiaTheme="minorHAnsi" w:hAnsi="CMU Serif Roman" w:cs="CMU Serif Roman"/>
+          <w:b/>
+          <w:bCs/>
+          <w:color w:val="000000"/>
+          <w:sz w:val="22"/>
+          <w:szCs w:val="22"/>
+        </w:rPr>
+      </w:pPr>
+      <w:r>
+        <w:rPr>
+          <w:rFonts w:ascii="CMU Serif Roman" w:eastAsiaTheme="minorHAnsi" w:hAnsi="CMU Serif Roman" w:cs="CMU Serif Roman"/>
+          <w:b/>
+          <w:bCs/>
+          <w:color w:val="000000"/>
+          <w:sz w:val="22"/>
+          <w:szCs w:val="22"/>
+        </w:rPr>
+        <w:t>FR5 — Billing &amp; Payment Management</w:t>
+      </w:r>
+    </w:p>
+    <w:p>
+      <w:pPr>
+        <w:pStyle w:val="ListParagraph"/>
+        <w:numPr>
+          <w:ilvl w:val="0"/>
+          <w:numId w:val="102"/>
+        </w:numPr>
+        <w:spacing w:before="100" w:beforeAutospacing="1" w:after="100" w:afterAutospacing="1"/>
+        <w:jc w:val="thaiDistribute"/>
+        <w:outlineLvl w:val="2"/>
+        <w:rPr>
+          <w:rFonts w:ascii="CMU Serif Roman" w:hAnsi="CMU Serif Roman" w:cs="CMU Serif Roman"/>
+          <w:color w:val="000000"/>
+          <w:sz w:val="22"/>
+          <w:szCs w:val="22"/>
+        </w:rPr>
+      </w:pPr>
+      <w:r>
+        <w:rPr>
+          <w:rFonts w:ascii="CMU Serif Roman" w:hAnsi="CMU Serif Roman" w:cs="CMU Serif Roman"/>
+          <w:b/>
+          <w:bCs/>
+          <w:color w:val="000000"/>
+          <w:sz w:val="22"/>
+          <w:szCs w:val="22"/>
+        </w:rPr>
+        <w:t>FR5.1:</w:t>
+      </w:r>
+      <w:r>
+        <w:rPr>
+          <w:rFonts w:ascii="CMU Serif Roman" w:hAnsi="CMU Serif Roman" w:cs="CMU Serif Roman"/>
+          <w:color w:val="000000"/>
+          <w:sz w:val="22"/>
+          <w:szCs w:val="22"/>
+        </w:rPr>
+        <w:t xml:space="preserve"> The system shall aggregate all applicable charges — including room fees and add-on service costs — to generate a consolidated Invoice document.</w:t>
+      </w:r>
+    </w:p>
+    <w:p>
+      <w:pPr>
+        <w:pStyle w:val="ListParagraph"/>
+        <w:numPr>
+          <w:ilvl w:val="0"/>
+          <w:numId w:val="102"/>
+        </w:numPr>
+        <w:spacing w:before="100" w:beforeAutospacing="1" w:after="100" w:afterAutospacing="1"/>
+        <w:jc w:val="thaiDistribute"/>
+        <w:outlineLvl w:val="2"/>
+        <w:rPr>
+          <w:rFonts w:ascii="CMU Serif Roman" w:hAnsi="CMU Serif Roman" w:cs="CMU Serif Roman"/>
+          <w:color w:val="000000"/>
+          <w:sz w:val="22"/>
+          <w:szCs w:val="22"/>
+        </w:rPr>
+      </w:pPr>
+      <w:r>
+        <w:rPr>
+          <w:rFonts w:ascii="CMU Serif Roman" w:hAnsi="CMU Serif Roman" w:cs="CMU Serif Roman"/>
+          <w:b/>
+          <w:bCs/>
+          <w:color w:val="000000"/>
+          <w:sz w:val="22"/>
+          <w:szCs w:val="22"/>
+        </w:rPr>
+        <w:t>FR5.2:</w:t>
+      </w:r>
+      <w:r>
+        <w:rPr>
+          <w:rFonts w:ascii="CMU Serif Roman" w:hAnsi="CMU Serif Roman" w:cs="CMU Serif Roman"/>
+          <w:color w:val="000000"/>
+          <w:sz w:val="22"/>
+          <w:szCs w:val="22"/>
+        </w:rPr>
+        <w:t xml:space="preserve"> The system shall support the recording of payments across multiple accepted methods, including cash, QR PromptPay, and credit card transactions.</w:t>
+      </w:r>
+    </w:p>
+    <w:p>
+      <w:pPr>
+        <w:pStyle w:val="ListParagraph"/>
+        <w:numPr>
+          <w:ilvl w:val="0"/>
+          <w:numId w:val="102"/>
+        </w:numPr>
+        <w:spacing w:before="100" w:beforeAutospacing="1" w:after="100" w:afterAutospacing="1"/>
+        <w:jc w:val="thaiDistribute"/>
+        <w:outlineLvl w:val="2"/>
+        <w:rPr>
+          <w:rFonts w:ascii="CMU Serif Roman" w:hAnsi="CMU Serif Roman" w:cs="CMU Serif Roman"/>
+          <w:color w:val="000000"/>
+          <w:sz w:val="22"/>
+          <w:szCs w:val="22"/>
+        </w:rPr>
+      </w:pPr>
+      <w:r>
+        <w:rPr>
+          <w:rFonts w:ascii="CMU Serif Roman" w:hAnsi="CMU Serif Roman" w:cs="CMU Serif Roman"/>
+          <w:b/>
+          <w:bCs/>
+          <w:color w:val="000000"/>
+          <w:sz w:val="22"/>
+          <w:szCs w:val="22"/>
+        </w:rPr>
+        <w:t>FR5.3:</w:t>
+      </w:r>
+      <w:r>
+        <w:rPr>
+          <w:rFonts w:ascii="CMU Serif Roman" w:hAnsi="CMU Serif Roman" w:cs="CMU Serif Roman"/>
+          <w:color w:val="000000"/>
+          <w:sz w:val="22"/>
+          <w:szCs w:val="22"/>
+        </w:rPr>
+        <w:t xml:space="preserve"> Upon a payment status being updated to "Paid," the system shall generate an official Receipt in a printable format or as an exportable PDF document.</w:t>
+      </w:r>
+    </w:p>
+    <w:p>
+      <w:pPr>
+        <w:spacing w:before="100" w:beforeAutospacing="1" w:after="100" w:afterAutospacing="1"/>
+        <w:jc w:val="thaiDistribute"/>
+        <w:outlineLvl w:val="2"/>
+        <w:rPr>
+          <w:rFonts w:ascii="CMU Serif Roman" w:eastAsiaTheme="minorHAnsi" w:hAnsi="CMU Serif Roman" w:cs="CMU Serif Roman"/>
+          <w:b/>
+          <w:bCs/>
+          <w:color w:val="000000"/>
+          <w:sz w:val="22"/>
+          <w:szCs w:val="22"/>
+        </w:rPr>
+      </w:pPr>
+      <w:r>
+        <w:rPr>
+          <w:rFonts w:ascii="CMU Serif Roman" w:eastAsiaTheme="minorHAnsi" w:hAnsi="CMU Serif Roman" w:cs="CMU Serif Roman"/>
+          <w:b/>
+          <w:bCs/>
+          <w:color w:val="000000"/>
+          <w:sz w:val="22"/>
+          <w:szCs w:val="22"/>
+        </w:rPr>
+        <w:t>FR6 — Inventory &amp; Analytics Management</w:t>
+      </w:r>
+    </w:p>
+    <w:p>
+      <w:pPr>
+        <w:pStyle w:val="ListParagraph"/>
+        <w:numPr>
+          <w:ilvl w:val="0"/>
+          <w:numId w:val="103"/>
+        </w:numPr>
+        <w:spacing w:before="100" w:beforeAutospacing="1" w:after="100" w:afterAutospacing="1"/>
+        <w:jc w:val="thaiDistribute"/>
+        <w:outlineLvl w:val="2"/>
+        <w:rPr>
+          <w:rFonts w:ascii="CMU Serif Roman" w:hAnsi="CMU Serif Roman" w:cs="CMU Serif Roman"/>
+          <w:color w:val="000000"/>
+          <w:sz w:val="22"/>
+          <w:szCs w:val="22"/>
+        </w:rPr>
+      </w:pPr>
+      <w:r>
+        <w:rPr>
+          <w:rFonts w:ascii="CMU Serif Roman" w:hAnsi="CMU Serif Roman" w:cs="CMU Serif Roman"/>
+          <w:b/>
+          <w:bCs/>
+          <w:color w:val="000000"/>
+          <w:sz w:val="22"/>
+          <w:szCs w:val="22"/>
+        </w:rPr>
+        <w:t>FR6.1:</w:t>
+      </w:r>
+      <w:r>
+        <w:rPr>
+          <w:rFonts w:ascii="CMU Serif Roman" w:hAnsi="CMU Serif Roman" w:cs="CMU Serif Roman"/>
+          <w:color w:val="000000"/>
+          <w:sz w:val="22"/>
+          <w:szCs w:val="22"/>
+        </w:rPr>
+        <w:t xml:space="preserve"> The system shall automatically deduct food and supply stock quantities based on recorded consumption entries.</w:t>
+      </w:r>
+    </w:p>
+    <w:p>
+      <w:pPr>
+        <w:pStyle w:val="ListParagraph"/>
+        <w:numPr>
+          <w:ilvl w:val="1"/>
+          <w:numId w:val="103"/>
+        </w:numPr>
+        <w:spacing w:before="100" w:beforeAutospacing="1" w:after="100" w:afterAutospacing="1"/>
+        <w:jc w:val="thaiDistribute"/>
+        <w:outlineLvl w:val="2"/>
+        <w:rPr>
+          <w:rFonts w:ascii="CMU Serif Roman" w:hAnsi="CMU Serif Roman" w:cs="CMU Serif Roman"/>
+          <w:color w:val="000000"/>
+          <w:sz w:val="22"/>
+          <w:szCs w:val="22"/>
+        </w:rPr>
+      </w:pPr>
+      <w:r>
+        <w:rPr>
+          <w:rFonts w:ascii="CMU Serif Roman" w:hAnsi="CMU Serif Roman" w:cs="CMU Serif Roman"/>
+          <w:b/>
+          <w:bCs/>
+          <w:color w:val="000000"/>
+          <w:sz w:val="22"/>
+          <w:szCs w:val="22"/>
+        </w:rPr>
+        <w:t>FR6.1.1:</w:t>
+      </w:r>
+      <w:r>
+        <w:rPr>
+          <w:rFonts w:ascii="CMU Serif Roman" w:hAnsi="CMU Serif Roman" w:cs="CMU Serif Roman"/>
+          <w:color w:val="000000"/>
+          <w:sz w:val="22"/>
+          <w:szCs w:val="22"/>
+        </w:rPr>
+        <w:t xml:space="preserve"> The system shall trigger an automated alert notification when the remaining stock level of any item falls below 20% of its total registered quantity.</w:t>
+      </w:r>
+    </w:p>
+    <w:p>
+      <w:pPr>
+        <w:pStyle w:val="ListParagraph"/>
+        <w:numPr>
+          <w:ilvl w:val="0"/>
+          <w:numId w:val="103"/>
+        </w:numPr>
+        <w:spacing w:before="100" w:beforeAutospacing="1" w:after="100" w:afterAutospacing="1"/>
+        <w:jc w:val="thaiDistribute"/>
+        <w:outlineLvl w:val="2"/>
+        <w:rPr>
+          <w:rFonts w:ascii="CMU Serif Roman" w:hAnsi="CMU Serif Roman" w:cs="CMU Serif Roman"/>
+          <w:color w:val="000000"/>
+          <w:sz w:val="22"/>
+          <w:szCs w:val="22"/>
+        </w:rPr>
+      </w:pPr>
+      <w:r>
+        <w:rPr>
+          <w:rFonts w:ascii="CMU Serif Roman" w:hAnsi="CMU Serif Roman" w:cs="CMU Serif Roman"/>
+          <w:b/>
+          <w:bCs/>
+          <w:color w:val="000000"/>
+          <w:sz w:val="22"/>
+          <w:szCs w:val="22"/>
+        </w:rPr>
+        <w:t>FR6.3:</w:t>
+      </w:r>
+      <w:r>
+        <w:rPr>
+          <w:rFonts w:ascii="CMU Serif Roman" w:hAnsi="CMU Serif Roman" w:cs="CMU Serif Roman"/>
+          <w:color w:val="000000"/>
+          <w:sz w:val="22"/>
+          <w:szCs w:val="22"/>
+        </w:rPr>
+        <w:t xml:space="preserve"> The system shall present a management Dashboard summarizing revenue figures, room occupancy statistics, and add-on service sales performance, accessible to users with managerial or executive privileges.</w:t>
+      </w:r>
+    </w:p>
+    <w:p>
+      <w:pPr>
+        <w:spacing w:before="100" w:beforeAutospacing="1" w:after="100" w:afterAutospacing="1"/>
+        <w:jc w:val="thaiDistribute"/>
+        <w:outlineLvl w:val="2"/>
+        <w:rPr>
+          <w:rFonts w:ascii="CMU Serif Roman" w:eastAsiaTheme="minorHAnsi" w:hAnsi="CMU Serif Roman" w:cs="CMU Serif Roman"/>
+          <w:b/>
+          <w:bCs/>
+          <w:color w:val="000000"/>
+          <w:sz w:val="22"/>
+          <w:szCs w:val="22"/>
+        </w:rPr>
+      </w:pPr>
+    </w:p>
+    <w:p>
+      <w:pPr>
+        <w:spacing w:before="100" w:beforeAutospacing="1" w:after="100" w:afterAutospacing="1"/>
+        <w:jc w:val="thaiDistribute"/>
+        <w:outlineLvl w:val="2"/>
+        <w:rPr>
+          <w:rFonts w:ascii="CMU Serif Roman" w:eastAsiaTheme="minorHAnsi" w:hAnsi="CMU Serif Roman" w:cs="CMU Serif Roman"/>
+          <w:b/>
+          <w:bCs/>
+          <w:color w:val="000000"/>
+          <w:sz w:val="22"/>
+          <w:szCs w:val="22"/>
+        </w:rPr>
+      </w:pPr>
+      <w:r>
+        <w:rPr>
+          <w:rFonts w:ascii="CMU Serif Roman" w:eastAsiaTheme="minorHAnsi" w:hAnsi="CMU Serif Roman" w:cs="CMU Serif Roman"/>
+          <w:b/>
+          <w:bCs/>
+          <w:color w:val="000000"/>
+          <w:sz w:val="22"/>
+          <w:szCs w:val="22"/>
+        </w:rPr>
+        <w:lastRenderedPageBreak/>
+        <w:t>FR7 — Notification Management</w:t>
+      </w:r>
+    </w:p>
+    <w:p>
+      <w:pPr>
+        <w:pStyle w:val="ListParagraph"/>
+        <w:numPr>
+          <w:ilvl w:val="0"/>
+          <w:numId w:val="104"/>
+        </w:numPr>
+        <w:spacing w:before="100" w:beforeAutospacing="1" w:after="100" w:afterAutospacing="1"/>
+        <w:jc w:val="thaiDistribute"/>
+        <w:outlineLvl w:val="2"/>
+        <w:rPr>
+          <w:rFonts w:ascii="CMU Serif Roman" w:hAnsi="CMU Serif Roman" w:cs="CMU Serif Roman"/>
+          <w:color w:val="000000"/>
+          <w:sz w:val="22"/>
+          <w:szCs w:val="22"/>
+        </w:rPr>
+      </w:pPr>
+      <w:r>
+        <w:rPr>
+          <w:rFonts w:ascii="CMU Serif Roman" w:hAnsi="CMU Serif Roman" w:cs="CMU Serif Roman"/>
+          <w:b/>
+          <w:bCs/>
+          <w:color w:val="000000"/>
+          <w:sz w:val="22"/>
+          <w:szCs w:val="22"/>
+        </w:rPr>
+        <w:t>FR7.1:</w:t>
+      </w:r>
+      <w:r>
+        <w:rPr>
+          <w:rFonts w:ascii="CMU Serif Roman" w:hAnsi="CMU Serif Roman" w:cs="CMU Serif Roman"/>
+          <w:color w:val="000000"/>
+          <w:sz w:val="22"/>
+          <w:szCs w:val="22"/>
+        </w:rPr>
+        <w:t xml:space="preserve"> The system shall automatically dispatch a notification to the relevant pet owner whenever the status of a booking record undergoes a change, including events such as booking confirmation and booking cancellation.</w:t>
+      </w:r>
+    </w:p>
+    <w:p>
+      <w:pPr>
+        <w:pStyle w:val="ListParagraph"/>
+        <w:numPr>
+          <w:ilvl w:val="0"/>
+          <w:numId w:val="104"/>
+        </w:numPr>
+        <w:spacing w:before="100" w:beforeAutospacing="1" w:after="100" w:afterAutospacing="1"/>
+        <w:jc w:val="thaiDistribute"/>
+        <w:outlineLvl w:val="2"/>
+        <w:rPr>
+          <w:rFonts w:ascii="CMU Serif Roman" w:hAnsi="CMU Serif Roman" w:cs="CMU Serif Roman"/>
+          <w:color w:val="000000"/>
+          <w:sz w:val="22"/>
+          <w:szCs w:val="22"/>
+        </w:rPr>
+      </w:pPr>
+      <w:r>
+        <w:rPr>
+          <w:rFonts w:ascii="CMU Serif Roman" w:hAnsi="CMU Serif Roman" w:cs="CMU Serif Roman"/>
+          <w:b/>
+          <w:bCs/>
+          <w:color w:val="000000"/>
+          <w:sz w:val="22"/>
+          <w:szCs w:val="22"/>
+        </w:rPr>
+        <w:t>FR7.2:</w:t>
+      </w:r>
+      <w:r>
+        <w:rPr>
+          <w:rFonts w:ascii="CMU Serif Roman" w:hAnsi="CMU Serif Roman" w:cs="CMU Serif Roman"/>
+          <w:color w:val="000000"/>
+          <w:sz w:val="22"/>
+          <w:szCs w:val="22"/>
+        </w:rPr>
+        <w:t xml:space="preserve"> The system shall immediately notify the assigned receptionist upon the creation of a new booking record within the system.</w:t>
+      </w:r>
     </w:p>
     <w:sectPr>
       <w:headerReference w:type="default" r:id="rId8"/>
@@ -11277,9 +11730,6 @@
 <w:endnotes xmlns:wpc="http://schemas.microsoft.com/office/word/2010/wordprocessingCanvas" xmlns:cx="http://schemas.microsoft.com/office/drawing/2014/chartex" xmlns:cx1="http://schemas.microsoft.com/office/drawing/2015/9/8/chartex" xmlns:cx2="http://schemas.microsoft.com/office/drawing/2015/10/21/chartex" xmlns:cx3="http://schemas.microsoft.com/office/drawing/2016/5/9/chartex" xmlns:cx4="http://schemas.microsoft.com/office/drawing/2016/5/10/chartex" xmlns:cx5="http://schemas.microsoft.com/office/drawing/2016/5/11/chartex" xmlns:cx6="http://schemas.microsoft.com/office/drawing/2016/5/12/chartex" xmlns:cx7="http://schemas.microsoft.com/office/drawing/2016/5/13/chartex" xmlns:cx8="http://schemas.microsoft.com/office/drawing/2016/5/14/chartex" xmlns:mc="http://schemas.openxmlformats.org/markup-compatibility/2006" xmlns:aink="http://schemas.microsoft.com/office/drawing/2016/ink" xmlns:am3d="http://schemas.microsoft.com/office/drawing/2017/model3d" xmlns:o="urn:schemas-microsoft-com:office:office" xmlns:oel="http://schemas.microsoft.com/office/2019/extlst" xmlns:r="http://schemas.openxmlformats.org/officeDocument/2006/relationships" xmlns:m="http://schemas.openxmlformats.org/officeDocument/2006/math" xmlns:v="urn:schemas-microsoft-com:vml" xmlns:wp14="http://schemas.microsoft.com/office/word/2010/wordprocessingDrawing" xmlns:wp="http://schemas.openxmlformats.org/drawingml/2006/wordprocessingDrawing" xmlns:w10="urn:schemas-microsoft-com:office:word" xmlns:w="http://schemas.openxmlformats.org/wordprocessingml/2006/main" xmlns:w14="http://schemas.microsoft.com/office/word/2010/wordml" xmlns:w15="http://schemas.microsoft.com/office/word/2012/wordml" xmlns:w16cex="http://schemas.microsoft.com/office/word/2018/wordml/cex" xmlns:w16cid="http://schemas.microsoft.com/office/word/2016/wordml/cid" xmlns:w16="http://schemas.microsoft.com/office/word/2018/wordml" xmlns:w16du="http://schemas.microsoft.com/office/word/2023/wordml/word16du" xmlns:w16sdtdh="http://schemas.microsoft.com/office/word/2020/wordml/sdtdatahash" xmlns:w16sdtfl="http://schemas.microsoft.com/office/word/2024/wordml/sdtformatlock" xmlns:w16se="http://schemas.microsoft.com/office/word/2015/wordml/symex" xmlns:wpg="http://schemas.microsoft.com/office/word/2010/wordprocessingGroup" xmlns:wpi="http://schemas.microsoft.com/office/word/2010/wordprocessingInk" xmlns:wne="http://schemas.microsoft.com/office/word/2006/wordml" xmlns:wps="http://schemas.microsoft.com/office/word/2010/wordprocessingShape" mc:Ignorable="w14 w15 w16se w16cid w16 w16cex w16sdtdh w16sdtfl w16du wp14">
   <w:endnote w:type="separator" w:id="-1">
     <w:p>
-      <w:pPr>
-        <w:spacing w:after="0" w:line="240" w:lineRule="auto"/>
-      </w:pPr>
       <w:r>
         <w:separator/>
       </w:r>
@@ -11287,9 +11737,6 @@
   </w:endnote>
   <w:endnote w:type="continuationSeparator" w:id="0">
     <w:p>
-      <w:pPr>
-        <w:spacing w:after="0" w:line="240" w:lineRule="auto"/>
-      </w:pPr>
       <w:r>
         <w:continuationSeparator/>
       </w:r>
@@ -11436,7 +11883,16 @@
             <w:sz w:val="20"/>
             <w:szCs w:val="22"/>
           </w:rPr>
-          <w:t xml:space="preserve"> of 18</w:t>
+          <w:t xml:space="preserve"> </w:t>
+        </w:r>
+        <w:r>
+          <w:rPr>
+            <w:rStyle w:val="PageNumber"/>
+            <w:rFonts w:ascii="CMU Serif Roman" w:hAnsi="CMU Serif Roman" w:cs="CMU Serif Roman"/>
+            <w:sz w:val="20"/>
+            <w:szCs w:val="22"/>
+          </w:rPr>
+          <w:t>of 18</w:t>
         </w:r>
       </w:p>
     </w:sdtContent>
@@ -11453,9 +11909,6 @@
 <w:footnotes xmlns:wpc="http://schemas.microsoft.com/office/word/2010/wordprocessingCanvas" xmlns:cx="http://schemas.microsoft.com/office/drawing/2014/chartex" xmlns:cx1="http://schemas.microsoft.com/office/drawing/2015/9/8/chartex" xmlns:cx2="http://schemas.microsoft.com/office/drawing/2015/10/21/chartex" xmlns:cx3="http://schemas.microsoft.com/office/drawing/2016/5/9/chartex" xmlns:cx4="http://schemas.microsoft.com/office/drawing/2016/5/10/chartex" xmlns:cx5="http://schemas.microsoft.com/office/drawing/2016/5/11/chartex" xmlns:cx6="http://schemas.microsoft.com/office/drawing/2016/5/12/chartex" xmlns:cx7="http://schemas.microsoft.com/office/drawing/2016/5/13/chartex" xmlns:cx8="http://schemas.microsoft.com/office/drawing/2016/5/14/chartex" xmlns:mc="http://schemas.openxmlformats.org/markup-compatibility/2006" xmlns:aink="http://schemas.microsoft.com/office/drawing/2016/ink" xmlns:am3d="http://schemas.microsoft.com/office/drawing/2017/model3d" xmlns:o="urn:schemas-microsoft-com:office:office" xmlns:oel="http://schemas.microsoft.com/office/2019/extlst" xmlns:r="http://schemas.openxmlformats.org/officeDocument/2006/relationships" xmlns:m="http://schemas.openxmlformats.org/officeDocument/2006/math" xmlns:v="urn:schemas-microsoft-com:vml" xmlns:wp14="http://schemas.microsoft.com/office/word/2010/wordprocessingDrawing" xmlns:wp="http://schemas.openxmlformats.org/drawingml/2006/wordprocessingDrawing" xmlns:w10="urn:schemas-microsoft-com:office:word" xmlns:w="http://schemas.openxmlformats.org/wordprocessingml/2006/main" xmlns:w14="http://schemas.microsoft.com/office/word/2010/wordml" xmlns:w15="http://schemas.microsoft.com/office/word/2012/wordml" xmlns:w16cex="http://schemas.microsoft.com/office/word/2018/wordml/cex" xmlns:w16cid="http://schemas.microsoft.com/office/word/2016/wordml/cid" xmlns:w16="http://schemas.microsoft.com/office/word/2018/wordml" xmlns:w16du="http://schemas.microsoft.com/office/word/2023/wordml/word16du" xmlns:w16sdtdh="http://schemas.microsoft.com/office/word/2020/wordml/sdtdatahash" xmlns:w16sdtfl="http://schemas.microsoft.com/office/word/2024/wordml/sdtformatlock" xmlns:w16se="http://schemas.microsoft.com/office/word/2015/wordml/symex" xmlns:wpg="http://schemas.microsoft.com/office/word/2010/wordprocessingGroup" xmlns:wpi="http://schemas.microsoft.com/office/word/2010/wordprocessingInk" xmlns:wne="http://schemas.microsoft.com/office/word/2006/wordml" xmlns:wps="http://schemas.microsoft.com/office/word/2010/wordprocessingShape" mc:Ignorable="w14 w15 w16se w16cid w16 w16cex w16sdtdh w16sdtfl w16du wp14">
   <w:footnote w:type="separator" w:id="-1">
     <w:p>
-      <w:pPr>
-        <w:spacing w:after="0" w:line="240" w:lineRule="auto"/>
-      </w:pPr>
       <w:r>
         <w:separator/>
       </w:r>
@@ -11463,9 +11916,6 @@
   </w:footnote>
   <w:footnote w:type="continuationSeparator" w:id="0">
     <w:p>
-      <w:pPr>
-        <w:spacing w:after="0" w:line="240" w:lineRule="auto"/>
-      </w:pPr>
       <w:r>
         <w:continuationSeparator/>
       </w:r>
@@ -14352,6 +14802,119 @@
     </w:lvl>
   </w:abstractNum>
   <w:abstractNum w:abstractNumId="21" w15:restartNumberingAfterBreak="0">
+    <w:nsid w:val="147036D3"/>
+    <w:multiLevelType w:val="hybridMultilevel"/>
+    <w:tmpl w:val="EDDA5D32"/>
+    <w:lvl w:ilvl="0" w:tplc="04090001">
+      <w:start w:val="1"/>
+      <w:numFmt w:val="bullet"/>
+      <w:lvlText w:val=""/>
+      <w:lvlJc w:val="left"/>
+      <w:pPr>
+        <w:ind w:left="720" w:hanging="360"/>
+      </w:pPr>
+      <w:rPr>
+        <w:rFonts w:ascii="Symbol" w:hAnsi="Symbol" w:hint="default"/>
+      </w:rPr>
+    </w:lvl>
+    <w:lvl w:ilvl="1" w:tplc="04090003" w:tentative="1">
+      <w:start w:val="1"/>
+      <w:numFmt w:val="bullet"/>
+      <w:lvlText w:val="o"/>
+      <w:lvlJc w:val="left"/>
+      <w:pPr>
+        <w:ind w:left="1440" w:hanging="360"/>
+      </w:pPr>
+      <w:rPr>
+        <w:rFonts w:ascii="Courier New" w:hAnsi="Courier New" w:cs="Courier New" w:hint="default"/>
+      </w:rPr>
+    </w:lvl>
+    <w:lvl w:ilvl="2" w:tplc="04090005" w:tentative="1">
+      <w:start w:val="1"/>
+      <w:numFmt w:val="bullet"/>
+      <w:lvlText w:val=""/>
+      <w:lvlJc w:val="left"/>
+      <w:pPr>
+        <w:ind w:left="2160" w:hanging="360"/>
+      </w:pPr>
+      <w:rPr>
+        <w:rFonts w:ascii="Wingdings" w:hAnsi="Wingdings" w:hint="default"/>
+      </w:rPr>
+    </w:lvl>
+    <w:lvl w:ilvl="3" w:tplc="04090001" w:tentative="1">
+      <w:start w:val="1"/>
+      <w:numFmt w:val="bullet"/>
+      <w:lvlText w:val=""/>
+      <w:lvlJc w:val="left"/>
+      <w:pPr>
+        <w:ind w:left="2880" w:hanging="360"/>
+      </w:pPr>
+      <w:rPr>
+        <w:rFonts w:ascii="Symbol" w:hAnsi="Symbol" w:hint="default"/>
+      </w:rPr>
+    </w:lvl>
+    <w:lvl w:ilvl="4" w:tplc="04090003" w:tentative="1">
+      <w:start w:val="1"/>
+      <w:numFmt w:val="bullet"/>
+      <w:lvlText w:val="o"/>
+      <w:lvlJc w:val="left"/>
+      <w:pPr>
+        <w:ind w:left="3600" w:hanging="360"/>
+      </w:pPr>
+      <w:rPr>
+        <w:rFonts w:ascii="Courier New" w:hAnsi="Courier New" w:cs="Courier New" w:hint="default"/>
+      </w:rPr>
+    </w:lvl>
+    <w:lvl w:ilvl="5" w:tplc="04090005" w:tentative="1">
+      <w:start w:val="1"/>
+      <w:numFmt w:val="bullet"/>
+      <w:lvlText w:val=""/>
+      <w:lvlJc w:val="left"/>
+      <w:pPr>
+        <w:ind w:left="4320" w:hanging="360"/>
+      </w:pPr>
+      <w:rPr>
+        <w:rFonts w:ascii="Wingdings" w:hAnsi="Wingdings" w:hint="default"/>
+      </w:rPr>
+    </w:lvl>
+    <w:lvl w:ilvl="6" w:tplc="04090001" w:tentative="1">
+      <w:start w:val="1"/>
+      <w:numFmt w:val="bullet"/>
+      <w:lvlText w:val=""/>
+      <w:lvlJc w:val="left"/>
+      <w:pPr>
+        <w:ind w:left="5040" w:hanging="360"/>
+      </w:pPr>
+      <w:rPr>
+        <w:rFonts w:ascii="Symbol" w:hAnsi="Symbol" w:hint="default"/>
+      </w:rPr>
+    </w:lvl>
+    <w:lvl w:ilvl="7" w:tplc="04090003" w:tentative="1">
+      <w:start w:val="1"/>
+      <w:numFmt w:val="bullet"/>
+      <w:lvlText w:val="o"/>
+      <w:lvlJc w:val="left"/>
+      <w:pPr>
+        <w:ind w:left="5760" w:hanging="360"/>
+      </w:pPr>
+      <w:rPr>
+        <w:rFonts w:ascii="Courier New" w:hAnsi="Courier New" w:cs="Courier New" w:hint="default"/>
+      </w:rPr>
+    </w:lvl>
+    <w:lvl w:ilvl="8" w:tplc="04090005" w:tentative="1">
+      <w:start w:val="1"/>
+      <w:numFmt w:val="bullet"/>
+      <w:lvlText w:val=""/>
+      <w:lvlJc w:val="left"/>
+      <w:pPr>
+        <w:ind w:left="6480" w:hanging="360"/>
+      </w:pPr>
+      <w:rPr>
+        <w:rFonts w:ascii="Wingdings" w:hAnsi="Wingdings" w:hint="default"/>
+      </w:rPr>
+    </w:lvl>
+  </w:abstractNum>
+  <w:abstractNum w:abstractNumId="22" w15:restartNumberingAfterBreak="0">
     <w:nsid w:val="17D509B9"/>
     <w:multiLevelType w:val="hybridMultilevel"/>
     <w:tmpl w:val="589E13E2"/>
@@ -14461,7 +15024,7 @@
       </w:rPr>
     </w:lvl>
   </w:abstractNum>
-  <w:abstractNum w:abstractNumId="22" w15:restartNumberingAfterBreak="0">
+  <w:abstractNum w:abstractNumId="23" w15:restartNumberingAfterBreak="0">
     <w:nsid w:val="187859D8"/>
     <w:multiLevelType w:val="hybridMultilevel"/>
     <w:tmpl w:val="9074160A"/>
@@ -14571,7 +15134,7 @@
       </w:rPr>
     </w:lvl>
   </w:abstractNum>
-  <w:abstractNum w:abstractNumId="23" w15:restartNumberingAfterBreak="0">
+  <w:abstractNum w:abstractNumId="24" w15:restartNumberingAfterBreak="0">
     <w:nsid w:val="18965BA8"/>
     <w:multiLevelType w:val="multilevel"/>
     <w:tmpl w:val="16203980"/>
@@ -14720,7 +15283,7 @@
       </w:rPr>
     </w:lvl>
   </w:abstractNum>
-  <w:abstractNum w:abstractNumId="24" w15:restartNumberingAfterBreak="0">
+  <w:abstractNum w:abstractNumId="25" w15:restartNumberingAfterBreak="0">
     <w:nsid w:val="1A0017A2"/>
     <w:multiLevelType w:val="hybridMultilevel"/>
     <w:tmpl w:val="6A48D2F4"/>
@@ -14806,7 +15369,7 @@
       </w:pPr>
     </w:lvl>
   </w:abstractNum>
-  <w:abstractNum w:abstractNumId="25" w15:restartNumberingAfterBreak="0">
+  <w:abstractNum w:abstractNumId="26" w15:restartNumberingAfterBreak="0">
     <w:nsid w:val="1E892766"/>
     <w:multiLevelType w:val="multilevel"/>
     <w:tmpl w:val="3B5C942C"/>
@@ -14951,7 +15514,7 @@
       </w:rPr>
     </w:lvl>
   </w:abstractNum>
-  <w:abstractNum w:abstractNumId="26" w15:restartNumberingAfterBreak="0">
+  <w:abstractNum w:abstractNumId="27" w15:restartNumberingAfterBreak="0">
     <w:nsid w:val="20273E07"/>
     <w:multiLevelType w:val="hybridMultilevel"/>
     <w:tmpl w:val="B36CC806"/>
@@ -15064,7 +15627,7 @@
       </w:rPr>
     </w:lvl>
   </w:abstractNum>
-  <w:abstractNum w:abstractNumId="27" w15:restartNumberingAfterBreak="0">
+  <w:abstractNum w:abstractNumId="28" w15:restartNumberingAfterBreak="0">
     <w:nsid w:val="205649CF"/>
     <w:multiLevelType w:val="hybridMultilevel"/>
     <w:tmpl w:val="430C9E80"/>
@@ -15177,7 +15740,7 @@
       </w:rPr>
     </w:lvl>
   </w:abstractNum>
-  <w:abstractNum w:abstractNumId="28" w15:restartNumberingAfterBreak="0">
+  <w:abstractNum w:abstractNumId="29" w15:restartNumberingAfterBreak="0">
     <w:nsid w:val="219D4BF2"/>
     <w:multiLevelType w:val="hybridMultilevel"/>
     <w:tmpl w:val="2D20A1B4"/>
@@ -15290,7 +15853,7 @@
       </w:rPr>
     </w:lvl>
   </w:abstractNum>
-  <w:abstractNum w:abstractNumId="29" w15:restartNumberingAfterBreak="0">
+  <w:abstractNum w:abstractNumId="30" w15:restartNumberingAfterBreak="0">
     <w:nsid w:val="23BA48EF"/>
     <w:multiLevelType w:val="multilevel"/>
     <w:tmpl w:val="89F644E6"/>
@@ -15439,7 +16002,7 @@
       </w:rPr>
     </w:lvl>
   </w:abstractNum>
-  <w:abstractNum w:abstractNumId="30" w15:restartNumberingAfterBreak="0">
+  <w:abstractNum w:abstractNumId="31" w15:restartNumberingAfterBreak="0">
     <w:nsid w:val="26AA0483"/>
     <w:multiLevelType w:val="multilevel"/>
     <w:tmpl w:val="980A604C"/>
@@ -15588,7 +16151,7 @@
       </w:rPr>
     </w:lvl>
   </w:abstractNum>
-  <w:abstractNum w:abstractNumId="31" w15:restartNumberingAfterBreak="0">
+  <w:abstractNum w:abstractNumId="32" w15:restartNumberingAfterBreak="0">
     <w:nsid w:val="2768015D"/>
     <w:multiLevelType w:val="multilevel"/>
     <w:tmpl w:val="075A5A5A"/>
@@ -15737,7 +16300,7 @@
       </w:rPr>
     </w:lvl>
   </w:abstractNum>
-  <w:abstractNum w:abstractNumId="32" w15:restartNumberingAfterBreak="0">
+  <w:abstractNum w:abstractNumId="33" w15:restartNumberingAfterBreak="0">
     <w:nsid w:val="281F687C"/>
     <w:multiLevelType w:val="multilevel"/>
     <w:tmpl w:val="3DC2C3B4"/>
@@ -15886,7 +16449,7 @@
       </w:rPr>
     </w:lvl>
   </w:abstractNum>
-  <w:abstractNum w:abstractNumId="33" w15:restartNumberingAfterBreak="0">
+  <w:abstractNum w:abstractNumId="34" w15:restartNumberingAfterBreak="0">
     <w:nsid w:val="286B395C"/>
     <w:multiLevelType w:val="hybridMultilevel"/>
     <w:tmpl w:val="9A4241EE"/>
@@ -15975,7 +16538,7 @@
       </w:pPr>
     </w:lvl>
   </w:abstractNum>
-  <w:abstractNum w:abstractNumId="34" w15:restartNumberingAfterBreak="0">
+  <w:abstractNum w:abstractNumId="35" w15:restartNumberingAfterBreak="0">
     <w:nsid w:val="29DE69A3"/>
     <w:multiLevelType w:val="multilevel"/>
     <w:tmpl w:val="D8D62A14"/>
@@ -16120,7 +16683,7 @@
       </w:rPr>
     </w:lvl>
   </w:abstractNum>
-  <w:abstractNum w:abstractNumId="35" w15:restartNumberingAfterBreak="0">
+  <w:abstractNum w:abstractNumId="36" w15:restartNumberingAfterBreak="0">
     <w:nsid w:val="2CBB2EDC"/>
     <w:multiLevelType w:val="multilevel"/>
     <w:tmpl w:val="CCB24C60"/>
@@ -16269,7 +16832,120 @@
       </w:rPr>
     </w:lvl>
   </w:abstractNum>
-  <w:abstractNum w:abstractNumId="36" w15:restartNumberingAfterBreak="0">
+  <w:abstractNum w:abstractNumId="37" w15:restartNumberingAfterBreak="0">
+    <w:nsid w:val="2CF85412"/>
+    <w:multiLevelType w:val="hybridMultilevel"/>
+    <w:tmpl w:val="1F4036AC"/>
+    <w:lvl w:ilvl="0" w:tplc="04090001">
+      <w:start w:val="1"/>
+      <w:numFmt w:val="bullet"/>
+      <w:lvlText w:val=""/>
+      <w:lvlJc w:val="left"/>
+      <w:pPr>
+        <w:ind w:left="720" w:hanging="360"/>
+      </w:pPr>
+      <w:rPr>
+        <w:rFonts w:ascii="Symbol" w:hAnsi="Symbol" w:hint="default"/>
+      </w:rPr>
+    </w:lvl>
+    <w:lvl w:ilvl="1" w:tplc="04090003">
+      <w:start w:val="1"/>
+      <w:numFmt w:val="bullet"/>
+      <w:lvlText w:val="o"/>
+      <w:lvlJc w:val="left"/>
+      <w:pPr>
+        <w:ind w:left="1440" w:hanging="360"/>
+      </w:pPr>
+      <w:rPr>
+        <w:rFonts w:ascii="Courier New" w:hAnsi="Courier New" w:cs="Courier New" w:hint="default"/>
+      </w:rPr>
+    </w:lvl>
+    <w:lvl w:ilvl="2" w:tplc="04090005" w:tentative="1">
+      <w:start w:val="1"/>
+      <w:numFmt w:val="bullet"/>
+      <w:lvlText w:val=""/>
+      <w:lvlJc w:val="left"/>
+      <w:pPr>
+        <w:ind w:left="2160" w:hanging="360"/>
+      </w:pPr>
+      <w:rPr>
+        <w:rFonts w:ascii="Wingdings" w:hAnsi="Wingdings" w:hint="default"/>
+      </w:rPr>
+    </w:lvl>
+    <w:lvl w:ilvl="3" w:tplc="04090001" w:tentative="1">
+      <w:start w:val="1"/>
+      <w:numFmt w:val="bullet"/>
+      <w:lvlText w:val=""/>
+      <w:lvlJc w:val="left"/>
+      <w:pPr>
+        <w:ind w:left="2880" w:hanging="360"/>
+      </w:pPr>
+      <w:rPr>
+        <w:rFonts w:ascii="Symbol" w:hAnsi="Symbol" w:hint="default"/>
+      </w:rPr>
+    </w:lvl>
+    <w:lvl w:ilvl="4" w:tplc="04090003" w:tentative="1">
+      <w:start w:val="1"/>
+      <w:numFmt w:val="bullet"/>
+      <w:lvlText w:val="o"/>
+      <w:lvlJc w:val="left"/>
+      <w:pPr>
+        <w:ind w:left="3600" w:hanging="360"/>
+      </w:pPr>
+      <w:rPr>
+        <w:rFonts w:ascii="Courier New" w:hAnsi="Courier New" w:cs="Courier New" w:hint="default"/>
+      </w:rPr>
+    </w:lvl>
+    <w:lvl w:ilvl="5" w:tplc="04090005" w:tentative="1">
+      <w:start w:val="1"/>
+      <w:numFmt w:val="bullet"/>
+      <w:lvlText w:val=""/>
+      <w:lvlJc w:val="left"/>
+      <w:pPr>
+        <w:ind w:left="4320" w:hanging="360"/>
+      </w:pPr>
+      <w:rPr>
+        <w:rFonts w:ascii="Wingdings" w:hAnsi="Wingdings" w:hint="default"/>
+      </w:rPr>
+    </w:lvl>
+    <w:lvl w:ilvl="6" w:tplc="04090001" w:tentative="1">
+      <w:start w:val="1"/>
+      <w:numFmt w:val="bullet"/>
+      <w:lvlText w:val=""/>
+      <w:lvlJc w:val="left"/>
+      <w:pPr>
+        <w:ind w:left="5040" w:hanging="360"/>
+      </w:pPr>
+      <w:rPr>
+        <w:rFonts w:ascii="Symbol" w:hAnsi="Symbol" w:hint="default"/>
+      </w:rPr>
+    </w:lvl>
+    <w:lvl w:ilvl="7" w:tplc="04090003" w:tentative="1">
+      <w:start w:val="1"/>
+      <w:numFmt w:val="bullet"/>
+      <w:lvlText w:val="o"/>
+      <w:lvlJc w:val="left"/>
+      <w:pPr>
+        <w:ind w:left="5760" w:hanging="360"/>
+      </w:pPr>
+      <w:rPr>
+        <w:rFonts w:ascii="Courier New" w:hAnsi="Courier New" w:cs="Courier New" w:hint="default"/>
+      </w:rPr>
+    </w:lvl>
+    <w:lvl w:ilvl="8" w:tplc="04090005" w:tentative="1">
+      <w:start w:val="1"/>
+      <w:numFmt w:val="bullet"/>
+      <w:lvlText w:val=""/>
+      <w:lvlJc w:val="left"/>
+      <w:pPr>
+        <w:ind w:left="6480" w:hanging="360"/>
+      </w:pPr>
+      <w:rPr>
+        <w:rFonts w:ascii="Wingdings" w:hAnsi="Wingdings" w:hint="default"/>
+      </w:rPr>
+    </w:lvl>
+  </w:abstractNum>
+  <w:abstractNum w:abstractNumId="38" w15:restartNumberingAfterBreak="0">
     <w:nsid w:val="2D3219F4"/>
     <w:multiLevelType w:val="multilevel"/>
     <w:tmpl w:val="B71ACE78"/>
@@ -16418,7 +17094,7 @@
       </w:rPr>
     </w:lvl>
   </w:abstractNum>
-  <w:abstractNum w:abstractNumId="37" w15:restartNumberingAfterBreak="0">
+  <w:abstractNum w:abstractNumId="39" w15:restartNumberingAfterBreak="0">
     <w:nsid w:val="2D956CEA"/>
     <w:multiLevelType w:val="multilevel"/>
     <w:tmpl w:val="44F4C580"/>
@@ -16567,7 +17243,7 @@
       </w:rPr>
     </w:lvl>
   </w:abstractNum>
-  <w:abstractNum w:abstractNumId="38" w15:restartNumberingAfterBreak="0">
+  <w:abstractNum w:abstractNumId="40" w15:restartNumberingAfterBreak="0">
     <w:nsid w:val="2E274B4C"/>
     <w:multiLevelType w:val="hybridMultilevel"/>
     <w:tmpl w:val="E160D076"/>
@@ -16680,7 +17356,7 @@
       </w:rPr>
     </w:lvl>
   </w:abstractNum>
-  <w:abstractNum w:abstractNumId="39" w15:restartNumberingAfterBreak="0">
+  <w:abstractNum w:abstractNumId="41" w15:restartNumberingAfterBreak="0">
     <w:nsid w:val="2F883AC0"/>
     <w:multiLevelType w:val="multilevel"/>
     <w:tmpl w:val="488480B2"/>
@@ -16829,7 +17505,7 @@
       </w:rPr>
     </w:lvl>
   </w:abstractNum>
-  <w:abstractNum w:abstractNumId="40" w15:restartNumberingAfterBreak="0">
+  <w:abstractNum w:abstractNumId="42" w15:restartNumberingAfterBreak="0">
     <w:nsid w:val="30C77C02"/>
     <w:multiLevelType w:val="multilevel"/>
     <w:tmpl w:val="4CB8838A"/>
@@ -16978,7 +17654,7 @@
       </w:rPr>
     </w:lvl>
   </w:abstractNum>
-  <w:abstractNum w:abstractNumId="41" w15:restartNumberingAfterBreak="0">
+  <w:abstractNum w:abstractNumId="43" w15:restartNumberingAfterBreak="0">
     <w:nsid w:val="345555D5"/>
     <w:multiLevelType w:val="hybridMultilevel"/>
     <w:tmpl w:val="3322215E"/>
@@ -17067,7 +17743,7 @@
       </w:pPr>
     </w:lvl>
   </w:abstractNum>
-  <w:abstractNum w:abstractNumId="42" w15:restartNumberingAfterBreak="0">
+  <w:abstractNum w:abstractNumId="44" w15:restartNumberingAfterBreak="0">
     <w:nsid w:val="349E53A7"/>
     <w:multiLevelType w:val="multilevel"/>
     <w:tmpl w:val="DAEC123A"/>
@@ -17216,7 +17892,120 @@
       </w:rPr>
     </w:lvl>
   </w:abstractNum>
-  <w:abstractNum w:abstractNumId="43" w15:restartNumberingAfterBreak="0">
+  <w:abstractNum w:abstractNumId="45" w15:restartNumberingAfterBreak="0">
+    <w:nsid w:val="35444188"/>
+    <w:multiLevelType w:val="hybridMultilevel"/>
+    <w:tmpl w:val="74C2BFBA"/>
+    <w:lvl w:ilvl="0" w:tplc="04090001">
+      <w:start w:val="1"/>
+      <w:numFmt w:val="bullet"/>
+      <w:lvlText w:val=""/>
+      <w:lvlJc w:val="left"/>
+      <w:pPr>
+        <w:ind w:left="720" w:hanging="360"/>
+      </w:pPr>
+      <w:rPr>
+        <w:rFonts w:ascii="Symbol" w:hAnsi="Symbol" w:hint="default"/>
+      </w:rPr>
+    </w:lvl>
+    <w:lvl w:ilvl="1" w:tplc="04090003">
+      <w:start w:val="1"/>
+      <w:numFmt w:val="bullet"/>
+      <w:lvlText w:val="o"/>
+      <w:lvlJc w:val="left"/>
+      <w:pPr>
+        <w:ind w:left="1440" w:hanging="360"/>
+      </w:pPr>
+      <w:rPr>
+        <w:rFonts w:ascii="Courier New" w:hAnsi="Courier New" w:cs="Courier New" w:hint="default"/>
+      </w:rPr>
+    </w:lvl>
+    <w:lvl w:ilvl="2" w:tplc="04090005" w:tentative="1">
+      <w:start w:val="1"/>
+      <w:numFmt w:val="bullet"/>
+      <w:lvlText w:val=""/>
+      <w:lvlJc w:val="left"/>
+      <w:pPr>
+        <w:ind w:left="2160" w:hanging="360"/>
+      </w:pPr>
+      <w:rPr>
+        <w:rFonts w:ascii="Wingdings" w:hAnsi="Wingdings" w:hint="default"/>
+      </w:rPr>
+    </w:lvl>
+    <w:lvl w:ilvl="3" w:tplc="04090001" w:tentative="1">
+      <w:start w:val="1"/>
+      <w:numFmt w:val="bullet"/>
+      <w:lvlText w:val=""/>
+      <w:lvlJc w:val="left"/>
+      <w:pPr>
+        <w:ind w:left="2880" w:hanging="360"/>
+      </w:pPr>
+      <w:rPr>
+        <w:rFonts w:ascii="Symbol" w:hAnsi="Symbol" w:hint="default"/>
+      </w:rPr>
+    </w:lvl>
+    <w:lvl w:ilvl="4" w:tplc="04090003" w:tentative="1">
+      <w:start w:val="1"/>
+      <w:numFmt w:val="bullet"/>
+      <w:lvlText w:val="o"/>
+      <w:lvlJc w:val="left"/>
+      <w:pPr>
+        <w:ind w:left="3600" w:hanging="360"/>
+      </w:pPr>
+      <w:rPr>
+        <w:rFonts w:ascii="Courier New" w:hAnsi="Courier New" w:cs="Courier New" w:hint="default"/>
+      </w:rPr>
+    </w:lvl>
+    <w:lvl w:ilvl="5" w:tplc="04090005" w:tentative="1">
+      <w:start w:val="1"/>
+      <w:numFmt w:val="bullet"/>
+      <w:lvlText w:val=""/>
+      <w:lvlJc w:val="left"/>
+      <w:pPr>
+        <w:ind w:left="4320" w:hanging="360"/>
+      </w:pPr>
+      <w:rPr>
+        <w:rFonts w:ascii="Wingdings" w:hAnsi="Wingdings" w:hint="default"/>
+      </w:rPr>
+    </w:lvl>
+    <w:lvl w:ilvl="6" w:tplc="04090001" w:tentative="1">
+      <w:start w:val="1"/>
+      <w:numFmt w:val="bullet"/>
+      <w:lvlText w:val=""/>
+      <w:lvlJc w:val="left"/>
+      <w:pPr>
+        <w:ind w:left="5040" w:hanging="360"/>
+      </w:pPr>
+      <w:rPr>
+        <w:rFonts w:ascii="Symbol" w:hAnsi="Symbol" w:hint="default"/>
+      </w:rPr>
+    </w:lvl>
+    <w:lvl w:ilvl="7" w:tplc="04090003" w:tentative="1">
+      <w:start w:val="1"/>
+      <w:numFmt w:val="bullet"/>
+      <w:lvlText w:val="o"/>
+      <w:lvlJc w:val="left"/>
+      <w:pPr>
+        <w:ind w:left="5760" w:hanging="360"/>
+      </w:pPr>
+      <w:rPr>
+        <w:rFonts w:ascii="Courier New" w:hAnsi="Courier New" w:cs="Courier New" w:hint="default"/>
+      </w:rPr>
+    </w:lvl>
+    <w:lvl w:ilvl="8" w:tplc="04090005" w:tentative="1">
+      <w:start w:val="1"/>
+      <w:numFmt w:val="bullet"/>
+      <w:lvlText w:val=""/>
+      <w:lvlJc w:val="left"/>
+      <w:pPr>
+        <w:ind w:left="6480" w:hanging="360"/>
+      </w:pPr>
+      <w:rPr>
+        <w:rFonts w:ascii="Wingdings" w:hAnsi="Wingdings" w:hint="default"/>
+      </w:rPr>
+    </w:lvl>
+  </w:abstractNum>
+  <w:abstractNum w:abstractNumId="46" w15:restartNumberingAfterBreak="0">
     <w:nsid w:val="37904D43"/>
     <w:multiLevelType w:val="hybridMultilevel"/>
     <w:tmpl w:val="B01809BE"/>
@@ -17329,7 +18118,7 @@
       </w:rPr>
     </w:lvl>
   </w:abstractNum>
-  <w:abstractNum w:abstractNumId="44" w15:restartNumberingAfterBreak="0">
+  <w:abstractNum w:abstractNumId="47" w15:restartNumberingAfterBreak="0">
     <w:nsid w:val="38803A96"/>
     <w:multiLevelType w:val="hybridMultilevel"/>
     <w:tmpl w:val="8DC89B6C"/>
@@ -17442,7 +18231,7 @@
       </w:rPr>
     </w:lvl>
   </w:abstractNum>
-  <w:abstractNum w:abstractNumId="45" w15:restartNumberingAfterBreak="0">
+  <w:abstractNum w:abstractNumId="48" w15:restartNumberingAfterBreak="0">
     <w:nsid w:val="39E552C3"/>
     <w:multiLevelType w:val="hybridMultilevel"/>
     <w:tmpl w:val="DA266DE2"/>
@@ -17531,7 +18320,7 @@
       </w:pPr>
     </w:lvl>
   </w:abstractNum>
-  <w:abstractNum w:abstractNumId="46" w15:restartNumberingAfterBreak="0">
+  <w:abstractNum w:abstractNumId="49" w15:restartNumberingAfterBreak="0">
     <w:nsid w:val="3B7A0800"/>
     <w:multiLevelType w:val="hybridMultilevel"/>
     <w:tmpl w:val="94422ED6"/>
@@ -17641,7 +18430,7 @@
       </w:rPr>
     </w:lvl>
   </w:abstractNum>
-  <w:abstractNum w:abstractNumId="47" w15:restartNumberingAfterBreak="0">
+  <w:abstractNum w:abstractNumId="50" w15:restartNumberingAfterBreak="0">
     <w:nsid w:val="3BA900A6"/>
     <w:multiLevelType w:val="hybridMultilevel"/>
     <w:tmpl w:val="380A4ED2"/>
@@ -17754,7 +18543,7 @@
       </w:rPr>
     </w:lvl>
   </w:abstractNum>
-  <w:abstractNum w:abstractNumId="48" w15:restartNumberingAfterBreak="0">
+  <w:abstractNum w:abstractNumId="51" w15:restartNumberingAfterBreak="0">
     <w:nsid w:val="3BDB0617"/>
     <w:multiLevelType w:val="hybridMultilevel"/>
     <w:tmpl w:val="C6EE10A6"/>
@@ -17867,7 +18656,7 @@
       </w:rPr>
     </w:lvl>
   </w:abstractNum>
-  <w:abstractNum w:abstractNumId="49" w15:restartNumberingAfterBreak="0">
+  <w:abstractNum w:abstractNumId="52" w15:restartNumberingAfterBreak="0">
     <w:nsid w:val="3CD624C6"/>
     <w:multiLevelType w:val="hybridMultilevel"/>
     <w:tmpl w:val="293E7DCA"/>
@@ -17977,7 +18766,120 @@
       </w:rPr>
     </w:lvl>
   </w:abstractNum>
-  <w:abstractNum w:abstractNumId="50" w15:restartNumberingAfterBreak="0">
+  <w:abstractNum w:abstractNumId="53" w15:restartNumberingAfterBreak="0">
+    <w:nsid w:val="40745907"/>
+    <w:multiLevelType w:val="hybridMultilevel"/>
+    <w:tmpl w:val="2FB247C6"/>
+    <w:lvl w:ilvl="0" w:tplc="04090001">
+      <w:start w:val="1"/>
+      <w:numFmt w:val="bullet"/>
+      <w:lvlText w:val=""/>
+      <w:lvlJc w:val="left"/>
+      <w:pPr>
+        <w:ind w:left="720" w:hanging="360"/>
+      </w:pPr>
+      <w:rPr>
+        <w:rFonts w:ascii="Symbol" w:hAnsi="Symbol" w:hint="default"/>
+      </w:rPr>
+    </w:lvl>
+    <w:lvl w:ilvl="1" w:tplc="04090003" w:tentative="1">
+      <w:start w:val="1"/>
+      <w:numFmt w:val="bullet"/>
+      <w:lvlText w:val="o"/>
+      <w:lvlJc w:val="left"/>
+      <w:pPr>
+        <w:ind w:left="1440" w:hanging="360"/>
+      </w:pPr>
+      <w:rPr>
+        <w:rFonts w:ascii="Courier New" w:hAnsi="Courier New" w:cs="Courier New" w:hint="default"/>
+      </w:rPr>
+    </w:lvl>
+    <w:lvl w:ilvl="2" w:tplc="04090005" w:tentative="1">
+      <w:start w:val="1"/>
+      <w:numFmt w:val="bullet"/>
+      <w:lvlText w:val=""/>
+      <w:lvlJc w:val="left"/>
+      <w:pPr>
+        <w:ind w:left="2160" w:hanging="360"/>
+      </w:pPr>
+      <w:rPr>
+        <w:rFonts w:ascii="Wingdings" w:hAnsi="Wingdings" w:hint="default"/>
+      </w:rPr>
+    </w:lvl>
+    <w:lvl w:ilvl="3" w:tplc="04090001" w:tentative="1">
+      <w:start w:val="1"/>
+      <w:numFmt w:val="bullet"/>
+      <w:lvlText w:val=""/>
+      <w:lvlJc w:val="left"/>
+      <w:pPr>
+        <w:ind w:left="2880" w:hanging="360"/>
+      </w:pPr>
+      <w:rPr>
+        <w:rFonts w:ascii="Symbol" w:hAnsi="Symbol" w:hint="default"/>
+      </w:rPr>
+    </w:lvl>
+    <w:lvl w:ilvl="4" w:tplc="04090003" w:tentative="1">
+      <w:start w:val="1"/>
+      <w:numFmt w:val="bullet"/>
+      <w:lvlText w:val="o"/>
+      <w:lvlJc w:val="left"/>
+      <w:pPr>
+        <w:ind w:left="3600" w:hanging="360"/>
+      </w:pPr>
+      <w:rPr>
+        <w:rFonts w:ascii="Courier New" w:hAnsi="Courier New" w:cs="Courier New" w:hint="default"/>
+      </w:rPr>
+    </w:lvl>
+    <w:lvl w:ilvl="5" w:tplc="04090005" w:tentative="1">
+      <w:start w:val="1"/>
+      <w:numFmt w:val="bullet"/>
+      <w:lvlText w:val=""/>
+      <w:lvlJc w:val="left"/>
+      <w:pPr>
+        <w:ind w:left="4320" w:hanging="360"/>
+      </w:pPr>
+      <w:rPr>
+        <w:rFonts w:ascii="Wingdings" w:hAnsi="Wingdings" w:hint="default"/>
+      </w:rPr>
+    </w:lvl>
+    <w:lvl w:ilvl="6" w:tplc="04090001" w:tentative="1">
+      <w:start w:val="1"/>
+      <w:numFmt w:val="bullet"/>
+      <w:lvlText w:val=""/>
+      <w:lvlJc w:val="left"/>
+      <w:pPr>
+        <w:ind w:left="5040" w:hanging="360"/>
+      </w:pPr>
+      <w:rPr>
+        <w:rFonts w:ascii="Symbol" w:hAnsi="Symbol" w:hint="default"/>
+      </w:rPr>
+    </w:lvl>
+    <w:lvl w:ilvl="7" w:tplc="04090003" w:tentative="1">
+      <w:start w:val="1"/>
+      <w:numFmt w:val="bullet"/>
+      <w:lvlText w:val="o"/>
+      <w:lvlJc w:val="left"/>
+      <w:pPr>
+        <w:ind w:left="5760" w:hanging="360"/>
+      </w:pPr>
+      <w:rPr>
+        <w:rFonts w:ascii="Courier New" w:hAnsi="Courier New" w:cs="Courier New" w:hint="default"/>
+      </w:rPr>
+    </w:lvl>
+    <w:lvl w:ilvl="8" w:tplc="04090005" w:tentative="1">
+      <w:start w:val="1"/>
+      <w:numFmt w:val="bullet"/>
+      <w:lvlText w:val=""/>
+      <w:lvlJc w:val="left"/>
+      <w:pPr>
+        <w:ind w:left="6480" w:hanging="360"/>
+      </w:pPr>
+      <w:rPr>
+        <w:rFonts w:ascii="Wingdings" w:hAnsi="Wingdings" w:hint="default"/>
+      </w:rPr>
+    </w:lvl>
+  </w:abstractNum>
+  <w:abstractNum w:abstractNumId="54" w15:restartNumberingAfterBreak="0">
     <w:nsid w:val="42D067EC"/>
     <w:multiLevelType w:val="hybridMultilevel"/>
     <w:tmpl w:val="BC50C11E"/>
@@ -18090,7 +18992,7 @@
       </w:rPr>
     </w:lvl>
   </w:abstractNum>
-  <w:abstractNum w:abstractNumId="51" w15:restartNumberingAfterBreak="0">
+  <w:abstractNum w:abstractNumId="55" w15:restartNumberingAfterBreak="0">
     <w:nsid w:val="45662A8C"/>
     <w:multiLevelType w:val="hybridMultilevel"/>
     <w:tmpl w:val="30E4F362"/>
@@ -18203,7 +19105,7 @@
       </w:rPr>
     </w:lvl>
   </w:abstractNum>
-  <w:abstractNum w:abstractNumId="52" w15:restartNumberingAfterBreak="0">
+  <w:abstractNum w:abstractNumId="56" w15:restartNumberingAfterBreak="0">
     <w:nsid w:val="46D51C40"/>
     <w:multiLevelType w:val="multilevel"/>
     <w:tmpl w:val="FBA480BA"/>
@@ -18352,7 +19254,7 @@
       </w:rPr>
     </w:lvl>
   </w:abstractNum>
-  <w:abstractNum w:abstractNumId="53" w15:restartNumberingAfterBreak="0">
+  <w:abstractNum w:abstractNumId="57" w15:restartNumberingAfterBreak="0">
     <w:nsid w:val="475C4C4C"/>
     <w:multiLevelType w:val="hybridMultilevel"/>
     <w:tmpl w:val="6A48D2F4"/>
@@ -18438,7 +19340,7 @@
       </w:pPr>
     </w:lvl>
   </w:abstractNum>
-  <w:abstractNum w:abstractNumId="54" w15:restartNumberingAfterBreak="0">
+  <w:abstractNum w:abstractNumId="58" w15:restartNumberingAfterBreak="0">
     <w:nsid w:val="4945234C"/>
     <w:multiLevelType w:val="multilevel"/>
     <w:tmpl w:val="C8B8F8BE"/>
@@ -18587,7 +19489,7 @@
       </w:rPr>
     </w:lvl>
   </w:abstractNum>
-  <w:abstractNum w:abstractNumId="55" w15:restartNumberingAfterBreak="0">
+  <w:abstractNum w:abstractNumId="59" w15:restartNumberingAfterBreak="0">
     <w:nsid w:val="4B24697D"/>
     <w:multiLevelType w:val="multilevel"/>
     <w:tmpl w:val="60CA97F0"/>
@@ -18736,7 +19638,7 @@
       </w:rPr>
     </w:lvl>
   </w:abstractNum>
-  <w:abstractNum w:abstractNumId="56" w15:restartNumberingAfterBreak="0">
+  <w:abstractNum w:abstractNumId="60" w15:restartNumberingAfterBreak="0">
     <w:nsid w:val="4C366959"/>
     <w:multiLevelType w:val="multilevel"/>
     <w:tmpl w:val="A26A5942"/>
@@ -18881,7 +19783,7 @@
       </w:rPr>
     </w:lvl>
   </w:abstractNum>
-  <w:abstractNum w:abstractNumId="57" w15:restartNumberingAfterBreak="0">
+  <w:abstractNum w:abstractNumId="61" w15:restartNumberingAfterBreak="0">
     <w:nsid w:val="4CE77BEC"/>
     <w:multiLevelType w:val="multilevel"/>
     <w:tmpl w:val="9EE2B028"/>
@@ -19030,7 +19932,7 @@
       </w:rPr>
     </w:lvl>
   </w:abstractNum>
-  <w:abstractNum w:abstractNumId="58" w15:restartNumberingAfterBreak="0">
+  <w:abstractNum w:abstractNumId="62" w15:restartNumberingAfterBreak="0">
     <w:nsid w:val="4D8D5BCC"/>
     <w:multiLevelType w:val="multilevel"/>
     <w:tmpl w:val="C4BCE358"/>
@@ -19179,7 +20081,7 @@
       </w:rPr>
     </w:lvl>
   </w:abstractNum>
-  <w:abstractNum w:abstractNumId="59" w15:restartNumberingAfterBreak="0">
+  <w:abstractNum w:abstractNumId="63" w15:restartNumberingAfterBreak="0">
     <w:nsid w:val="4F9B3CF6"/>
     <w:multiLevelType w:val="hybridMultilevel"/>
     <w:tmpl w:val="C85C13AA"/>
@@ -19268,7 +20170,7 @@
       </w:pPr>
     </w:lvl>
   </w:abstractNum>
-  <w:abstractNum w:abstractNumId="60" w15:restartNumberingAfterBreak="0">
+  <w:abstractNum w:abstractNumId="64" w15:restartNumberingAfterBreak="0">
     <w:nsid w:val="50DE17AD"/>
     <w:multiLevelType w:val="hybridMultilevel"/>
     <w:tmpl w:val="F7A889EC"/>
@@ -19354,7 +20256,7 @@
       </w:pPr>
     </w:lvl>
   </w:abstractNum>
-  <w:abstractNum w:abstractNumId="61" w15:restartNumberingAfterBreak="0">
+  <w:abstractNum w:abstractNumId="65" w15:restartNumberingAfterBreak="0">
     <w:nsid w:val="51A6211F"/>
     <w:multiLevelType w:val="multilevel"/>
     <w:tmpl w:val="D8408F96"/>
@@ -19503,7 +20405,7 @@
       </w:rPr>
     </w:lvl>
   </w:abstractNum>
-  <w:abstractNum w:abstractNumId="62" w15:restartNumberingAfterBreak="0">
+  <w:abstractNum w:abstractNumId="66" w15:restartNumberingAfterBreak="0">
     <w:nsid w:val="51BD0CC2"/>
     <w:multiLevelType w:val="multilevel"/>
     <w:tmpl w:val="5D62DDC8"/>
@@ -19652,7 +20554,7 @@
       </w:rPr>
     </w:lvl>
   </w:abstractNum>
-  <w:abstractNum w:abstractNumId="63" w15:restartNumberingAfterBreak="0">
+  <w:abstractNum w:abstractNumId="67" w15:restartNumberingAfterBreak="0">
     <w:nsid w:val="54E21AB6"/>
     <w:multiLevelType w:val="multilevel"/>
     <w:tmpl w:val="CB8EA98A"/>
@@ -19801,7 +20703,7 @@
       </w:rPr>
     </w:lvl>
   </w:abstractNum>
-  <w:abstractNum w:abstractNumId="64" w15:restartNumberingAfterBreak="0">
+  <w:abstractNum w:abstractNumId="68" w15:restartNumberingAfterBreak="0">
     <w:nsid w:val="54E926C6"/>
     <w:multiLevelType w:val="hybridMultilevel"/>
     <w:tmpl w:val="8626E2AE"/>
@@ -19914,7 +20816,7 @@
       </w:rPr>
     </w:lvl>
   </w:abstractNum>
-  <w:abstractNum w:abstractNumId="65" w15:restartNumberingAfterBreak="0">
+  <w:abstractNum w:abstractNumId="69" w15:restartNumberingAfterBreak="0">
     <w:nsid w:val="56EB4B09"/>
     <w:multiLevelType w:val="hybridMultilevel"/>
     <w:tmpl w:val="9CA632A6"/>
@@ -20027,7 +20929,7 @@
       </w:rPr>
     </w:lvl>
   </w:abstractNum>
-  <w:abstractNum w:abstractNumId="66" w15:restartNumberingAfterBreak="0">
+  <w:abstractNum w:abstractNumId="70" w15:restartNumberingAfterBreak="0">
     <w:nsid w:val="59085E76"/>
     <w:multiLevelType w:val="hybridMultilevel"/>
     <w:tmpl w:val="318A02CC"/>
@@ -20140,7 +21042,7 @@
       </w:rPr>
     </w:lvl>
   </w:abstractNum>
-  <w:abstractNum w:abstractNumId="67" w15:restartNumberingAfterBreak="0">
+  <w:abstractNum w:abstractNumId="71" w15:restartNumberingAfterBreak="0">
     <w:nsid w:val="5B7C5F08"/>
     <w:multiLevelType w:val="multilevel"/>
     <w:tmpl w:val="10B08198"/>
@@ -20289,7 +21191,7 @@
       </w:rPr>
     </w:lvl>
   </w:abstractNum>
-  <w:abstractNum w:abstractNumId="68" w15:restartNumberingAfterBreak="0">
+  <w:abstractNum w:abstractNumId="72" w15:restartNumberingAfterBreak="0">
     <w:nsid w:val="5BCB4929"/>
     <w:multiLevelType w:val="multilevel"/>
     <w:tmpl w:val="0142BF34"/>
@@ -20438,7 +21340,7 @@
       </w:rPr>
     </w:lvl>
   </w:abstractNum>
-  <w:abstractNum w:abstractNumId="69" w15:restartNumberingAfterBreak="0">
+  <w:abstractNum w:abstractNumId="73" w15:restartNumberingAfterBreak="0">
     <w:nsid w:val="5CEE69F5"/>
     <w:multiLevelType w:val="hybridMultilevel"/>
     <w:tmpl w:val="D3DC324C"/>
@@ -20548,7 +21450,7 @@
       </w:rPr>
     </w:lvl>
   </w:abstractNum>
-  <w:abstractNum w:abstractNumId="70" w15:restartNumberingAfterBreak="0">
+  <w:abstractNum w:abstractNumId="74" w15:restartNumberingAfterBreak="0">
     <w:nsid w:val="60BD6FE5"/>
     <w:multiLevelType w:val="hybridMultilevel"/>
     <w:tmpl w:val="088AFD6E"/>
@@ -20661,7 +21563,7 @@
       </w:rPr>
     </w:lvl>
   </w:abstractNum>
-  <w:abstractNum w:abstractNumId="71" w15:restartNumberingAfterBreak="0">
+  <w:abstractNum w:abstractNumId="75" w15:restartNumberingAfterBreak="0">
     <w:nsid w:val="60E15CE4"/>
     <w:multiLevelType w:val="hybridMultilevel"/>
     <w:tmpl w:val="B34CDDC6"/>
@@ -20774,7 +21676,7 @@
       </w:rPr>
     </w:lvl>
   </w:abstractNum>
-  <w:abstractNum w:abstractNumId="72" w15:restartNumberingAfterBreak="0">
+  <w:abstractNum w:abstractNumId="76" w15:restartNumberingAfterBreak="0">
     <w:nsid w:val="60FD0E83"/>
     <w:multiLevelType w:val="hybridMultilevel"/>
     <w:tmpl w:val="EF3083BE"/>
@@ -20884,7 +21786,7 @@
       </w:rPr>
     </w:lvl>
   </w:abstractNum>
-  <w:abstractNum w:abstractNumId="73" w15:restartNumberingAfterBreak="0">
+  <w:abstractNum w:abstractNumId="77" w15:restartNumberingAfterBreak="0">
     <w:nsid w:val="61653388"/>
     <w:multiLevelType w:val="multilevel"/>
     <w:tmpl w:val="398C08C8"/>
@@ -21033,7 +21935,7 @@
       </w:rPr>
     </w:lvl>
   </w:abstractNum>
-  <w:abstractNum w:abstractNumId="74" w15:restartNumberingAfterBreak="0">
+  <w:abstractNum w:abstractNumId="78" w15:restartNumberingAfterBreak="0">
     <w:nsid w:val="61A6617C"/>
     <w:multiLevelType w:val="multilevel"/>
     <w:tmpl w:val="16CCCF68"/>
@@ -21182,7 +22084,7 @@
       </w:rPr>
     </w:lvl>
   </w:abstractNum>
-  <w:abstractNum w:abstractNumId="75" w15:restartNumberingAfterBreak="0">
+  <w:abstractNum w:abstractNumId="79" w15:restartNumberingAfterBreak="0">
     <w:nsid w:val="622327D3"/>
     <w:multiLevelType w:val="multilevel"/>
     <w:tmpl w:val="E1B6B412"/>
@@ -21331,7 +22233,7 @@
       </w:rPr>
     </w:lvl>
   </w:abstractNum>
-  <w:abstractNum w:abstractNumId="76" w15:restartNumberingAfterBreak="0">
+  <w:abstractNum w:abstractNumId="80" w15:restartNumberingAfterBreak="0">
     <w:nsid w:val="633E14F5"/>
     <w:multiLevelType w:val="hybridMultilevel"/>
     <w:tmpl w:val="FAB23D70"/>
@@ -21444,7 +22346,7 @@
       </w:rPr>
     </w:lvl>
   </w:abstractNum>
-  <w:abstractNum w:abstractNumId="77" w15:restartNumberingAfterBreak="0">
+  <w:abstractNum w:abstractNumId="81" w15:restartNumberingAfterBreak="0">
     <w:nsid w:val="63B85AF1"/>
     <w:multiLevelType w:val="hybridMultilevel"/>
     <w:tmpl w:val="9C6E9988"/>
@@ -21557,7 +22459,7 @@
       </w:rPr>
     </w:lvl>
   </w:abstractNum>
-  <w:abstractNum w:abstractNumId="78" w15:restartNumberingAfterBreak="0">
+  <w:abstractNum w:abstractNumId="82" w15:restartNumberingAfterBreak="0">
     <w:nsid w:val="63DC283F"/>
     <w:multiLevelType w:val="hybridMultilevel"/>
     <w:tmpl w:val="DA266DE2"/>
@@ -21646,7 +22548,7 @@
       </w:pPr>
     </w:lvl>
   </w:abstractNum>
-  <w:abstractNum w:abstractNumId="79" w15:restartNumberingAfterBreak="0">
+  <w:abstractNum w:abstractNumId="83" w15:restartNumberingAfterBreak="0">
     <w:nsid w:val="66E05F94"/>
     <w:multiLevelType w:val="multilevel"/>
     <w:tmpl w:val="0E1C8856"/>
@@ -21795,7 +22697,7 @@
       </w:rPr>
     </w:lvl>
   </w:abstractNum>
-  <w:abstractNum w:abstractNumId="80" w15:restartNumberingAfterBreak="0">
+  <w:abstractNum w:abstractNumId="84" w15:restartNumberingAfterBreak="0">
     <w:nsid w:val="67B737D7"/>
     <w:multiLevelType w:val="hybridMultilevel"/>
     <w:tmpl w:val="8F460FF0"/>
@@ -21884,7 +22786,120 @@
       </w:pPr>
     </w:lvl>
   </w:abstractNum>
-  <w:abstractNum w:abstractNumId="81" w15:restartNumberingAfterBreak="0">
+  <w:abstractNum w:abstractNumId="85" w15:restartNumberingAfterBreak="0">
+    <w:nsid w:val="68402BD3"/>
+    <w:multiLevelType w:val="hybridMultilevel"/>
+    <w:tmpl w:val="D26CEEBC"/>
+    <w:lvl w:ilvl="0" w:tplc="04090001">
+      <w:start w:val="1"/>
+      <w:numFmt w:val="bullet"/>
+      <w:lvlText w:val=""/>
+      <w:lvlJc w:val="left"/>
+      <w:pPr>
+        <w:ind w:left="720" w:hanging="360"/>
+      </w:pPr>
+      <w:rPr>
+        <w:rFonts w:ascii="Symbol" w:hAnsi="Symbol" w:hint="default"/>
+      </w:rPr>
+    </w:lvl>
+    <w:lvl w:ilvl="1" w:tplc="04090003" w:tentative="1">
+      <w:start w:val="1"/>
+      <w:numFmt w:val="bullet"/>
+      <w:lvlText w:val="o"/>
+      <w:lvlJc w:val="left"/>
+      <w:pPr>
+        <w:ind w:left="1440" w:hanging="360"/>
+      </w:pPr>
+      <w:rPr>
+        <w:rFonts w:ascii="Courier New" w:hAnsi="Courier New" w:cs="Courier New" w:hint="default"/>
+      </w:rPr>
+    </w:lvl>
+    <w:lvl w:ilvl="2" w:tplc="04090005" w:tentative="1">
+      <w:start w:val="1"/>
+      <w:numFmt w:val="bullet"/>
+      <w:lvlText w:val=""/>
+      <w:lvlJc w:val="left"/>
+      <w:pPr>
+        <w:ind w:left="2160" w:hanging="360"/>
+      </w:pPr>
+      <w:rPr>
+        <w:rFonts w:ascii="Wingdings" w:hAnsi="Wingdings" w:hint="default"/>
+      </w:rPr>
+    </w:lvl>
+    <w:lvl w:ilvl="3" w:tplc="04090001" w:tentative="1">
+      <w:start w:val="1"/>
+      <w:numFmt w:val="bullet"/>
+      <w:lvlText w:val=""/>
+      <w:lvlJc w:val="left"/>
+      <w:pPr>
+        <w:ind w:left="2880" w:hanging="360"/>
+      </w:pPr>
+      <w:rPr>
+        <w:rFonts w:ascii="Symbol" w:hAnsi="Symbol" w:hint="default"/>
+      </w:rPr>
+    </w:lvl>
+    <w:lvl w:ilvl="4" w:tplc="04090003" w:tentative="1">
+      <w:start w:val="1"/>
+      <w:numFmt w:val="bullet"/>
+      <w:lvlText w:val="o"/>
+      <w:lvlJc w:val="left"/>
+      <w:pPr>
+        <w:ind w:left="3600" w:hanging="360"/>
+      </w:pPr>
+      <w:rPr>
+        <w:rFonts w:ascii="Courier New" w:hAnsi="Courier New" w:cs="Courier New" w:hint="default"/>
+      </w:rPr>
+    </w:lvl>
+    <w:lvl w:ilvl="5" w:tplc="04090005" w:tentative="1">
+      <w:start w:val="1"/>
+      <w:numFmt w:val="bullet"/>
+      <w:lvlText w:val=""/>
+      <w:lvlJc w:val="left"/>
+      <w:pPr>
+        <w:ind w:left="4320" w:hanging="360"/>
+      </w:pPr>
+      <w:rPr>
+        <w:rFonts w:ascii="Wingdings" w:hAnsi="Wingdings" w:hint="default"/>
+      </w:rPr>
+    </w:lvl>
+    <w:lvl w:ilvl="6" w:tplc="04090001" w:tentative="1">
+      <w:start w:val="1"/>
+      <w:numFmt w:val="bullet"/>
+      <w:lvlText w:val=""/>
+      <w:lvlJc w:val="left"/>
+      <w:pPr>
+        <w:ind w:left="5040" w:hanging="360"/>
+      </w:pPr>
+      <w:rPr>
+        <w:rFonts w:ascii="Symbol" w:hAnsi="Symbol" w:hint="default"/>
+      </w:rPr>
+    </w:lvl>
+    <w:lvl w:ilvl="7" w:tplc="04090003" w:tentative="1">
+      <w:start w:val="1"/>
+      <w:numFmt w:val="bullet"/>
+      <w:lvlText w:val="o"/>
+      <w:lvlJc w:val="left"/>
+      <w:pPr>
+        <w:ind w:left="5760" w:hanging="360"/>
+      </w:pPr>
+      <w:rPr>
+        <w:rFonts w:ascii="Courier New" w:hAnsi="Courier New" w:cs="Courier New" w:hint="default"/>
+      </w:rPr>
+    </w:lvl>
+    <w:lvl w:ilvl="8" w:tplc="04090005" w:tentative="1">
+      <w:start w:val="1"/>
+      <w:numFmt w:val="bullet"/>
+      <w:lvlText w:val=""/>
+      <w:lvlJc w:val="left"/>
+      <w:pPr>
+        <w:ind w:left="6480" w:hanging="360"/>
+      </w:pPr>
+      <w:rPr>
+        <w:rFonts w:ascii="Wingdings" w:hAnsi="Wingdings" w:hint="default"/>
+      </w:rPr>
+    </w:lvl>
+  </w:abstractNum>
+  <w:abstractNum w:abstractNumId="86" w15:restartNumberingAfterBreak="0">
     <w:nsid w:val="699F3D64"/>
     <w:multiLevelType w:val="hybridMultilevel"/>
     <w:tmpl w:val="E61C5362"/>
@@ -21970,7 +22985,7 @@
       </w:pPr>
     </w:lvl>
   </w:abstractNum>
-  <w:abstractNum w:abstractNumId="82" w15:restartNumberingAfterBreak="0">
+  <w:abstractNum w:abstractNumId="87" w15:restartNumberingAfterBreak="0">
     <w:nsid w:val="6A977897"/>
     <w:multiLevelType w:val="hybridMultilevel"/>
     <w:tmpl w:val="6A48D2F4"/>
@@ -22056,7 +23071,7 @@
       </w:pPr>
     </w:lvl>
   </w:abstractNum>
-  <w:abstractNum w:abstractNumId="83" w15:restartNumberingAfterBreak="0">
+  <w:abstractNum w:abstractNumId="88" w15:restartNumberingAfterBreak="0">
     <w:nsid w:val="6D330D56"/>
     <w:multiLevelType w:val="multilevel"/>
     <w:tmpl w:val="76A065A4"/>
@@ -22205,7 +23220,7 @@
       </w:rPr>
     </w:lvl>
   </w:abstractNum>
-  <w:abstractNum w:abstractNumId="84" w15:restartNumberingAfterBreak="0">
+  <w:abstractNum w:abstractNumId="89" w15:restartNumberingAfterBreak="0">
     <w:nsid w:val="6D6C0FE6"/>
     <w:multiLevelType w:val="multilevel"/>
     <w:tmpl w:val="40E648C2"/>
@@ -22354,7 +23369,120 @@
       </w:rPr>
     </w:lvl>
   </w:abstractNum>
-  <w:abstractNum w:abstractNumId="85" w15:restartNumberingAfterBreak="0">
+  <w:abstractNum w:abstractNumId="90" w15:restartNumberingAfterBreak="0">
+    <w:nsid w:val="6D727FF9"/>
+    <w:multiLevelType w:val="hybridMultilevel"/>
+    <w:tmpl w:val="AAECACB0"/>
+    <w:lvl w:ilvl="0" w:tplc="04090001">
+      <w:start w:val="1"/>
+      <w:numFmt w:val="bullet"/>
+      <w:lvlText w:val=""/>
+      <w:lvlJc w:val="left"/>
+      <w:pPr>
+        <w:ind w:left="720" w:hanging="360"/>
+      </w:pPr>
+      <w:rPr>
+        <w:rFonts w:ascii="Symbol" w:hAnsi="Symbol" w:hint="default"/>
+      </w:rPr>
+    </w:lvl>
+    <w:lvl w:ilvl="1" w:tplc="04090003" w:tentative="1">
+      <w:start w:val="1"/>
+      <w:numFmt w:val="bullet"/>
+      <w:lvlText w:val="o"/>
+      <w:lvlJc w:val="left"/>
+      <w:pPr>
+        <w:ind w:left="1440" w:hanging="360"/>
+      </w:pPr>
+      <w:rPr>
+        <w:rFonts w:ascii="Courier New" w:hAnsi="Courier New" w:cs="Courier New" w:hint="default"/>
+      </w:rPr>
+    </w:lvl>
+    <w:lvl w:ilvl="2" w:tplc="04090005" w:tentative="1">
+      <w:start w:val="1"/>
+      <w:numFmt w:val="bullet"/>
+      <w:lvlText w:val=""/>
+      <w:lvlJc w:val="left"/>
+      <w:pPr>
+        <w:ind w:left="2160" w:hanging="360"/>
+      </w:pPr>
+      <w:rPr>
+        <w:rFonts w:ascii="Wingdings" w:hAnsi="Wingdings" w:hint="default"/>
+      </w:rPr>
+    </w:lvl>
+    <w:lvl w:ilvl="3" w:tplc="04090001" w:tentative="1">
+      <w:start w:val="1"/>
+      <w:numFmt w:val="bullet"/>
+      <w:lvlText w:val=""/>
+      <w:lvlJc w:val="left"/>
+      <w:pPr>
+        <w:ind w:left="2880" w:hanging="360"/>
+      </w:pPr>
+      <w:rPr>
+        <w:rFonts w:ascii="Symbol" w:hAnsi="Symbol" w:hint="default"/>
+      </w:rPr>
+    </w:lvl>
+    <w:lvl w:ilvl="4" w:tplc="04090003" w:tentative="1">
+      <w:start w:val="1"/>
+      <w:numFmt w:val="bullet"/>
+      <w:lvlText w:val="o"/>
+      <w:lvlJc w:val="left"/>
+      <w:pPr>
+        <w:ind w:left="3600" w:hanging="360"/>
+      </w:pPr>
+      <w:rPr>
+        <w:rFonts w:ascii="Courier New" w:hAnsi="Courier New" w:cs="Courier New" w:hint="default"/>
+      </w:rPr>
+    </w:lvl>
+    <w:lvl w:ilvl="5" w:tplc="04090005" w:tentative="1">
+      <w:start w:val="1"/>
+      <w:numFmt w:val="bullet"/>
+      <w:lvlText w:val=""/>
+      <w:lvlJc w:val="left"/>
+      <w:pPr>
+        <w:ind w:left="4320" w:hanging="360"/>
+      </w:pPr>
+      <w:rPr>
+        <w:rFonts w:ascii="Wingdings" w:hAnsi="Wingdings" w:hint="default"/>
+      </w:rPr>
+    </w:lvl>
+    <w:lvl w:ilvl="6" w:tplc="04090001" w:tentative="1">
+      <w:start w:val="1"/>
+      <w:numFmt w:val="bullet"/>
+      <w:lvlText w:val=""/>
+      <w:lvlJc w:val="left"/>
+      <w:pPr>
+        <w:ind w:left="5040" w:hanging="360"/>
+      </w:pPr>
+      <w:rPr>
+        <w:rFonts w:ascii="Symbol" w:hAnsi="Symbol" w:hint="default"/>
+      </w:rPr>
+    </w:lvl>
+    <w:lvl w:ilvl="7" w:tplc="04090003" w:tentative="1">
+      <w:start w:val="1"/>
+      <w:numFmt w:val="bullet"/>
+      <w:lvlText w:val="o"/>
+      <w:lvlJc w:val="left"/>
+      <w:pPr>
+        <w:ind w:left="5760" w:hanging="360"/>
+      </w:pPr>
+      <w:rPr>
+        <w:rFonts w:ascii="Courier New" w:hAnsi="Courier New" w:cs="Courier New" w:hint="default"/>
+      </w:rPr>
+    </w:lvl>
+    <w:lvl w:ilvl="8" w:tplc="04090005" w:tentative="1">
+      <w:start w:val="1"/>
+      <w:numFmt w:val="bullet"/>
+      <w:lvlText w:val=""/>
+      <w:lvlJc w:val="left"/>
+      <w:pPr>
+        <w:ind w:left="6480" w:hanging="360"/>
+      </w:pPr>
+      <w:rPr>
+        <w:rFonts w:ascii="Wingdings" w:hAnsi="Wingdings" w:hint="default"/>
+      </w:rPr>
+    </w:lvl>
+  </w:abstractNum>
+  <w:abstractNum w:abstractNumId="91" w15:restartNumberingAfterBreak="0">
     <w:nsid w:val="6F747541"/>
     <w:multiLevelType w:val="multilevel"/>
     <w:tmpl w:val="011AC4DA"/>
@@ -22503,7 +23631,7 @@
       </w:rPr>
     </w:lvl>
   </w:abstractNum>
-  <w:abstractNum w:abstractNumId="86" w15:restartNumberingAfterBreak="0">
+  <w:abstractNum w:abstractNumId="92" w15:restartNumberingAfterBreak="0">
     <w:nsid w:val="6FCD649A"/>
     <w:multiLevelType w:val="hybridMultilevel"/>
     <w:tmpl w:val="517453EA"/>
@@ -22613,10 +23741,10 @@
       </w:rPr>
     </w:lvl>
   </w:abstractNum>
-  <w:abstractNum w:abstractNumId="87" w15:restartNumberingAfterBreak="0">
+  <w:abstractNum w:abstractNumId="93" w15:restartNumberingAfterBreak="0">
     <w:nsid w:val="70791D0F"/>
     <w:multiLevelType w:val="hybridMultilevel"/>
-    <w:tmpl w:val="D6681376"/>
+    <w:tmpl w:val="A17A3D3E"/>
     <w:lvl w:ilvl="0" w:tplc="04090001">
       <w:start w:val="1"/>
       <w:numFmt w:val="bullet"/>
@@ -22726,7 +23854,7 @@
       </w:rPr>
     </w:lvl>
   </w:abstractNum>
-  <w:abstractNum w:abstractNumId="88" w15:restartNumberingAfterBreak="0">
+  <w:abstractNum w:abstractNumId="94" w15:restartNumberingAfterBreak="0">
     <w:nsid w:val="71127F3E"/>
     <w:multiLevelType w:val="multilevel"/>
     <w:tmpl w:val="88606DAE"/>
@@ -22875,7 +24003,7 @@
       </w:rPr>
     </w:lvl>
   </w:abstractNum>
-  <w:abstractNum w:abstractNumId="89" w15:restartNumberingAfterBreak="0">
+  <w:abstractNum w:abstractNumId="95" w15:restartNumberingAfterBreak="0">
     <w:nsid w:val="71DB2A96"/>
     <w:multiLevelType w:val="hybridMultilevel"/>
     <w:tmpl w:val="CE9E34FA"/>
@@ -22964,7 +24092,7 @@
       </w:pPr>
     </w:lvl>
   </w:abstractNum>
-  <w:abstractNum w:abstractNumId="90" w15:restartNumberingAfterBreak="0">
+  <w:abstractNum w:abstractNumId="96" w15:restartNumberingAfterBreak="0">
     <w:nsid w:val="72003850"/>
     <w:multiLevelType w:val="multilevel"/>
     <w:tmpl w:val="1A7678D2"/>
@@ -23113,7 +24241,7 @@
       </w:rPr>
     </w:lvl>
   </w:abstractNum>
-  <w:abstractNum w:abstractNumId="91" w15:restartNumberingAfterBreak="0">
+  <w:abstractNum w:abstractNumId="97" w15:restartNumberingAfterBreak="0">
     <w:nsid w:val="74576EEE"/>
     <w:multiLevelType w:val="multilevel"/>
     <w:tmpl w:val="B9AEBC90"/>
@@ -23262,7 +24390,7 @@
       </w:rPr>
     </w:lvl>
   </w:abstractNum>
-  <w:abstractNum w:abstractNumId="92" w15:restartNumberingAfterBreak="0">
+  <w:abstractNum w:abstractNumId="98" w15:restartNumberingAfterBreak="0">
     <w:nsid w:val="74D44CF8"/>
     <w:multiLevelType w:val="hybridMultilevel"/>
     <w:tmpl w:val="167CD10E"/>
@@ -23375,7 +24503,7 @@
       </w:rPr>
     </w:lvl>
   </w:abstractNum>
-  <w:abstractNum w:abstractNumId="93" w15:restartNumberingAfterBreak="0">
+  <w:abstractNum w:abstractNumId="99" w15:restartNumberingAfterBreak="0">
     <w:nsid w:val="76015737"/>
     <w:multiLevelType w:val="hybridMultilevel"/>
     <w:tmpl w:val="212E59C6"/>
@@ -23488,7 +24616,7 @@
       </w:rPr>
     </w:lvl>
   </w:abstractNum>
-  <w:abstractNum w:abstractNumId="94" w15:restartNumberingAfterBreak="0">
+  <w:abstractNum w:abstractNumId="100" w15:restartNumberingAfterBreak="0">
     <w:nsid w:val="7C9D6BA3"/>
     <w:multiLevelType w:val="multilevel"/>
     <w:tmpl w:val="2B2E11B0"/>
@@ -23637,7 +24765,7 @@
       </w:rPr>
     </w:lvl>
   </w:abstractNum>
-  <w:abstractNum w:abstractNumId="95" w15:restartNumberingAfterBreak="0">
+  <w:abstractNum w:abstractNumId="101" w15:restartNumberingAfterBreak="0">
     <w:nsid w:val="7CA5120A"/>
     <w:multiLevelType w:val="hybridMultilevel"/>
     <w:tmpl w:val="CF40654E"/>
@@ -23750,7 +24878,7 @@
       </w:rPr>
     </w:lvl>
   </w:abstractNum>
-  <w:abstractNum w:abstractNumId="96" w15:restartNumberingAfterBreak="0">
+  <w:abstractNum w:abstractNumId="102" w15:restartNumberingAfterBreak="0">
     <w:nsid w:val="7D480DCA"/>
     <w:multiLevelType w:val="hybridMultilevel"/>
     <w:tmpl w:val="6E089908"/>
@@ -23863,7 +24991,7 @@
       </w:rPr>
     </w:lvl>
   </w:abstractNum>
-  <w:abstractNum w:abstractNumId="97" w15:restartNumberingAfterBreak="0">
+  <w:abstractNum w:abstractNumId="103" w15:restartNumberingAfterBreak="0">
     <w:nsid w:val="7F23415D"/>
     <w:multiLevelType w:val="multilevel"/>
     <w:tmpl w:val="BBA2DD8A"/>
@@ -24013,121 +25141,121 @@
     </w:lvl>
   </w:abstractNum>
   <w:num w:numId="1" w16cid:durableId="1228958055">
-    <w:abstractNumId w:val="89"/>
+    <w:abstractNumId w:val="95"/>
   </w:num>
   <w:num w:numId="2" w16cid:durableId="343436807">
-    <w:abstractNumId w:val="60"/>
+    <w:abstractNumId w:val="64"/>
   </w:num>
   <w:num w:numId="3" w16cid:durableId="90929525">
-    <w:abstractNumId w:val="53"/>
+    <w:abstractNumId w:val="57"/>
   </w:num>
   <w:num w:numId="4" w16cid:durableId="1258369185">
-    <w:abstractNumId w:val="24"/>
+    <w:abstractNumId w:val="25"/>
   </w:num>
   <w:num w:numId="5" w16cid:durableId="1460763637">
-    <w:abstractNumId w:val="48"/>
+    <w:abstractNumId w:val="51"/>
   </w:num>
   <w:num w:numId="6" w16cid:durableId="1026056335">
     <w:abstractNumId w:val="17"/>
   </w:num>
   <w:num w:numId="7" w16cid:durableId="2033727919">
-    <w:abstractNumId w:val="82"/>
+    <w:abstractNumId w:val="87"/>
   </w:num>
   <w:num w:numId="8" w16cid:durableId="919559573">
-    <w:abstractNumId w:val="66"/>
+    <w:abstractNumId w:val="70"/>
   </w:num>
   <w:num w:numId="9" w16cid:durableId="1513689007">
-    <w:abstractNumId w:val="65"/>
+    <w:abstractNumId w:val="69"/>
   </w:num>
   <w:num w:numId="10" w16cid:durableId="758522382">
-    <w:abstractNumId w:val="44"/>
+    <w:abstractNumId w:val="47"/>
   </w:num>
   <w:num w:numId="11" w16cid:durableId="488524504">
     <w:abstractNumId w:val="5"/>
   </w:num>
   <w:num w:numId="12" w16cid:durableId="1923100452">
-    <w:abstractNumId w:val="47"/>
+    <w:abstractNumId w:val="50"/>
   </w:num>
   <w:num w:numId="13" w16cid:durableId="692148921">
-    <w:abstractNumId w:val="73"/>
+    <w:abstractNumId w:val="77"/>
   </w:num>
   <w:num w:numId="14" w16cid:durableId="1502310980">
-    <w:abstractNumId w:val="29"/>
+    <w:abstractNumId w:val="30"/>
   </w:num>
   <w:num w:numId="15" w16cid:durableId="1166631953">
-    <w:abstractNumId w:val="91"/>
+    <w:abstractNumId w:val="97"/>
   </w:num>
   <w:num w:numId="16" w16cid:durableId="50005944">
     <w:abstractNumId w:val="11"/>
   </w:num>
   <w:num w:numId="17" w16cid:durableId="510068505">
-    <w:abstractNumId w:val="54"/>
+    <w:abstractNumId w:val="58"/>
   </w:num>
   <w:num w:numId="18" w16cid:durableId="2008288777">
     <w:abstractNumId w:val="7"/>
   </w:num>
   <w:num w:numId="19" w16cid:durableId="690374297">
-    <w:abstractNumId w:val="35"/>
+    <w:abstractNumId w:val="36"/>
   </w:num>
   <w:num w:numId="20" w16cid:durableId="1791628815">
     <w:abstractNumId w:val="20"/>
   </w:num>
   <w:num w:numId="21" w16cid:durableId="1093891460">
-    <w:abstractNumId w:val="90"/>
+    <w:abstractNumId w:val="96"/>
   </w:num>
   <w:num w:numId="22" w16cid:durableId="612789348">
-    <w:abstractNumId w:val="23"/>
+    <w:abstractNumId w:val="24"/>
   </w:num>
   <w:num w:numId="23" w16cid:durableId="832379344">
-    <w:abstractNumId w:val="32"/>
+    <w:abstractNumId w:val="33"/>
   </w:num>
   <w:num w:numId="24" w16cid:durableId="1392726493">
     <w:abstractNumId w:val="3"/>
   </w:num>
   <w:num w:numId="25" w16cid:durableId="1326545042">
-    <w:abstractNumId w:val="68"/>
+    <w:abstractNumId w:val="72"/>
   </w:num>
   <w:num w:numId="26" w16cid:durableId="819464736">
-    <w:abstractNumId w:val="55"/>
+    <w:abstractNumId w:val="59"/>
   </w:num>
   <w:num w:numId="27" w16cid:durableId="1227644117">
-    <w:abstractNumId w:val="42"/>
+    <w:abstractNumId w:val="44"/>
   </w:num>
   <w:num w:numId="28" w16cid:durableId="1683313454">
-    <w:abstractNumId w:val="31"/>
+    <w:abstractNumId w:val="32"/>
   </w:num>
   <w:num w:numId="29" w16cid:durableId="300187423">
-    <w:abstractNumId w:val="58"/>
+    <w:abstractNumId w:val="62"/>
   </w:num>
   <w:num w:numId="30" w16cid:durableId="766195154">
     <w:abstractNumId w:val="10"/>
   </w:num>
   <w:num w:numId="31" w16cid:durableId="1714648794">
-    <w:abstractNumId w:val="78"/>
+    <w:abstractNumId w:val="82"/>
   </w:num>
   <w:num w:numId="32" w16cid:durableId="1019698196">
-    <w:abstractNumId w:val="45"/>
+    <w:abstractNumId w:val="48"/>
   </w:num>
   <w:num w:numId="33" w16cid:durableId="1354652650">
-    <w:abstractNumId w:val="59"/>
+    <w:abstractNumId w:val="63"/>
   </w:num>
   <w:num w:numId="34" w16cid:durableId="1725526155">
-    <w:abstractNumId w:val="33"/>
+    <w:abstractNumId w:val="34"/>
   </w:num>
   <w:num w:numId="35" w16cid:durableId="1205097705">
     <w:abstractNumId w:val="1"/>
   </w:num>
   <w:num w:numId="36" w16cid:durableId="721171203">
-    <w:abstractNumId w:val="80"/>
+    <w:abstractNumId w:val="84"/>
   </w:num>
   <w:num w:numId="37" w16cid:durableId="549805836">
     <w:abstractNumId w:val="19"/>
   </w:num>
   <w:num w:numId="38" w16cid:durableId="1845585149">
-    <w:abstractNumId w:val="40"/>
+    <w:abstractNumId w:val="42"/>
   </w:num>
   <w:num w:numId="39" w16cid:durableId="544289778">
-    <w:abstractNumId w:val="74"/>
+    <w:abstractNumId w:val="78"/>
   </w:num>
   <w:num w:numId="40" w16cid:durableId="549193484">
     <w:abstractNumId w:val="2"/>
@@ -24142,40 +25270,40 @@
     <w:abstractNumId w:val="15"/>
   </w:num>
   <w:num w:numId="44" w16cid:durableId="1513641021">
-    <w:abstractNumId w:val="63"/>
+    <w:abstractNumId w:val="67"/>
   </w:num>
   <w:num w:numId="45" w16cid:durableId="1362976810">
-    <w:abstractNumId w:val="97"/>
+    <w:abstractNumId w:val="103"/>
   </w:num>
   <w:num w:numId="46" w16cid:durableId="1735161301">
-    <w:abstractNumId w:val="83"/>
+    <w:abstractNumId w:val="88"/>
   </w:num>
   <w:num w:numId="47" w16cid:durableId="1092165327">
-    <w:abstractNumId w:val="57"/>
+    <w:abstractNumId w:val="61"/>
   </w:num>
   <w:num w:numId="48" w16cid:durableId="418143097">
     <w:abstractNumId w:val="16"/>
   </w:num>
   <w:num w:numId="49" w16cid:durableId="895046843">
-    <w:abstractNumId w:val="85"/>
+    <w:abstractNumId w:val="91"/>
   </w:num>
   <w:num w:numId="50" w16cid:durableId="1896548603">
-    <w:abstractNumId w:val="52"/>
+    <w:abstractNumId w:val="56"/>
   </w:num>
   <w:num w:numId="51" w16cid:durableId="1520435494">
-    <w:abstractNumId w:val="34"/>
+    <w:abstractNumId w:val="35"/>
   </w:num>
   <w:num w:numId="52" w16cid:durableId="1199006545">
-    <w:abstractNumId w:val="56"/>
+    <w:abstractNumId w:val="60"/>
   </w:num>
   <w:num w:numId="53" w16cid:durableId="235745233">
-    <w:abstractNumId w:val="88"/>
+    <w:abstractNumId w:val="94"/>
   </w:num>
   <w:num w:numId="54" w16cid:durableId="1767115517">
-    <w:abstractNumId w:val="30"/>
+    <w:abstractNumId w:val="31"/>
   </w:num>
   <w:num w:numId="55" w16cid:durableId="907765556">
-    <w:abstractNumId w:val="37"/>
+    <w:abstractNumId w:val="39"/>
   </w:num>
   <w:num w:numId="56" w16cid:durableId="1168666221">
     <w:abstractNumId w:val="14"/>
@@ -24184,127 +25312,145 @@
     <w:abstractNumId w:val="13"/>
   </w:num>
   <w:num w:numId="58" w16cid:durableId="1711489637">
-    <w:abstractNumId w:val="39"/>
+    <w:abstractNumId w:val="41"/>
   </w:num>
   <w:num w:numId="59" w16cid:durableId="314839327">
-    <w:abstractNumId w:val="67"/>
+    <w:abstractNumId w:val="71"/>
   </w:num>
   <w:num w:numId="60" w16cid:durableId="1614552912">
     <w:abstractNumId w:val="0"/>
   </w:num>
   <w:num w:numId="61" w16cid:durableId="1834183332">
-    <w:abstractNumId w:val="94"/>
+    <w:abstractNumId w:val="100"/>
   </w:num>
   <w:num w:numId="62" w16cid:durableId="103305266">
-    <w:abstractNumId w:val="61"/>
+    <w:abstractNumId w:val="65"/>
   </w:num>
   <w:num w:numId="63" w16cid:durableId="1465192433">
-    <w:abstractNumId w:val="75"/>
+    <w:abstractNumId w:val="79"/>
   </w:num>
   <w:num w:numId="64" w16cid:durableId="2088458298">
-    <w:abstractNumId w:val="62"/>
+    <w:abstractNumId w:val="66"/>
   </w:num>
   <w:num w:numId="65" w16cid:durableId="710882046">
     <w:abstractNumId w:val="18"/>
   </w:num>
   <w:num w:numId="66" w16cid:durableId="1675448291">
-    <w:abstractNumId w:val="79"/>
+    <w:abstractNumId w:val="83"/>
   </w:num>
   <w:num w:numId="67" w16cid:durableId="1603103488">
-    <w:abstractNumId w:val="84"/>
+    <w:abstractNumId w:val="89"/>
   </w:num>
   <w:num w:numId="68" w16cid:durableId="1599871960">
-    <w:abstractNumId w:val="71"/>
+    <w:abstractNumId w:val="75"/>
   </w:num>
   <w:num w:numId="69" w16cid:durableId="1269973105">
-    <w:abstractNumId w:val="87"/>
+    <w:abstractNumId w:val="93"/>
   </w:num>
   <w:num w:numId="70" w16cid:durableId="1318651735">
-    <w:abstractNumId w:val="43"/>
+    <w:abstractNumId w:val="46"/>
   </w:num>
   <w:num w:numId="71" w16cid:durableId="765879809">
-    <w:abstractNumId w:val="93"/>
+    <w:abstractNumId w:val="99"/>
   </w:num>
   <w:num w:numId="72" w16cid:durableId="1899392761">
-    <w:abstractNumId w:val="26"/>
+    <w:abstractNumId w:val="27"/>
   </w:num>
   <w:num w:numId="73" w16cid:durableId="393892288">
     <w:abstractNumId w:val="4"/>
   </w:num>
   <w:num w:numId="74" w16cid:durableId="1757895491">
-    <w:abstractNumId w:val="25"/>
+    <w:abstractNumId w:val="26"/>
   </w:num>
   <w:num w:numId="75" w16cid:durableId="1427340015">
-    <w:abstractNumId w:val="96"/>
+    <w:abstractNumId w:val="102"/>
   </w:num>
   <w:num w:numId="76" w16cid:durableId="80684988">
+    <w:abstractNumId w:val="98"/>
+  </w:num>
+  <w:num w:numId="77" w16cid:durableId="896090435">
+    <w:abstractNumId w:val="86"/>
+  </w:num>
+  <w:num w:numId="78" w16cid:durableId="144587713">
+    <w:abstractNumId w:val="43"/>
+  </w:num>
+  <w:num w:numId="79" w16cid:durableId="236330153">
+    <w:abstractNumId w:val="23"/>
+  </w:num>
+  <w:num w:numId="80" w16cid:durableId="639382035">
+    <w:abstractNumId w:val="49"/>
+  </w:num>
+  <w:num w:numId="81" w16cid:durableId="1455174776">
+    <w:abstractNumId w:val="29"/>
+  </w:num>
+  <w:num w:numId="82" w16cid:durableId="1968781375">
+    <w:abstractNumId w:val="55"/>
+  </w:num>
+  <w:num w:numId="83" w16cid:durableId="1327516220">
+    <w:abstractNumId w:val="28"/>
+  </w:num>
+  <w:num w:numId="84" w16cid:durableId="1910773787">
+    <w:abstractNumId w:val="40"/>
+  </w:num>
+  <w:num w:numId="85" w16cid:durableId="972563821">
+    <w:abstractNumId w:val="38"/>
+  </w:num>
+  <w:num w:numId="86" w16cid:durableId="1150908131">
     <w:abstractNumId w:val="92"/>
   </w:num>
-  <w:num w:numId="77" w16cid:durableId="896090435">
-    <w:abstractNumId w:val="81"/>
-  </w:num>
-  <w:num w:numId="78" w16cid:durableId="144587713">
-    <w:abstractNumId w:val="41"/>
-  </w:num>
-  <w:num w:numId="79" w16cid:durableId="236330153">
-    <w:abstractNumId w:val="22"/>
-  </w:num>
-  <w:num w:numId="80" w16cid:durableId="639382035">
-    <w:abstractNumId w:val="46"/>
-  </w:num>
-  <w:num w:numId="81" w16cid:durableId="1455174776">
-    <w:abstractNumId w:val="28"/>
-  </w:num>
-  <w:num w:numId="82" w16cid:durableId="1968781375">
-    <w:abstractNumId w:val="51"/>
-  </w:num>
-  <w:num w:numId="83" w16cid:durableId="1327516220">
-    <w:abstractNumId w:val="27"/>
-  </w:num>
-  <w:num w:numId="84" w16cid:durableId="1910773787">
-    <w:abstractNumId w:val="38"/>
-  </w:num>
-  <w:num w:numId="85" w16cid:durableId="972563821">
-    <w:abstractNumId w:val="36"/>
-  </w:num>
-  <w:num w:numId="86" w16cid:durableId="1150908131">
-    <w:abstractNumId w:val="86"/>
-  </w:num>
   <w:num w:numId="87" w16cid:durableId="1552183503">
-    <w:abstractNumId w:val="72"/>
+    <w:abstractNumId w:val="76"/>
   </w:num>
   <w:num w:numId="88" w16cid:durableId="67384653">
-    <w:abstractNumId w:val="70"/>
+    <w:abstractNumId w:val="74"/>
   </w:num>
   <w:num w:numId="89" w16cid:durableId="1671903193">
     <w:abstractNumId w:val="8"/>
   </w:num>
   <w:num w:numId="90" w16cid:durableId="1814986297">
-    <w:abstractNumId w:val="49"/>
+    <w:abstractNumId w:val="52"/>
   </w:num>
   <w:num w:numId="91" w16cid:durableId="877818623">
-    <w:abstractNumId w:val="69"/>
+    <w:abstractNumId w:val="73"/>
   </w:num>
   <w:num w:numId="92" w16cid:durableId="939142414">
-    <w:abstractNumId w:val="21"/>
+    <w:abstractNumId w:val="22"/>
   </w:num>
   <w:num w:numId="93" w16cid:durableId="653727967">
-    <w:abstractNumId w:val="50"/>
+    <w:abstractNumId w:val="54"/>
   </w:num>
   <w:num w:numId="94" w16cid:durableId="1112820823">
-    <w:abstractNumId w:val="76"/>
+    <w:abstractNumId w:val="80"/>
   </w:num>
   <w:num w:numId="95" w16cid:durableId="636884504">
-    <w:abstractNumId w:val="64"/>
+    <w:abstractNumId w:val="68"/>
   </w:num>
   <w:num w:numId="96" w16cid:durableId="936716519">
-    <w:abstractNumId w:val="95"/>
+    <w:abstractNumId w:val="101"/>
   </w:num>
   <w:num w:numId="97" w16cid:durableId="1412848205">
     <w:abstractNumId w:val="9"/>
   </w:num>
   <w:num w:numId="98" w16cid:durableId="476653972">
-    <w:abstractNumId w:val="77"/>
+    <w:abstractNumId w:val="81"/>
+  </w:num>
+  <w:num w:numId="99" w16cid:durableId="2071220734">
+    <w:abstractNumId w:val="53"/>
+  </w:num>
+  <w:num w:numId="100" w16cid:durableId="34433432">
+    <w:abstractNumId w:val="45"/>
+  </w:num>
+  <w:num w:numId="101" w16cid:durableId="1058284111">
+    <w:abstractNumId w:val="90"/>
+  </w:num>
+  <w:num w:numId="102" w16cid:durableId="2119980637">
+    <w:abstractNumId w:val="85"/>
+  </w:num>
+  <w:num w:numId="103" w16cid:durableId="175316177">
+    <w:abstractNumId w:val="37"/>
+  </w:num>
+  <w:num w:numId="104" w16cid:durableId="1404638299">
+    <w:abstractNumId w:val="21"/>
   </w:num>
 </w:numbering>
 </file>
@@ -24709,9 +25855,15 @@
   <w:style w:type="paragraph" w:default="1" w:styleId="Normal">
     <w:name w:val="Normal"/>
     <w:qFormat/>
-    <w:rsid w:val="009E1724"/>
+    <w:rsid w:val="00962343"/>
+    <w:pPr>
+      <w:spacing w:after="0" w:line="240" w:lineRule="auto"/>
+    </w:pPr>
     <w:rPr>
-      <w:rFonts w:cs="Angsana New"/>
+      <w:rFonts w:ascii="Times New Roman" w:eastAsia="Times New Roman" w:hAnsi="Times New Roman" w:cs="Times New Roman"/>
+      <w:kern w:val="0"/>
+      <w:szCs w:val="24"/>
+      <w14:ligatures w14:val="none"/>
     </w:rPr>
   </w:style>
   <w:style w:type="paragraph" w:styleId="Heading1">
@@ -24725,14 +25877,16 @@
     <w:pPr>
       <w:keepNext/>
       <w:keepLines/>
-      <w:spacing w:before="360" w:after="80"/>
+      <w:spacing w:before="360" w:after="80" w:line="278" w:lineRule="auto"/>
       <w:outlineLvl w:val="0"/>
     </w:pPr>
     <w:rPr>
       <w:rFonts w:asciiTheme="majorHAnsi" w:eastAsiaTheme="majorEastAsia" w:hAnsiTheme="majorHAnsi" w:cstheme="majorBidi"/>
       <w:color w:val="0F4761" w:themeColor="accent1" w:themeShade="BF"/>
+      <w:kern w:val="2"/>
       <w:sz w:val="40"/>
       <w:szCs w:val="50"/>
+      <w14:ligatures w14:val="standardContextual"/>
     </w:rPr>
   </w:style>
   <w:style w:type="paragraph" w:styleId="Heading2">
@@ -24747,14 +25901,16 @@
     <w:pPr>
       <w:keepNext/>
       <w:keepLines/>
-      <w:spacing w:before="160" w:after="80"/>
+      <w:spacing w:before="160" w:after="80" w:line="278" w:lineRule="auto"/>
       <w:outlineLvl w:val="1"/>
     </w:pPr>
     <w:rPr>
       <w:rFonts w:asciiTheme="majorHAnsi" w:eastAsiaTheme="majorEastAsia" w:hAnsiTheme="majorHAnsi" w:cstheme="majorBidi"/>
       <w:color w:val="0F4761" w:themeColor="accent1" w:themeShade="BF"/>
+      <w:kern w:val="2"/>
       <w:sz w:val="32"/>
       <w:szCs w:val="40"/>
+      <w14:ligatures w14:val="standardContextual"/>
     </w:rPr>
   </w:style>
   <w:style w:type="paragraph" w:styleId="Heading3">
@@ -24769,14 +25925,16 @@
     <w:pPr>
       <w:keepNext/>
       <w:keepLines/>
-      <w:spacing w:before="160" w:after="80"/>
+      <w:spacing w:before="160" w:after="80" w:line="278" w:lineRule="auto"/>
       <w:outlineLvl w:val="2"/>
     </w:pPr>
     <w:rPr>
-      <w:rFonts w:eastAsiaTheme="majorEastAsia" w:cstheme="majorBidi"/>
+      <w:rFonts w:asciiTheme="minorHAnsi" w:eastAsiaTheme="majorEastAsia" w:hAnsiTheme="minorHAnsi" w:cstheme="majorBidi"/>
       <w:color w:val="0F4761" w:themeColor="accent1" w:themeShade="BF"/>
+      <w:kern w:val="2"/>
       <w:sz w:val="28"/>
       <w:szCs w:val="35"/>
+      <w14:ligatures w14:val="standardContextual"/>
     </w:rPr>
   </w:style>
   <w:style w:type="paragraph" w:styleId="Heading4">
@@ -24791,14 +25949,17 @@
     <w:pPr>
       <w:keepNext/>
       <w:keepLines/>
-      <w:spacing w:before="80" w:after="40"/>
+      <w:spacing w:before="80" w:after="40" w:line="278" w:lineRule="auto"/>
       <w:outlineLvl w:val="3"/>
     </w:pPr>
     <w:rPr>
-      <w:rFonts w:eastAsiaTheme="majorEastAsia" w:cstheme="majorBidi"/>
+      <w:rFonts w:asciiTheme="minorHAnsi" w:eastAsiaTheme="majorEastAsia" w:hAnsiTheme="minorHAnsi" w:cstheme="majorBidi"/>
       <w:i/>
       <w:iCs/>
       <w:color w:val="0F4761" w:themeColor="accent1" w:themeShade="BF"/>
+      <w:kern w:val="2"/>
+      <w:szCs w:val="30"/>
+      <w14:ligatures w14:val="standardContextual"/>
     </w:rPr>
   </w:style>
   <w:style w:type="paragraph" w:styleId="Heading5">
@@ -24814,12 +25975,15 @@
     <w:pPr>
       <w:keepNext/>
       <w:keepLines/>
-      <w:spacing w:before="80" w:after="40"/>
+      <w:spacing w:before="80" w:after="40" w:line="278" w:lineRule="auto"/>
       <w:outlineLvl w:val="4"/>
     </w:pPr>
     <w:rPr>
-      <w:rFonts w:eastAsiaTheme="majorEastAsia" w:cstheme="majorBidi"/>
+      <w:rFonts w:asciiTheme="minorHAnsi" w:eastAsiaTheme="majorEastAsia" w:hAnsiTheme="minorHAnsi" w:cstheme="majorBidi"/>
       <w:color w:val="0F4761" w:themeColor="accent1" w:themeShade="BF"/>
+      <w:kern w:val="2"/>
+      <w:szCs w:val="30"/>
+      <w14:ligatures w14:val="standardContextual"/>
     </w:rPr>
   </w:style>
   <w:style w:type="paragraph" w:styleId="Heading6">
@@ -24835,14 +25999,17 @@
     <w:pPr>
       <w:keepNext/>
       <w:keepLines/>
-      <w:spacing w:before="40" w:after="0"/>
+      <w:spacing w:before="40" w:line="278" w:lineRule="auto"/>
       <w:outlineLvl w:val="5"/>
     </w:pPr>
     <w:rPr>
-      <w:rFonts w:eastAsiaTheme="majorEastAsia" w:cstheme="majorBidi"/>
+      <w:rFonts w:asciiTheme="minorHAnsi" w:eastAsiaTheme="majorEastAsia" w:hAnsiTheme="minorHAnsi" w:cstheme="majorBidi"/>
       <w:i/>
       <w:iCs/>
       <w:color w:val="595959" w:themeColor="text1" w:themeTint="A6"/>
+      <w:kern w:val="2"/>
+      <w:szCs w:val="30"/>
+      <w14:ligatures w14:val="standardContextual"/>
     </w:rPr>
   </w:style>
   <w:style w:type="paragraph" w:styleId="Heading7">
@@ -24858,12 +26025,15 @@
     <w:pPr>
       <w:keepNext/>
       <w:keepLines/>
-      <w:spacing w:before="40" w:after="0"/>
+      <w:spacing w:before="40" w:line="278" w:lineRule="auto"/>
       <w:outlineLvl w:val="6"/>
     </w:pPr>
     <w:rPr>
-      <w:rFonts w:eastAsiaTheme="majorEastAsia" w:cstheme="majorBidi"/>
+      <w:rFonts w:asciiTheme="minorHAnsi" w:eastAsiaTheme="majorEastAsia" w:hAnsiTheme="minorHAnsi" w:cstheme="majorBidi"/>
       <w:color w:val="595959" w:themeColor="text1" w:themeTint="A6"/>
+      <w:kern w:val="2"/>
+      <w:szCs w:val="30"/>
+      <w14:ligatures w14:val="standardContextual"/>
     </w:rPr>
   </w:style>
   <w:style w:type="paragraph" w:styleId="Heading8">
@@ -24879,14 +26049,17 @@
     <w:pPr>
       <w:keepNext/>
       <w:keepLines/>
-      <w:spacing w:after="0"/>
+      <w:spacing w:line="278" w:lineRule="auto"/>
       <w:outlineLvl w:val="7"/>
     </w:pPr>
     <w:rPr>
-      <w:rFonts w:eastAsiaTheme="majorEastAsia" w:cstheme="majorBidi"/>
+      <w:rFonts w:asciiTheme="minorHAnsi" w:eastAsiaTheme="majorEastAsia" w:hAnsiTheme="minorHAnsi" w:cstheme="majorBidi"/>
       <w:i/>
       <w:iCs/>
       <w:color w:val="272727" w:themeColor="text1" w:themeTint="D8"/>
+      <w:kern w:val="2"/>
+      <w:szCs w:val="30"/>
+      <w14:ligatures w14:val="standardContextual"/>
     </w:rPr>
   </w:style>
   <w:style w:type="paragraph" w:styleId="Heading9">
@@ -24902,17 +26075,21 @@
     <w:pPr>
       <w:keepNext/>
       <w:keepLines/>
-      <w:spacing w:after="0"/>
+      <w:spacing w:line="278" w:lineRule="auto"/>
       <w:outlineLvl w:val="8"/>
     </w:pPr>
     <w:rPr>
-      <w:rFonts w:eastAsiaTheme="majorEastAsia" w:cstheme="majorBidi"/>
+      <w:rFonts w:asciiTheme="minorHAnsi" w:eastAsiaTheme="majorEastAsia" w:hAnsiTheme="minorHAnsi" w:cstheme="majorBidi"/>
       <w:color w:val="272727" w:themeColor="text1" w:themeTint="D8"/>
+      <w:kern w:val="2"/>
+      <w:szCs w:val="30"/>
+      <w14:ligatures w14:val="standardContextual"/>
     </w:rPr>
   </w:style>
   <w:style w:type="character" w:default="1" w:styleId="DefaultParagraphFont">
     <w:name w:val="Default Paragraph Font"/>
     <w:uiPriority w:val="1"/>
+    <w:semiHidden/>
     <w:unhideWhenUsed/>
   </w:style>
   <w:style w:type="table" w:default="1" w:styleId="TableNormal">
@@ -25061,7 +26238,7 @@
     <w:qFormat/>
     <w:rsid w:val="00D102AD"/>
     <w:pPr>
-      <w:spacing w:after="80" w:line="240" w:lineRule="auto"/>
+      <w:spacing w:after="80"/>
       <w:contextualSpacing/>
     </w:pPr>
     <w:rPr>
@@ -25070,6 +26247,7 @@
       <w:kern w:val="28"/>
       <w:sz w:val="56"/>
       <w:szCs w:val="71"/>
+      <w14:ligatures w14:val="standardContextual"/>
     </w:rPr>
   </w:style>
   <w:style w:type="character" w:customStyle="1" w:styleId="TitleChar">
@@ -25098,13 +26276,16 @@
       <w:numPr>
         <w:ilvl w:val="1"/>
       </w:numPr>
+      <w:spacing w:after="160" w:line="278" w:lineRule="auto"/>
     </w:pPr>
     <w:rPr>
-      <w:rFonts w:eastAsiaTheme="majorEastAsia" w:cstheme="majorBidi"/>
+      <w:rFonts w:asciiTheme="minorHAnsi" w:eastAsiaTheme="majorEastAsia" w:hAnsiTheme="minorHAnsi" w:cstheme="majorBidi"/>
       <w:color w:val="595959" w:themeColor="text1" w:themeTint="A6"/>
       <w:spacing w:val="15"/>
+      <w:kern w:val="2"/>
       <w:sz w:val="28"/>
       <w:szCs w:val="35"/>
+      <w14:ligatures w14:val="standardContextual"/>
     </w:rPr>
   </w:style>
   <w:style w:type="character" w:customStyle="1" w:styleId="SubtitleChar">
@@ -25130,13 +26311,17 @@
     <w:qFormat/>
     <w:rsid w:val="00D102AD"/>
     <w:pPr>
-      <w:spacing w:before="160"/>
+      <w:spacing w:before="160" w:after="160" w:line="278" w:lineRule="auto"/>
       <w:jc w:val="center"/>
     </w:pPr>
     <w:rPr>
+      <w:rFonts w:asciiTheme="minorHAnsi" w:eastAsiaTheme="minorHAnsi" w:hAnsiTheme="minorHAnsi" w:cs="Angsana New"/>
       <w:i/>
       <w:iCs/>
       <w:color w:val="404040" w:themeColor="text1" w:themeTint="BF"/>
+      <w:kern w:val="2"/>
+      <w:szCs w:val="30"/>
+      <w14:ligatures w14:val="standardContextual"/>
     </w:rPr>
   </w:style>
   <w:style w:type="character" w:customStyle="1" w:styleId="QuoteChar">
@@ -25159,9 +26344,16 @@
     <w:qFormat/>
     <w:rsid w:val="00D102AD"/>
     <w:pPr>
+      <w:spacing w:after="160" w:line="278" w:lineRule="auto"/>
       <w:ind w:left="720"/>
       <w:contextualSpacing/>
     </w:pPr>
+    <w:rPr>
+      <w:rFonts w:asciiTheme="minorHAnsi" w:eastAsiaTheme="minorHAnsi" w:hAnsiTheme="minorHAnsi" w:cs="Angsana New"/>
+      <w:kern w:val="2"/>
+      <w:szCs w:val="30"/>
+      <w14:ligatures w14:val="standardContextual"/>
+    </w:rPr>
   </w:style>
   <w:style w:type="character" w:styleId="IntenseEmphasis">
     <w:name w:val="Intense Emphasis"/>
@@ -25188,14 +26380,18 @@
         <w:top w:val="single" w:sz="4" w:space="10" w:color="0F4761" w:themeColor="accent1" w:themeShade="BF"/>
         <w:bottom w:val="single" w:sz="4" w:space="10" w:color="0F4761" w:themeColor="accent1" w:themeShade="BF"/>
       </w:pBdr>
-      <w:spacing w:before="360" w:after="360"/>
+      <w:spacing w:before="360" w:after="360" w:line="278" w:lineRule="auto"/>
       <w:ind w:left="864" w:right="864"/>
       <w:jc w:val="center"/>
     </w:pPr>
     <w:rPr>
+      <w:rFonts w:asciiTheme="minorHAnsi" w:eastAsiaTheme="minorHAnsi" w:hAnsiTheme="minorHAnsi" w:cs="Angsana New"/>
       <w:i/>
       <w:iCs/>
       <w:color w:val="0F4761" w:themeColor="accent1" w:themeShade="BF"/>
+      <w:kern w:val="2"/>
+      <w:szCs w:val="30"/>
+      <w14:ligatures w14:val="standardContextual"/>
     </w:rPr>
   </w:style>
   <w:style w:type="character" w:customStyle="1" w:styleId="IntenseQuoteChar">
@@ -25261,8 +26457,13 @@
         <w:tab w:val="center" w:pos="4680"/>
         <w:tab w:val="right" w:pos="9360"/>
       </w:tabs>
-      <w:spacing w:after="0" w:line="240" w:lineRule="auto"/>
     </w:pPr>
+    <w:rPr>
+      <w:rFonts w:asciiTheme="minorHAnsi" w:eastAsiaTheme="minorHAnsi" w:hAnsiTheme="minorHAnsi" w:cs="Angsana New"/>
+      <w:kern w:val="2"/>
+      <w:szCs w:val="30"/>
+      <w14:ligatures w14:val="standardContextual"/>
+    </w:rPr>
   </w:style>
   <w:style w:type="character" w:customStyle="1" w:styleId="HeaderChar">
     <w:name w:val="Header Char"/>
@@ -25286,8 +26487,13 @@
         <w:tab w:val="center" w:pos="4680"/>
         <w:tab w:val="right" w:pos="9360"/>
       </w:tabs>
-      <w:spacing w:after="0" w:line="240" w:lineRule="auto"/>
     </w:pPr>
+    <w:rPr>
+      <w:rFonts w:asciiTheme="minorHAnsi" w:eastAsiaTheme="minorHAnsi" w:hAnsiTheme="minorHAnsi" w:cs="Angsana New"/>
+      <w:kern w:val="2"/>
+      <w:szCs w:val="30"/>
+      <w14:ligatures w14:val="standardContextual"/>
+    </w:rPr>
   </w:style>
   <w:style w:type="character" w:customStyle="1" w:styleId="FooterChar">
     <w:name w:val="Footer Char"/>
@@ -25306,14 +26512,8 @@
     <w:unhideWhenUsed/>
     <w:rsid w:val="005D0CDD"/>
     <w:pPr>
-      <w:spacing w:before="100" w:beforeAutospacing="1" w:after="100" w:afterAutospacing="1" w:line="240" w:lineRule="auto"/>
+      <w:spacing w:before="100" w:beforeAutospacing="1" w:after="100" w:afterAutospacing="1"/>
     </w:pPr>
-    <w:rPr>
-      <w:rFonts w:ascii="Times New Roman" w:eastAsia="Times New Roman" w:hAnsi="Times New Roman" w:cs="Times New Roman"/>
-      <w:kern w:val="0"/>
-      <w:szCs w:val="24"/>
-      <w14:ligatures w14:val="none"/>
-    </w:rPr>
   </w:style>
   <w:style w:type="paragraph" w:styleId="EndnoteText">
     <w:name w:val="endnote text"/>
@@ -25323,12 +26523,12 @@
     <w:semiHidden/>
     <w:unhideWhenUsed/>
     <w:rsid w:val="00727D9A"/>
-    <w:pPr>
-      <w:spacing w:after="0" w:line="240" w:lineRule="auto"/>
-    </w:pPr>
     <w:rPr>
+      <w:rFonts w:asciiTheme="minorHAnsi" w:eastAsiaTheme="minorHAnsi" w:hAnsiTheme="minorHAnsi" w:cs="Angsana New"/>
+      <w:kern w:val="2"/>
       <w:sz w:val="20"/>
       <w:szCs w:val="25"/>
+      <w14:ligatures w14:val="standardContextual"/>
     </w:rPr>
   </w:style>
   <w:style w:type="character" w:customStyle="1" w:styleId="EndnoteTextChar">
@@ -25404,32 +26604,22 @@
     <w:name w:val="p1"/>
     <w:basedOn w:val="Normal"/>
     <w:rsid w:val="001B6A0E"/>
-    <w:pPr>
-      <w:spacing w:after="0" w:line="240" w:lineRule="auto"/>
-    </w:pPr>
     <w:rPr>
-      <w:rFonts w:ascii="CMU Serif" w:eastAsia="Times New Roman" w:hAnsi="CMU Serif" w:cs="CMU Serif"/>
+      <w:rFonts w:ascii="CMU Serif" w:hAnsi="CMU Serif" w:cs="CMU Serif"/>
       <w:color w:val="000000"/>
-      <w:kern w:val="0"/>
       <w:sz w:val="18"/>
       <w:szCs w:val="18"/>
-      <w14:ligatures w14:val="none"/>
     </w:rPr>
   </w:style>
   <w:style w:type="paragraph" w:customStyle="1" w:styleId="p2">
     <w:name w:val="p2"/>
     <w:basedOn w:val="Normal"/>
     <w:rsid w:val="0055592F"/>
-    <w:pPr>
-      <w:spacing w:after="0" w:line="240" w:lineRule="auto"/>
-    </w:pPr>
     <w:rPr>
-      <w:rFonts w:ascii="CMU Serif" w:eastAsia="Times New Roman" w:hAnsi="CMU Serif" w:cs="CMU Serif"/>
+      <w:rFonts w:ascii="CMU Serif" w:hAnsi="CMU Serif" w:cs="CMU Serif"/>
       <w:color w:val="000000"/>
-      <w:kern w:val="0"/>
       <w:sz w:val="18"/>
       <w:szCs w:val="18"/>
-      <w14:ligatures w14:val="none"/>
     </w:rPr>
   </w:style>
   <w:style w:type="character" w:customStyle="1" w:styleId="s1">
@@ -25475,14 +26665,8 @@
     <w:basedOn w:val="Normal"/>
     <w:rsid w:val="00254BDF"/>
     <w:pPr>
-      <w:spacing w:before="100" w:beforeAutospacing="1" w:after="100" w:afterAutospacing="1" w:line="240" w:lineRule="auto"/>
+      <w:spacing w:before="100" w:beforeAutospacing="1" w:after="100" w:afterAutospacing="1"/>
     </w:pPr>
-    <w:rPr>
-      <w:rFonts w:ascii="Times New Roman" w:eastAsia="Times New Roman" w:hAnsi="Times New Roman" w:cs="Times New Roman"/>
-      <w:kern w:val="0"/>
-      <w:szCs w:val="24"/>
-      <w14:ligatures w14:val="none"/>
-    </w:rPr>
   </w:style>
   <w:style w:type="character" w:styleId="Strong">
     <w:name w:val="Strong"/>
@@ -25511,14 +26695,8 @@
     <w:basedOn w:val="Normal"/>
     <w:rsid w:val="004E0F83"/>
     <w:pPr>
-      <w:spacing w:before="100" w:beforeAutospacing="1" w:after="100" w:afterAutospacing="1" w:line="240" w:lineRule="auto"/>
+      <w:spacing w:before="100" w:beforeAutospacing="1" w:after="100" w:afterAutospacing="1"/>
     </w:pPr>
-    <w:rPr>
-      <w:rFonts w:ascii="Times New Roman" w:eastAsia="Times New Roman" w:hAnsi="Times New Roman" w:cs="Times New Roman"/>
-      <w:kern w:val="0"/>
-      <w:szCs w:val="24"/>
-      <w14:ligatures w14:val="none"/>
-    </w:rPr>
   </w:style>
 </w:styles>
 </file>

--- a/documents/Proposal Report.docx
+++ b/documents/Proposal Report.docx
@@ -5644,32 +5644,6 @@
           <w:sz w:val="22"/>
           <w:szCs w:val="22"/>
         </w:rPr>
-        <w:t>hc</w:t>
-      </w:r>
-    </w:p>
-    <w:p>
-      <w:pPr>
-        <w:pStyle w:val="ListParagraph"/>
-        <w:numPr>
-          <w:ilvl w:val="0"/>
-          <w:numId w:val="81"/>
-        </w:numPr>
-        <w:spacing w:before="240" w:after="0" w:line="240" w:lineRule="auto"/>
-        <w:jc w:val="thaiDistribute"/>
-        <w:rPr>
-          <w:rFonts w:ascii="CMU Serif Roman" w:hAnsi="CMU Serif Roman" w:cs="CMU Serif Roman"/>
-          <w:color w:val="000000"/>
-          <w:sz w:val="22"/>
-          <w:szCs w:val="22"/>
-        </w:rPr>
-      </w:pPr>
-      <w:r>
-        <w:rPr>
-          <w:rFonts w:ascii="CMU Serif Roman" w:hAnsi="CMU Serif Roman" w:cs="CMU Serif Roman"/>
-          <w:color w:val="000000"/>
-          <w:sz w:val="22"/>
-          <w:szCs w:val="22"/>
-        </w:rPr>
         <w:t>The owner navigates to the "Add-on Services" menu.</w:t>
       </w:r>
     </w:p>
@@ -11710,6 +11684,812 @@
         </w:rPr>
         <w:t xml:space="preserve"> The system shall immediately notify the assigned receptionist upon the creation of a new booking record within the system.</w:t>
       </w:r>
+    </w:p>
+    <w:p>
+      <w:pPr>
+        <w:spacing w:after="160" w:line="278" w:lineRule="auto"/>
+        <w:rPr>
+          <w:rFonts w:ascii="CMU Serif Roman" w:eastAsiaTheme="minorHAnsi" w:hAnsi="CMU Serif Roman" w:cs="CMU Serif Roman"/>
+          <w:sz w:val="22"/>
+          <w:szCs w:val="22"/>
+        </w:rPr>
+      </w:pPr>
+      <w:r>
+        <w:rPr>
+          <w:rFonts w:ascii="CMU Serif Roman" w:eastAsiaTheme="minorHAnsi" w:hAnsi="CMU Serif Roman" w:cs="CMU Serif Roman"/>
+          <w:sz w:val="22"/>
+          <w:szCs w:val="22"/>
+        </w:rPr>
+        <w:br w:type="page"/>
+      </w:r>
+    </w:p>
+    <w:p>
+      <w:pPr>
+        <w:pBdr>
+          <w:bottom w:val="single" w:sz="4" w:space="1" w:color="auto"/>
+        </w:pBdr>
+        <w:jc w:val="thaiDistribute"/>
+        <w:outlineLvl w:val="2"/>
+        <w:rPr>
+          <w:rFonts w:ascii="CMU Serif Roman" w:hAnsi="CMU Serif Roman" w:cs="CMU Serif Roman"/>
+          <w:b/>
+          <w:bCs/>
+          <w:color w:val="000000"/>
+        </w:rPr>
+      </w:pPr>
+      <w:r>
+        <w:rPr>
+          <w:rFonts w:ascii="CMU Serif Roman" w:hAnsi="CMU Serif Roman" w:cs="CMU Serif Roman"/>
+          <w:b/>
+          <w:bCs/>
+          <w:color w:val="000000"/>
+        </w:rPr>
+        <w:lastRenderedPageBreak/>
+        <w:t>3</w:t>
+      </w:r>
+      <w:r>
+        <w:rPr>
+          <w:rFonts w:ascii="CMU Serif Roman" w:hAnsi="CMU Serif Roman" w:cs="CMU Serif Roman"/>
+          <w:b/>
+          <w:bCs/>
+          <w:color w:val="000000"/>
+        </w:rPr>
+        <w:t>. Draft Database Design</w:t>
+      </w:r>
+    </w:p>
+    <w:p>
+      <w:pPr>
+        <w:jc w:val="thaiDistribute"/>
+        <w:outlineLvl w:val="2"/>
+        <w:rPr>
+          <w:rFonts w:ascii="CMU Serif Roman" w:hAnsi="CMU Serif Roman" w:cs="CMU Serif Roman"/>
+          <w:b/>
+          <w:bCs/>
+          <w:color w:val="000000"/>
+        </w:rPr>
+      </w:pPr>
+    </w:p>
+    <w:p>
+      <w:pPr>
+        <w:jc w:val="thaiDistribute"/>
+        <w:outlineLvl w:val="2"/>
+        <w:rPr>
+          <w:rFonts w:ascii="CMU Serif Roman" w:hAnsi="CMU Serif Roman" w:cs="CMU Serif Roman"/>
+          <w:b/>
+          <w:bCs/>
+          <w:color w:val="000000"/>
+        </w:rPr>
+      </w:pPr>
+    </w:p>
+    <w:p>
+      <w:pPr>
+        <w:jc w:val="thaiDistribute"/>
+        <w:outlineLvl w:val="2"/>
+        <w:rPr>
+          <w:rFonts w:ascii="CMU Serif Roman" w:hAnsi="CMU Serif Roman" w:cs="CMU Serif Roman"/>
+          <w:b/>
+          <w:bCs/>
+          <w:color w:val="000000"/>
+        </w:rPr>
+      </w:pPr>
+    </w:p>
+    <w:p>
+      <w:pPr>
+        <w:jc w:val="thaiDistribute"/>
+        <w:outlineLvl w:val="2"/>
+        <w:rPr>
+          <w:rFonts w:ascii="CMU Serif Roman" w:hAnsi="CMU Serif Roman" w:cs="CMU Serif Roman"/>
+          <w:b/>
+          <w:bCs/>
+          <w:color w:val="000000"/>
+        </w:rPr>
+      </w:pPr>
+    </w:p>
+    <w:p>
+      <w:pPr>
+        <w:jc w:val="thaiDistribute"/>
+        <w:outlineLvl w:val="2"/>
+        <w:rPr>
+          <w:rFonts w:ascii="CMU Serif Roman" w:hAnsi="CMU Serif Roman" w:cs="CMU Serif Roman"/>
+          <w:b/>
+          <w:bCs/>
+          <w:color w:val="000000"/>
+        </w:rPr>
+      </w:pPr>
+      <w:r>
+        <w:rPr>
+          <w:rFonts w:ascii="CMU Serif Roman" w:hAnsi="CMU Serif Roman" w:cs="CMU Serif Roman"/>
+          <w:b/>
+          <w:bCs/>
+          <w:color w:val="000000"/>
+        </w:rPr>
+        <w:t>Asdas</w:t>
+      </w:r>
+    </w:p>
+    <w:p>
+      <w:pPr>
+        <w:jc w:val="thaiDistribute"/>
+        <w:outlineLvl w:val="2"/>
+        <w:rPr>
+          <w:rFonts w:ascii="CMU Serif Roman" w:hAnsi="CMU Serif Roman" w:cs="CMU Serif Roman"/>
+          <w:b/>
+          <w:bCs/>
+          <w:color w:val="000000"/>
+        </w:rPr>
+      </w:pPr>
+      <w:r>
+        <w:rPr>
+          <w:rFonts w:ascii="CMU Serif Roman" w:hAnsi="CMU Serif Roman" w:cs="CMU Serif Roman"/>
+          <w:b/>
+          <w:bCs/>
+          <w:color w:val="000000"/>
+        </w:rPr>
+        <w:t>Asd</w:t>
+      </w:r>
+    </w:p>
+    <w:p>
+      <w:pPr>
+        <w:spacing w:after="160" w:line="278" w:lineRule="auto"/>
+        <w:rPr>
+          <w:rFonts w:ascii="CMU Serif Roman" w:hAnsi="CMU Serif Roman" w:cs="CMU Serif Roman"/>
+          <w:b/>
+          <w:bCs/>
+          <w:color w:val="000000"/>
+        </w:rPr>
+      </w:pPr>
+      <w:r>
+        <w:rPr>
+          <w:rFonts w:ascii="CMU Serif Roman" w:hAnsi="CMU Serif Roman" w:cs="CMU Serif Roman"/>
+          <w:b/>
+          <w:bCs/>
+          <w:color w:val="000000"/>
+        </w:rPr>
+        <w:br w:type="page"/>
+      </w:r>
+    </w:p>
+    <w:p>
+      <w:pPr>
+        <w:pBdr>
+          <w:bottom w:val="single" w:sz="4" w:space="1" w:color="auto"/>
+        </w:pBdr>
+        <w:spacing w:after="240"/>
+        <w:jc w:val="thaiDistribute"/>
+        <w:outlineLvl w:val="2"/>
+        <w:rPr>
+          <w:rFonts w:ascii="CMU Serif Roman" w:hAnsi="CMU Serif Roman" w:cs="CMU Serif Roman"/>
+          <w:b/>
+          <w:bCs/>
+          <w:color w:val="000000"/>
+        </w:rPr>
+      </w:pPr>
+      <w:r>
+        <w:rPr>
+          <w:rFonts w:ascii="CMU Serif Roman" w:hAnsi="CMU Serif Roman" w:cs="CMU Serif Roman"/>
+          <w:b/>
+          <w:bCs/>
+          <w:color w:val="000000"/>
+        </w:rPr>
+        <w:lastRenderedPageBreak/>
+        <w:t>4. Assumptions and Anticipated Challenges</w:t>
+      </w:r>
+    </w:p>
+    <w:p>
+      <w:pPr>
+        <w:spacing w:before="100" w:beforeAutospacing="1" w:after="100" w:afterAutospacing="1"/>
+        <w:jc w:val="thaiDistribute"/>
+        <w:outlineLvl w:val="2"/>
+        <w:rPr>
+          <w:rFonts w:ascii="CMU Serif Roman" w:hAnsi="CMU Serif Roman" w:cs="CMU Serif Roman"/>
+          <w:b/>
+          <w:bCs/>
+          <w:color w:val="000000"/>
+          <w:sz w:val="22"/>
+          <w:szCs w:val="22"/>
+        </w:rPr>
+      </w:pPr>
+      <w:r>
+        <w:rPr>
+          <w:rFonts w:ascii="CMU Serif Roman" w:hAnsi="CMU Serif Roman" w:cs="CMU Serif Roman"/>
+          <w:b/>
+          <w:bCs/>
+          <w:color w:val="000000"/>
+          <w:sz w:val="22"/>
+          <w:szCs w:val="22"/>
+        </w:rPr>
+        <w:t xml:space="preserve">4.1 </w:t>
+      </w:r>
+      <w:r>
+        <w:rPr>
+          <w:rFonts w:ascii="CMU Serif Roman" w:hAnsi="CMU Serif Roman" w:cs="CMU Serif Roman"/>
+          <w:b/>
+          <w:bCs/>
+          <w:color w:val="000000"/>
+          <w:sz w:val="22"/>
+          <w:szCs w:val="22"/>
+        </w:rPr>
+        <w:t>Design Assumptions</w:t>
+      </w:r>
+    </w:p>
+    <w:p>
+      <w:pPr>
+        <w:spacing w:before="100" w:beforeAutospacing="1" w:after="100" w:afterAutospacing="1"/>
+        <w:jc w:val="thaiDistribute"/>
+        <w:rPr>
+          <w:rFonts w:ascii="CMU Serif Roman" w:hAnsi="CMU Serif Roman" w:cs="CMU Serif Roman"/>
+          <w:color w:val="000000"/>
+          <w:sz w:val="22"/>
+          <w:szCs w:val="22"/>
+        </w:rPr>
+      </w:pPr>
+      <w:r>
+        <w:rPr>
+          <w:rFonts w:ascii="CMU Serif Roman" w:hAnsi="CMU Serif Roman" w:cs="CMU Serif Roman"/>
+          <w:color w:val="000000"/>
+          <w:sz w:val="22"/>
+          <w:szCs w:val="22"/>
+        </w:rPr>
+        <w:t>The following assumptions have been established to define the operational boundaries of the system and to guide all subsequent design and development decisions.</w:t>
+      </w:r>
+    </w:p>
+    <w:p>
+      <w:pPr>
+        <w:spacing w:before="100" w:beforeAutospacing="1" w:after="100" w:afterAutospacing="1"/>
+        <w:jc w:val="thaiDistribute"/>
+        <w:rPr>
+          <w:rFonts w:ascii="CMU Serif Roman" w:hAnsi="CMU Serif Roman" w:cs="CMU Serif Roman"/>
+          <w:color w:val="000000"/>
+          <w:sz w:val="22"/>
+          <w:szCs w:val="22"/>
+        </w:rPr>
+      </w:pPr>
+      <w:r>
+        <w:rPr>
+          <w:rFonts w:ascii="CMU Serif Roman" w:hAnsi="CMU Serif Roman" w:cs="CMU Serif Roman"/>
+          <w:b/>
+          <w:bCs/>
+          <w:color w:val="000000"/>
+          <w:sz w:val="22"/>
+          <w:szCs w:val="22"/>
+        </w:rPr>
+        <w:t>4.1.</w:t>
+      </w:r>
+      <w:r>
+        <w:rPr>
+          <w:rFonts w:ascii="CMU Serif Roman" w:hAnsi="CMU Serif Roman" w:cs="CMU Serif Roman"/>
+          <w:b/>
+          <w:bCs/>
+          <w:color w:val="000000"/>
+          <w:sz w:val="22"/>
+          <w:szCs w:val="22"/>
+        </w:rPr>
+        <w:t>1</w:t>
+      </w:r>
+      <w:r>
+        <w:rPr>
+          <w:rFonts w:ascii="CMU Serif Roman" w:hAnsi="CMU Serif Roman" w:cs="CMU Serif Roman"/>
+          <w:color w:val="000000"/>
+          <w:sz w:val="22"/>
+          <w:szCs w:val="22"/>
+        </w:rPr>
+        <w:t xml:space="preserve"> —</w:t>
+      </w:r>
+      <w:r>
+        <w:rPr>
+          <w:rFonts w:ascii="CMU Serif Roman" w:hAnsi="CMU Serif Roman" w:cs="CMU Serif Roman"/>
+          <w:color w:val="000000"/>
+          <w:sz w:val="22"/>
+          <w:szCs w:val="22"/>
+        </w:rPr>
+        <w:t xml:space="preserve"> </w:t>
+      </w:r>
+      <w:r>
+        <w:rPr>
+          <w:rFonts w:ascii="CMU Serif Roman" w:hAnsi="CMU Serif Roman" w:cs="CMU Serif Roman"/>
+          <w:color w:val="000000"/>
+          <w:sz w:val="22"/>
+          <w:szCs w:val="22"/>
+        </w:rPr>
+        <w:t>Single Pet per Booking Record Each booking record is associated with one pet only. In cases where a single owner wishes to board multiple pets simultaneously, the system shall generate separate and independent booking records for each individual pet.</w:t>
+      </w:r>
+    </w:p>
+    <w:p>
+      <w:pPr>
+        <w:spacing w:before="100" w:beforeAutospacing="1" w:after="100" w:afterAutospacing="1"/>
+        <w:jc w:val="thaiDistribute"/>
+        <w:rPr>
+          <w:rFonts w:ascii="CMU Serif Roman" w:hAnsi="CMU Serif Roman" w:cs="CMU Serif Roman"/>
+          <w:color w:val="000000"/>
+          <w:sz w:val="22"/>
+          <w:szCs w:val="22"/>
+        </w:rPr>
+      </w:pPr>
+      <w:r>
+        <w:rPr>
+          <w:rFonts w:ascii="CMU Serif Roman" w:hAnsi="CMU Serif Roman" w:cs="CMU Serif Roman"/>
+          <w:b/>
+          <w:bCs/>
+          <w:color w:val="000000"/>
+          <w:sz w:val="22"/>
+          <w:szCs w:val="22"/>
+        </w:rPr>
+        <w:t>4.1.</w:t>
+      </w:r>
+      <w:r>
+        <w:rPr>
+          <w:rFonts w:ascii="CMU Serif Roman" w:hAnsi="CMU Serif Roman" w:cs="CMU Serif Roman"/>
+          <w:b/>
+          <w:bCs/>
+          <w:color w:val="000000"/>
+          <w:sz w:val="22"/>
+          <w:szCs w:val="22"/>
+        </w:rPr>
+        <w:t>2</w:t>
+      </w:r>
+      <w:r>
+        <w:rPr>
+          <w:rFonts w:ascii="CMU Serif Roman" w:hAnsi="CMU Serif Roman" w:cs="CMU Serif Roman"/>
+          <w:color w:val="000000"/>
+          <w:sz w:val="22"/>
+          <w:szCs w:val="22"/>
+        </w:rPr>
+        <w:t xml:space="preserve"> — Daily-Level Room Availability Management Room availability is managed at the granularity of a full calendar day. The system does not support hourly or time-slot-based booking. Check-in and check-out are processed on a per-day basis.</w:t>
+      </w:r>
+    </w:p>
+    <w:p>
+      <w:pPr>
+        <w:spacing w:before="100" w:beforeAutospacing="1" w:after="100" w:afterAutospacing="1"/>
+        <w:jc w:val="thaiDistribute"/>
+        <w:rPr>
+          <w:rFonts w:ascii="CMU Serif Roman" w:hAnsi="CMU Serif Roman" w:cs="CMU Serif Roman"/>
+          <w:color w:val="000000"/>
+          <w:sz w:val="22"/>
+          <w:szCs w:val="22"/>
+        </w:rPr>
+      </w:pPr>
+      <w:r>
+        <w:rPr>
+          <w:rFonts w:ascii="CMU Serif Roman" w:hAnsi="CMU Serif Roman" w:cs="CMU Serif Roman"/>
+          <w:b/>
+          <w:bCs/>
+          <w:color w:val="000000"/>
+          <w:sz w:val="22"/>
+          <w:szCs w:val="22"/>
+        </w:rPr>
+        <w:t>4.1.</w:t>
+      </w:r>
+      <w:r>
+        <w:rPr>
+          <w:rFonts w:ascii="CMU Serif Roman" w:hAnsi="CMU Serif Roman" w:cs="CMU Serif Roman"/>
+          <w:b/>
+          <w:bCs/>
+          <w:color w:val="000000"/>
+          <w:sz w:val="22"/>
+          <w:szCs w:val="22"/>
+        </w:rPr>
+        <w:t xml:space="preserve">3 </w:t>
+      </w:r>
+      <w:r>
+        <w:rPr>
+          <w:rFonts w:ascii="CMU Serif Roman" w:hAnsi="CMU Serif Roman" w:cs="CMU Serif Roman"/>
+          <w:color w:val="000000"/>
+          <w:sz w:val="22"/>
+          <w:szCs w:val="22"/>
+        </w:rPr>
+        <w:t>— Internal Staff Access Only In the initial release phase, system access is restricted exclusively to internal staff, including receptionists, pet caretakers, general staff, managers, and the business owner. Customer-facing login and self-service functionalities are not included within the current project scope and are designated for a future development phase.</w:t>
+      </w:r>
+    </w:p>
+    <w:p>
+      <w:pPr>
+        <w:spacing w:before="100" w:beforeAutospacing="1" w:after="100" w:afterAutospacing="1"/>
+        <w:jc w:val="thaiDistribute"/>
+        <w:rPr>
+          <w:rFonts w:ascii="CMU Serif Roman" w:hAnsi="CMU Serif Roman" w:cs="CMU Serif Roman"/>
+          <w:color w:val="000000"/>
+          <w:sz w:val="22"/>
+          <w:szCs w:val="22"/>
+        </w:rPr>
+      </w:pPr>
+      <w:r>
+        <w:rPr>
+          <w:rFonts w:ascii="CMU Serif Roman" w:hAnsi="CMU Serif Roman" w:cs="CMU Serif Roman"/>
+          <w:b/>
+          <w:bCs/>
+          <w:color w:val="000000"/>
+          <w:sz w:val="22"/>
+          <w:szCs w:val="22"/>
+        </w:rPr>
+        <w:t>4.1.</w:t>
+      </w:r>
+      <w:r>
+        <w:rPr>
+          <w:rFonts w:ascii="CMU Serif Roman" w:hAnsi="CMU Serif Roman" w:cs="CMU Serif Roman"/>
+          <w:b/>
+          <w:bCs/>
+          <w:color w:val="000000"/>
+          <w:sz w:val="22"/>
+          <w:szCs w:val="22"/>
+        </w:rPr>
+        <w:t xml:space="preserve">4 </w:t>
+      </w:r>
+      <w:r>
+        <w:rPr>
+          <w:rFonts w:ascii="CMU Serif Roman" w:hAnsi="CMU Serif Roman" w:cs="CMU Serif Roman"/>
+          <w:color w:val="000000"/>
+          <w:sz w:val="22"/>
+          <w:szCs w:val="22"/>
+        </w:rPr>
+        <w:t>— Free-Text Medical and Vaccination Records Vaccination histories and medical information are stored as free-text notes entered manually by staff. The system does not implement a structured medical record schema in this phase. Attachment of veterinary certification documents in PDF format is supported as supplementary evidence.</w:t>
+      </w:r>
+    </w:p>
+    <w:p>
+      <w:pPr>
+        <w:spacing w:before="100" w:beforeAutospacing="1" w:after="100" w:afterAutospacing="1"/>
+        <w:jc w:val="thaiDistribute"/>
+        <w:rPr>
+          <w:rFonts w:ascii="CMU Serif Roman" w:hAnsi="CMU Serif Roman" w:cs="CMU Serif Roman"/>
+          <w:color w:val="000000"/>
+          <w:sz w:val="22"/>
+          <w:szCs w:val="22"/>
+        </w:rPr>
+      </w:pPr>
+      <w:r>
+        <w:rPr>
+          <w:rFonts w:ascii="CMU Serif Roman" w:hAnsi="CMU Serif Roman" w:cs="CMU Serif Roman"/>
+          <w:b/>
+          <w:bCs/>
+          <w:color w:val="000000"/>
+          <w:sz w:val="22"/>
+          <w:szCs w:val="22"/>
+        </w:rPr>
+        <w:t>4.1.</w:t>
+      </w:r>
+      <w:r>
+        <w:rPr>
+          <w:rFonts w:ascii="CMU Serif Roman" w:hAnsi="CMU Serif Roman" w:cs="CMU Serif Roman"/>
+          <w:b/>
+          <w:bCs/>
+          <w:color w:val="000000"/>
+          <w:sz w:val="22"/>
+          <w:szCs w:val="22"/>
+        </w:rPr>
+        <w:t>5</w:t>
+      </w:r>
+      <w:r>
+        <w:rPr>
+          <w:rFonts w:ascii="CMU Serif Roman" w:hAnsi="CMU Serif Roman" w:cs="CMU Serif Roman"/>
+          <w:color w:val="000000"/>
+          <w:sz w:val="22"/>
+          <w:szCs w:val="22"/>
+        </w:rPr>
+        <w:t xml:space="preserve"> — External Payment Processing The system does not integrate with any payment gateway or financial processing service. All monetary transactions are handled through external means (e.g., cash, QR PromptPay, credit card terminal). The system records only the payment status (Paid / Unpaid) and the payment method for billing and reporting purposes.</w:t>
+      </w:r>
+    </w:p>
+    <w:p>
+      <w:pPr>
+        <w:spacing w:before="100" w:beforeAutospacing="1" w:after="100" w:afterAutospacing="1"/>
+        <w:jc w:val="thaiDistribute"/>
+        <w:rPr>
+          <w:rFonts w:ascii="CMU Serif Roman" w:hAnsi="CMU Serif Roman" w:cs="CMU Serif Roman"/>
+          <w:color w:val="000000"/>
+          <w:sz w:val="22"/>
+          <w:szCs w:val="22"/>
+        </w:rPr>
+      </w:pPr>
+      <w:r>
+        <w:rPr>
+          <w:rFonts w:ascii="CMU Serif Roman" w:hAnsi="CMU Serif Roman" w:cs="CMU Serif Roman"/>
+          <w:b/>
+          <w:bCs/>
+          <w:color w:val="000000"/>
+          <w:sz w:val="22"/>
+          <w:szCs w:val="22"/>
+        </w:rPr>
+        <w:t>4.1.</w:t>
+      </w:r>
+      <w:r>
+        <w:rPr>
+          <w:rFonts w:ascii="CMU Serif Roman" w:hAnsi="CMU Serif Roman" w:cs="CMU Serif Roman"/>
+          <w:b/>
+          <w:bCs/>
+          <w:color w:val="000000"/>
+          <w:sz w:val="22"/>
+          <w:szCs w:val="22"/>
+        </w:rPr>
+        <w:t xml:space="preserve">6 </w:t>
+      </w:r>
+      <w:r>
+        <w:rPr>
+          <w:rFonts w:ascii="CMU Serif Roman" w:hAnsi="CMU Serif Roman" w:cs="CMU Serif Roman"/>
+          <w:color w:val="000000"/>
+          <w:sz w:val="22"/>
+          <w:szCs w:val="22"/>
+        </w:rPr>
+        <w:t>— Fixed Room Rate at Time of Booking The total room charge is calculated and locked at the time of booking confirmation based on the room's base rate at that moment. Subsequent modifications to the room's base rate shall not retroactively affect any previously confirmed booking records.</w:t>
+      </w:r>
+    </w:p>
+    <w:p>
+      <w:pPr>
+        <w:spacing w:before="100" w:beforeAutospacing="1" w:after="100" w:afterAutospacing="1"/>
+        <w:jc w:val="thaiDistribute"/>
+        <w:rPr>
+          <w:rFonts w:ascii="CMU Serif Roman" w:hAnsi="CMU Serif Roman" w:cs="CMU Serif Roman"/>
+          <w:b/>
+          <w:bCs/>
+          <w:color w:val="000000"/>
+          <w:sz w:val="22"/>
+          <w:szCs w:val="22"/>
+        </w:rPr>
+      </w:pPr>
+      <w:r>
+        <w:rPr>
+          <w:rFonts w:ascii="CMU Serif Roman" w:hAnsi="CMU Serif Roman" w:cs="CMU Serif Roman"/>
+          <w:b/>
+          <w:bCs/>
+          <w:color w:val="000000"/>
+          <w:sz w:val="22"/>
+          <w:szCs w:val="22"/>
+        </w:rPr>
+        <w:t>4.2 Expected Challenges and Limitations</w:t>
+      </w:r>
+    </w:p>
+    <w:p>
+      <w:pPr>
+        <w:spacing w:before="100" w:beforeAutospacing="1" w:after="100" w:afterAutospacing="1"/>
+        <w:jc w:val="thaiDistribute"/>
+        <w:rPr>
+          <w:rFonts w:ascii="CMU Serif Roman" w:hAnsi="CMU Serif Roman" w:cs="CMU Serif Roman"/>
+          <w:color w:val="000000"/>
+          <w:sz w:val="22"/>
+          <w:szCs w:val="22"/>
+        </w:rPr>
+      </w:pPr>
+      <w:r>
+        <w:rPr>
+          <w:rFonts w:ascii="CMU Serif Roman" w:hAnsi="CMU Serif Roman" w:cs="CMU Serif Roman"/>
+          <w:b/>
+          <w:bCs/>
+          <w:color w:val="000000"/>
+          <w:sz w:val="22"/>
+          <w:szCs w:val="22"/>
+        </w:rPr>
+        <w:t>4.2.</w:t>
+      </w:r>
+      <w:r>
+        <w:rPr>
+          <w:rFonts w:ascii="CMU Serif Roman" w:hAnsi="CMU Serif Roman" w:cs="CMU Serif Roman"/>
+          <w:b/>
+          <w:bCs/>
+          <w:color w:val="000000"/>
+          <w:sz w:val="22"/>
+          <w:szCs w:val="22"/>
+        </w:rPr>
+        <w:t xml:space="preserve">1 </w:t>
+      </w:r>
+      <w:r>
+        <w:rPr>
+          <w:rFonts w:ascii="CMU Serif Roman" w:hAnsi="CMU Serif Roman" w:cs="CMU Serif Roman"/>
+          <w:color w:val="000000"/>
+          <w:sz w:val="22"/>
+          <w:szCs w:val="22"/>
+        </w:rPr>
+        <w:t>— Concurrent Booking Conflicts and Race Conditions When two or more staff members attempt to reserve the same room for an overlapping date range simultaneously, the system is susceptible to double-booking errors. This challenge requires the implementation of transaction-level locking mechanisms within the PostgreSQL database — specifically, the use of SELECT FOR UPDATE or serializable transaction isolation — to ensure that room availability checks and reservation insertions are executed as atomic operations.</w:t>
+      </w:r>
+    </w:p>
+    <w:p>
+      <w:pPr>
+        <w:spacing w:before="100" w:beforeAutospacing="1" w:after="100" w:afterAutospacing="1"/>
+        <w:jc w:val="thaiDistribute"/>
+        <w:rPr>
+          <w:rFonts w:ascii="CMU Serif Roman" w:hAnsi="CMU Serif Roman" w:cs="CMU Serif Roman"/>
+          <w:color w:val="000000"/>
+          <w:sz w:val="22"/>
+          <w:szCs w:val="22"/>
+        </w:rPr>
+      </w:pPr>
+      <w:r>
+        <w:rPr>
+          <w:rFonts w:ascii="CMU Serif Roman" w:hAnsi="CMU Serif Roman" w:cs="CMU Serif Roman"/>
+          <w:b/>
+          <w:bCs/>
+          <w:color w:val="000000"/>
+          <w:sz w:val="22"/>
+          <w:szCs w:val="22"/>
+        </w:rPr>
+        <w:lastRenderedPageBreak/>
+        <w:t>4.2.</w:t>
+      </w:r>
+      <w:r>
+        <w:rPr>
+          <w:rFonts w:ascii="CMU Serif Roman" w:hAnsi="CMU Serif Roman" w:cs="CMU Serif Roman"/>
+          <w:b/>
+          <w:bCs/>
+          <w:color w:val="000000"/>
+          <w:sz w:val="22"/>
+          <w:szCs w:val="22"/>
+        </w:rPr>
+        <w:t xml:space="preserve">2 </w:t>
+      </w:r>
+      <w:r>
+        <w:rPr>
+          <w:rFonts w:ascii="CMU Serif Roman" w:hAnsi="CMU Serif Roman" w:cs="CMU Serif Roman"/>
+          <w:color w:val="000000"/>
+          <w:sz w:val="22"/>
+          <w:szCs w:val="22"/>
+        </w:rPr>
+        <w:t>— Data Completeness and Input Quality Pet medical histories, vaccination records, feeding preferences, and behavioral notes are entered manually by staff. Inconsistent or incomplete data entry represents a persistent risk to data quality. While the system enforces required fields and basic validation rules, these measures cannot fully guarantee the accuracy or completeness of free-text inputs. Staff training and standardized data entry protocols will be essential to mitigating this limitation.</w:t>
+      </w:r>
+    </w:p>
+    <w:p>
+      <w:pPr>
+        <w:spacing w:before="100" w:beforeAutospacing="1" w:after="100" w:afterAutospacing="1"/>
+        <w:jc w:val="thaiDistribute"/>
+        <w:rPr>
+          <w:rFonts w:ascii="CMU Serif Roman" w:hAnsi="CMU Serif Roman" w:cs="CMU Serif Roman"/>
+          <w:color w:val="000000"/>
+          <w:sz w:val="22"/>
+          <w:szCs w:val="22"/>
+        </w:rPr>
+      </w:pPr>
+      <w:r>
+        <w:rPr>
+          <w:rFonts w:ascii="CMU Serif Roman" w:hAnsi="CMU Serif Roman" w:cs="CMU Serif Roman"/>
+          <w:b/>
+          <w:bCs/>
+          <w:color w:val="000000"/>
+          <w:sz w:val="22"/>
+          <w:szCs w:val="22"/>
+        </w:rPr>
+        <w:t>4.2.</w:t>
+      </w:r>
+      <w:r>
+        <w:rPr>
+          <w:rFonts w:ascii="CMU Serif Roman" w:hAnsi="CMU Serif Roman" w:cs="CMU Serif Roman"/>
+          <w:b/>
+          <w:bCs/>
+          <w:color w:val="000000"/>
+          <w:sz w:val="22"/>
+          <w:szCs w:val="22"/>
+        </w:rPr>
+        <w:t xml:space="preserve">3 </w:t>
+      </w:r>
+      <w:r>
+        <w:rPr>
+          <w:rFonts w:ascii="CMU Serif Roman" w:hAnsi="CMU Serif Roman" w:cs="CMU Serif Roman"/>
+          <w:color w:val="000000"/>
+          <w:sz w:val="22"/>
+          <w:szCs w:val="22"/>
+        </w:rPr>
+        <w:t>— Scope Creep and Feature Boundary Management Several features were discussed informally during the requirements gathering phase, including customer-facing online booking, automated SMS and email reminder notifications, LINE integration, and a customer loyalty rewards program. These features carry significant implementation complexity and are explicitly excluded from the current release scope. Without clearly defined boundaries, incremental feature additions risk destabilizing the project timeline and compromising the quality of core deliverables.</w:t>
+      </w:r>
+    </w:p>
+    <w:p>
+      <w:pPr>
+        <w:spacing w:before="100" w:beforeAutospacing="1" w:after="100" w:afterAutospacing="1"/>
+        <w:jc w:val="thaiDistribute"/>
+        <w:rPr>
+          <w:rFonts w:ascii="CMU Serif Roman" w:hAnsi="CMU Serif Roman" w:cs="CMU Serif Roman"/>
+          <w:color w:val="000000"/>
+          <w:sz w:val="22"/>
+          <w:szCs w:val="22"/>
+        </w:rPr>
+      </w:pPr>
+      <w:r>
+        <w:rPr>
+          <w:rFonts w:ascii="CMU Serif Roman" w:hAnsi="CMU Serif Roman" w:cs="CMU Serif Roman"/>
+          <w:b/>
+          <w:bCs/>
+          <w:color w:val="000000"/>
+          <w:sz w:val="22"/>
+          <w:szCs w:val="22"/>
+        </w:rPr>
+        <w:t>4.2.4</w:t>
+      </w:r>
+      <w:r>
+        <w:rPr>
+          <w:rFonts w:ascii="CMU Serif Roman" w:hAnsi="CMU Serif Roman" w:cs="CMU Serif Roman"/>
+          <w:b/>
+          <w:bCs/>
+          <w:color w:val="000000"/>
+          <w:sz w:val="22"/>
+          <w:szCs w:val="22"/>
+        </w:rPr>
+        <w:t xml:space="preserve"> </w:t>
+      </w:r>
+      <w:r>
+        <w:rPr>
+          <w:rFonts w:ascii="CMU Serif Roman" w:hAnsi="CMU Serif Roman" w:cs="CMU Serif Roman"/>
+          <w:color w:val="000000"/>
+          <w:sz w:val="22"/>
+          <w:szCs w:val="22"/>
+        </w:rPr>
+        <w:t>— Notification Delivery Reliability The system relies on external notification channels — particularly LINE — for dispatching daily care report updates, booking confirmations, and reminder alerts to pet owners. Delivery reliability is subject to third-party service availability and network conditions, which fall outside the system's direct control. Failures in notification delivery may affect customer satisfaction and trust in system responsiveness.</w:t>
+      </w:r>
+    </w:p>
+    <w:p>
+      <w:pPr>
+        <w:spacing w:after="160" w:line="278" w:lineRule="auto"/>
+        <w:rPr>
+          <w:rFonts w:ascii="CMU Serif Roman" w:hAnsi="CMU Serif Roman" w:cs="CMU Serif Roman"/>
+          <w:color w:val="000000"/>
+          <w:sz w:val="22"/>
+          <w:szCs w:val="22"/>
+        </w:rPr>
+      </w:pPr>
+      <w:r>
+        <w:rPr>
+          <w:rFonts w:ascii="CMU Serif Roman" w:hAnsi="CMU Serif Roman" w:cs="CMU Serif Roman"/>
+          <w:color w:val="000000"/>
+          <w:sz w:val="22"/>
+          <w:szCs w:val="22"/>
+        </w:rPr>
+        <w:br w:type="page"/>
+      </w:r>
+    </w:p>
+    <w:p>
+      <w:pPr>
+        <w:spacing w:before="100" w:beforeAutospacing="1" w:after="100" w:afterAutospacing="1"/>
+        <w:jc w:val="thaiDistribute"/>
+        <w:rPr>
+          <w:rFonts w:ascii="CMU Serif Roman" w:hAnsi="CMU Serif Roman" w:cs="CMU Serif Roman"/>
+          <w:b/>
+          <w:bCs/>
+          <w:color w:val="000000"/>
+          <w:sz w:val="22"/>
+          <w:szCs w:val="22"/>
+        </w:rPr>
+      </w:pPr>
+    </w:p>
+    <w:p>
+      <w:pPr>
+        <w:spacing w:before="100" w:beforeAutospacing="1" w:after="100" w:afterAutospacing="1"/>
+        <w:jc w:val="thaiDistribute"/>
+        <w:rPr>
+          <w:rFonts w:ascii="CMU Serif Roman" w:hAnsi="CMU Serif Roman" w:cs="CMU Serif Roman"/>
+          <w:b/>
+          <w:bCs/>
+          <w:color w:val="000000"/>
+          <w:sz w:val="22"/>
+          <w:szCs w:val="22"/>
+        </w:rPr>
+      </w:pPr>
+    </w:p>
+    <w:p>
+      <w:pPr>
+        <w:spacing w:before="100" w:beforeAutospacing="1" w:after="100" w:afterAutospacing="1"/>
+        <w:jc w:val="thaiDistribute"/>
+        <w:rPr>
+          <w:rFonts w:ascii="CMU Serif Roman" w:hAnsi="CMU Serif Roman" w:cs="CMU Serif Roman"/>
+          <w:b/>
+          <w:bCs/>
+          <w:color w:val="000000"/>
+          <w:sz w:val="22"/>
+          <w:szCs w:val="22"/>
+        </w:rPr>
+      </w:pPr>
+    </w:p>
+    <w:p>
+      <w:pPr>
+        <w:jc w:val="thaiDistribute"/>
+        <w:outlineLvl w:val="2"/>
+        <w:rPr>
+          <w:rFonts w:ascii="CMU Serif Roman" w:hAnsi="CMU Serif Roman" w:cs="CMU Serif Roman"/>
+          <w:b/>
+          <w:bCs/>
+          <w:color w:val="000000"/>
+        </w:rPr>
+      </w:pPr>
+    </w:p>
+    <w:p>
+      <w:pPr>
+        <w:jc w:val="thaiDistribute"/>
+        <w:outlineLvl w:val="2"/>
+        <w:rPr>
+          <w:rFonts w:ascii="CMU Serif Roman" w:hAnsi="CMU Serif Roman" w:cs="CMU Serif Roman"/>
+          <w:b/>
+          <w:bCs/>
+          <w:color w:val="000000"/>
+        </w:rPr>
+      </w:pPr>
     </w:p>
     <w:sectPr>
       <w:headerReference w:type="default" r:id="rId8"/>
@@ -26089,7 +26869,6 @@
   <w:style w:type="character" w:default="1" w:styleId="DefaultParagraphFont">
     <w:name w:val="Default Paragraph Font"/>
     <w:uiPriority w:val="1"/>
-    <w:semiHidden/>
     <w:unhideWhenUsed/>
   </w:style>
   <w:style w:type="table" w:default="1" w:styleId="TableNormal">
